--- a/docs/Report-2_Project Management Plan.docx
+++ b/docs/Report-2_Project Management Plan.docx
@@ -23,12 +23,12 @@
           <wp:inline distB="0" distT="0" distL="0" distR="0">
             <wp:extent cx="2707537" cy="832092"/>
             <wp:effectExtent b="0" l="0" r="0" t="0"/>
-            <wp:docPr id="9" name="image1.png"/>
+            <wp:docPr id="9" name="image2.png"/>
             <a:graphic>
               <a:graphicData uri="http://schemas.openxmlformats.org/drawingml/2006/picture">
                 <pic:pic>
                   <pic:nvPicPr>
-                    <pic:cNvPr id="0" name="image1.png"/>
+                    <pic:cNvPr id="0" name="image2.png"/>
                     <pic:cNvPicPr preferRelativeResize="0"/>
                   </pic:nvPicPr>
                   <pic:blipFill>
@@ -357,7 +357,6 @@
         <w:ind w:left="0" w:right="0" w:firstLine="0"/>
         <w:jc w:val="left"/>
         <w:rPr>
-          <w:rFonts w:ascii="Calibri" w:cs="Calibri" w:eastAsia="Calibri" w:hAnsi="Calibri"/>
           <w:b w:val="1"/>
           <w:bCs w:val="1"/>
           <w:i w:val="0"/>
@@ -374,7 +373,6 @@
       </w:pPr>
       <w:r>
         <w:rPr>
-          <w:rFonts w:ascii="Calibri" w:cs="Calibri" w:eastAsia="Calibri" w:hAnsi="Calibri"/>
           <w:b w:val="1"/>
           <w:bCs w:val="1"/>
           <w:i w:val="0"/>
@@ -394,7 +392,7 @@
     </w:p>
     <w:sdt>
       <w:sdtPr>
-        <w:id w:val="-1798446670"/>
+        <w:id w:val="563997127"/>
         <w:docPartObj>
           <w:docPartGallery w:val="Table of Contents"/>
           <w:docPartUnique w:val="1"/>
@@ -409,7 +407,6 @@
             </w:tabs>
             <w:spacing w:after="0" w:before="60" w:line="240" w:lineRule="auto"/>
             <w:rPr>
-              <w:rFonts w:ascii="Arial" w:cs="Arial" w:eastAsia="Arial" w:hAnsi="Arial"/>
               <w:b w:val="1"/>
               <w:bCs w:val="1"/>
               <w:i w:val="0"/>
@@ -432,9 +429,6 @@
           <w:hyperlink w:anchor="_heading=h.g9bzshs6c5ti">
             <w:r>
               <w:rPr>
-                <w:rFonts w:ascii="Calibri" w:cs="Calibri" w:eastAsia="Calibri" w:hAnsi="Calibri"/>
-                <w:b w:val="0"/>
-                <w:bCs w:val="0"/>
                 <w:i w:val="0"/>
                 <w:iCs w:val="0"/>
                 <w:smallCaps w:val="0"/>
@@ -466,7 +460,6 @@
             </w:tabs>
             <w:spacing w:after="0" w:before="60" w:line="240" w:lineRule="auto"/>
             <w:rPr>
-              <w:rFonts w:ascii="Arial" w:cs="Arial" w:eastAsia="Arial" w:hAnsi="Arial"/>
               <w:b w:val="1"/>
               <w:bCs w:val="1"/>
               <w:i w:val="0"/>
@@ -484,9 +477,6 @@
           <w:hyperlink w:anchor="_heading=h.vi9z2drxphe3">
             <w:r>
               <w:rPr>
-                <w:rFonts w:ascii="Calibri" w:cs="Calibri" w:eastAsia="Calibri" w:hAnsi="Calibri"/>
-                <w:b w:val="0"/>
-                <w:bCs w:val="0"/>
                 <w:i w:val="0"/>
                 <w:iCs w:val="0"/>
                 <w:smallCaps w:val="0"/>
@@ -519,9 +509,6 @@
             <w:spacing w:after="0" w:before="60" w:line="240" w:lineRule="auto"/>
             <w:ind w:left="360" w:firstLine="0"/>
             <w:rPr>
-              <w:rFonts w:ascii="Arial" w:cs="Arial" w:eastAsia="Arial" w:hAnsi="Arial"/>
-              <w:b w:val="0"/>
-              <w:bCs w:val="0"/>
               <w:i w:val="0"/>
               <w:iCs w:val="0"/>
               <w:smallCaps w:val="0"/>
@@ -537,9 +524,6 @@
           <w:hyperlink w:anchor="_heading=h.c7a54k8jznqw">
             <w:r>
               <w:rPr>
-                <w:rFonts w:ascii="Calibri" w:cs="Calibri" w:eastAsia="Calibri" w:hAnsi="Calibri"/>
-                <w:b w:val="0"/>
-                <w:bCs w:val="0"/>
                 <w:i w:val="0"/>
                 <w:iCs w:val="0"/>
                 <w:smallCaps w:val="0"/>
@@ -572,9 +556,6 @@
             <w:spacing w:after="0" w:before="60" w:line="240" w:lineRule="auto"/>
             <w:ind w:left="360" w:firstLine="0"/>
             <w:rPr>
-              <w:rFonts w:ascii="Arial" w:cs="Arial" w:eastAsia="Arial" w:hAnsi="Arial"/>
-              <w:b w:val="0"/>
-              <w:bCs w:val="0"/>
               <w:i w:val="0"/>
               <w:iCs w:val="0"/>
               <w:smallCaps w:val="0"/>
@@ -590,9 +571,6 @@
           <w:hyperlink w:anchor="_heading=h.yijq2ju1umj9">
             <w:r>
               <w:rPr>
-                <w:rFonts w:ascii="Calibri" w:cs="Calibri" w:eastAsia="Calibri" w:hAnsi="Calibri"/>
-                <w:b w:val="0"/>
-                <w:bCs w:val="0"/>
                 <w:i w:val="0"/>
                 <w:iCs w:val="0"/>
                 <w:smallCaps w:val="0"/>
@@ -625,9 +603,6 @@
             <w:spacing w:after="0" w:before="60" w:line="240" w:lineRule="auto"/>
             <w:ind w:left="360" w:firstLine="0"/>
             <w:rPr>
-              <w:rFonts w:ascii="Arial" w:cs="Arial" w:eastAsia="Arial" w:hAnsi="Arial"/>
-              <w:b w:val="0"/>
-              <w:bCs w:val="0"/>
               <w:i w:val="0"/>
               <w:iCs w:val="0"/>
               <w:smallCaps w:val="0"/>
@@ -643,9 +618,6 @@
           <w:hyperlink w:anchor="_heading=h.g1qglqyr5dlu">
             <w:r>
               <w:rPr>
-                <w:rFonts w:ascii="Calibri" w:cs="Calibri" w:eastAsia="Calibri" w:hAnsi="Calibri"/>
-                <w:b w:val="0"/>
-                <w:bCs w:val="0"/>
                 <w:i w:val="0"/>
                 <w:iCs w:val="0"/>
                 <w:smallCaps w:val="0"/>
@@ -678,9 +650,6 @@
             <w:spacing w:after="0" w:before="60" w:line="240" w:lineRule="auto"/>
             <w:ind w:left="360" w:firstLine="0"/>
             <w:rPr>
-              <w:rFonts w:ascii="Arial" w:cs="Arial" w:eastAsia="Arial" w:hAnsi="Arial"/>
-              <w:b w:val="0"/>
-              <w:bCs w:val="0"/>
               <w:i w:val="0"/>
               <w:iCs w:val="0"/>
               <w:smallCaps w:val="0"/>
@@ -696,9 +665,6 @@
           <w:hyperlink w:anchor="_heading=h.95f71ygna3ph">
             <w:r>
               <w:rPr>
-                <w:rFonts w:ascii="Calibri" w:cs="Calibri" w:eastAsia="Calibri" w:hAnsi="Calibri"/>
-                <w:b w:val="0"/>
-                <w:bCs w:val="0"/>
                 <w:i w:val="0"/>
                 <w:iCs w:val="0"/>
                 <w:smallCaps w:val="0"/>
@@ -731,9 +697,6 @@
             <w:spacing w:after="0" w:before="60" w:line="240" w:lineRule="auto"/>
             <w:ind w:left="360" w:firstLine="0"/>
             <w:rPr>
-              <w:rFonts w:ascii="Arial" w:cs="Arial" w:eastAsia="Arial" w:hAnsi="Arial"/>
-              <w:b w:val="0"/>
-              <w:bCs w:val="0"/>
               <w:i w:val="0"/>
               <w:iCs w:val="0"/>
               <w:smallCaps w:val="0"/>
@@ -749,9 +712,6 @@
           <w:hyperlink w:anchor="_heading=h.hyqiazl4au59">
             <w:r>
               <w:rPr>
-                <w:rFonts w:ascii="Calibri" w:cs="Calibri" w:eastAsia="Calibri" w:hAnsi="Calibri"/>
-                <w:b w:val="0"/>
-                <w:bCs w:val="0"/>
                 <w:i w:val="0"/>
                 <w:iCs w:val="0"/>
                 <w:smallCaps w:val="0"/>
@@ -784,9 +744,6 @@
             <w:spacing w:after="0" w:before="60" w:line="240" w:lineRule="auto"/>
             <w:ind w:left="360" w:firstLine="0"/>
             <w:rPr>
-              <w:rFonts w:ascii="Arial" w:cs="Arial" w:eastAsia="Arial" w:hAnsi="Arial"/>
-              <w:b w:val="0"/>
-              <w:bCs w:val="0"/>
               <w:i w:val="0"/>
               <w:iCs w:val="0"/>
               <w:smallCaps w:val="0"/>
@@ -802,9 +759,6 @@
           <w:hyperlink w:anchor="_heading=h.asimmvxs8vvc">
             <w:r>
               <w:rPr>
-                <w:rFonts w:ascii="Calibri" w:cs="Calibri" w:eastAsia="Calibri" w:hAnsi="Calibri"/>
-                <w:b w:val="0"/>
-                <w:bCs w:val="0"/>
                 <w:i w:val="0"/>
                 <w:iCs w:val="0"/>
                 <w:smallCaps w:val="0"/>
@@ -836,7 +790,6 @@
             </w:tabs>
             <w:spacing w:after="0" w:before="60" w:line="240" w:lineRule="auto"/>
             <w:rPr>
-              <w:rFonts w:ascii="Arial" w:cs="Arial" w:eastAsia="Arial" w:hAnsi="Arial"/>
               <w:b w:val="1"/>
               <w:bCs w:val="1"/>
               <w:i w:val="0"/>
@@ -854,9 +807,6 @@
           <w:hyperlink w:anchor="_heading=h.d0s0btcwflco">
             <w:r>
               <w:rPr>
-                <w:rFonts w:ascii="Calibri" w:cs="Calibri" w:eastAsia="Calibri" w:hAnsi="Calibri"/>
-                <w:b w:val="0"/>
-                <w:bCs w:val="0"/>
                 <w:i w:val="0"/>
                 <w:iCs w:val="0"/>
                 <w:smallCaps w:val="0"/>
@@ -889,9 +839,6 @@
             <w:spacing w:after="0" w:before="60" w:line="240" w:lineRule="auto"/>
             <w:ind w:left="360" w:firstLine="0"/>
             <w:rPr>
-              <w:rFonts w:ascii="Arial" w:cs="Arial" w:eastAsia="Arial" w:hAnsi="Arial"/>
-              <w:b w:val="0"/>
-              <w:bCs w:val="0"/>
               <w:i w:val="0"/>
               <w:iCs w:val="0"/>
               <w:smallCaps w:val="0"/>
@@ -907,9 +854,6 @@
           <w:hyperlink w:anchor="_heading=h.5vzstx8qenxo">
             <w:r>
               <w:rPr>
-                <w:rFonts w:ascii="Calibri" w:cs="Calibri" w:eastAsia="Calibri" w:hAnsi="Calibri"/>
-                <w:b w:val="0"/>
-                <w:bCs w:val="0"/>
                 <w:i w:val="0"/>
                 <w:iCs w:val="0"/>
                 <w:smallCaps w:val="0"/>
@@ -942,9 +886,6 @@
             <w:spacing w:after="0" w:before="60" w:line="240" w:lineRule="auto"/>
             <w:ind w:left="360" w:firstLine="0"/>
             <w:rPr>
-              <w:rFonts w:ascii="Arial" w:cs="Arial" w:eastAsia="Arial" w:hAnsi="Arial"/>
-              <w:b w:val="0"/>
-              <w:bCs w:val="0"/>
               <w:i w:val="0"/>
               <w:iCs w:val="0"/>
               <w:smallCaps w:val="0"/>
@@ -960,9 +901,6 @@
           <w:hyperlink w:anchor="_heading=h.21laeknyb7fi">
             <w:r>
               <w:rPr>
-                <w:rFonts w:ascii="Calibri" w:cs="Calibri" w:eastAsia="Calibri" w:hAnsi="Calibri"/>
-                <w:b w:val="0"/>
-                <w:bCs w:val="0"/>
                 <w:i w:val="0"/>
                 <w:iCs w:val="0"/>
                 <w:smallCaps w:val="0"/>
@@ -995,9 +933,6 @@
             <w:spacing w:after="0" w:before="60" w:line="240" w:lineRule="auto"/>
             <w:ind w:left="360" w:firstLine="0"/>
             <w:rPr>
-              <w:rFonts w:ascii="Arial" w:cs="Arial" w:eastAsia="Arial" w:hAnsi="Arial"/>
-              <w:b w:val="0"/>
-              <w:bCs w:val="0"/>
               <w:i w:val="0"/>
               <w:iCs w:val="0"/>
               <w:smallCaps w:val="0"/>
@@ -1013,9 +948,6 @@
           <w:hyperlink w:anchor="_heading=h.wffld5tx4s4n">
             <w:r>
               <w:rPr>
-                <w:rFonts w:ascii="Calibri" w:cs="Calibri" w:eastAsia="Calibri" w:hAnsi="Calibri"/>
-                <w:b w:val="0"/>
-                <w:bCs w:val="0"/>
                 <w:i w:val="0"/>
                 <w:iCs w:val="0"/>
                 <w:smallCaps w:val="0"/>
@@ -1048,9 +980,6 @@
             <w:spacing w:after="0" w:before="60" w:line="240" w:lineRule="auto"/>
             <w:ind w:left="360" w:firstLine="0"/>
             <w:rPr>
-              <w:rFonts w:ascii="Arial" w:cs="Arial" w:eastAsia="Arial" w:hAnsi="Arial"/>
-              <w:b w:val="0"/>
-              <w:bCs w:val="0"/>
               <w:i w:val="0"/>
               <w:iCs w:val="0"/>
               <w:smallCaps w:val="0"/>
@@ -1066,9 +995,6 @@
           <w:hyperlink w:anchor="_heading=h.fwbx1nl2wgo2">
             <w:r>
               <w:rPr>
-                <w:rFonts w:ascii="Calibri" w:cs="Calibri" w:eastAsia="Calibri" w:hAnsi="Calibri"/>
-                <w:b w:val="0"/>
-                <w:bCs w:val="0"/>
                 <w:i w:val="0"/>
                 <w:iCs w:val="0"/>
                 <w:smallCaps w:val="0"/>
@@ -1101,9 +1027,6 @@
             <w:spacing w:after="0" w:before="60" w:line="240" w:lineRule="auto"/>
             <w:ind w:left="360" w:firstLine="0"/>
             <w:rPr>
-              <w:rFonts w:ascii="Arial" w:cs="Arial" w:eastAsia="Arial" w:hAnsi="Arial"/>
-              <w:b w:val="0"/>
-              <w:bCs w:val="0"/>
               <w:i w:val="0"/>
               <w:iCs w:val="0"/>
               <w:smallCaps w:val="0"/>
@@ -1119,9 +1042,6 @@
           <w:hyperlink w:anchor="_heading=h.oi0fx3jfot0z">
             <w:r>
               <w:rPr>
-                <w:rFonts w:ascii="Calibri" w:cs="Calibri" w:eastAsia="Calibri" w:hAnsi="Calibri"/>
-                <w:b w:val="0"/>
-                <w:bCs w:val="0"/>
                 <w:i w:val="0"/>
                 <w:iCs w:val="0"/>
                 <w:smallCaps w:val="0"/>
@@ -1154,9 +1074,6 @@
             <w:spacing w:after="0" w:before="60" w:line="240" w:lineRule="auto"/>
             <w:ind w:left="360" w:firstLine="0"/>
             <w:rPr>
-              <w:rFonts w:ascii="Arial" w:cs="Arial" w:eastAsia="Arial" w:hAnsi="Arial"/>
-              <w:b w:val="0"/>
-              <w:bCs w:val="0"/>
               <w:i w:val="0"/>
               <w:iCs w:val="0"/>
               <w:smallCaps w:val="0"/>
@@ -1172,9 +1089,6 @@
           <w:hyperlink w:anchor="_heading=h.qkzvok1abg5m">
             <w:r>
               <w:rPr>
-                <w:rFonts w:ascii="Calibri" w:cs="Calibri" w:eastAsia="Calibri" w:hAnsi="Calibri"/>
-                <w:b w:val="0"/>
-                <w:bCs w:val="0"/>
                 <w:i w:val="0"/>
                 <w:iCs w:val="0"/>
                 <w:smallCaps w:val="0"/>
@@ -1207,9 +1121,6 @@
             <w:spacing w:after="0" w:before="60" w:line="240" w:lineRule="auto"/>
             <w:ind w:left="720" w:firstLine="0"/>
             <w:rPr>
-              <w:rFonts w:ascii="Arial" w:cs="Arial" w:eastAsia="Arial" w:hAnsi="Arial"/>
-              <w:b w:val="0"/>
-              <w:bCs w:val="0"/>
               <w:i w:val="0"/>
               <w:iCs w:val="0"/>
               <w:smallCaps w:val="0"/>
@@ -1225,9 +1136,6 @@
           <w:hyperlink w:anchor="_heading=h.cevp4osnfhjr">
             <w:r>
               <w:rPr>
-                <w:rFonts w:ascii="Calibri" w:cs="Calibri" w:eastAsia="Calibri" w:hAnsi="Calibri"/>
-                <w:b w:val="0"/>
-                <w:bCs w:val="0"/>
                 <w:i w:val="0"/>
                 <w:iCs w:val="0"/>
                 <w:smallCaps w:val="0"/>
@@ -1260,9 +1168,6 @@
             <w:spacing w:after="0" w:before="60" w:line="240" w:lineRule="auto"/>
             <w:ind w:left="720" w:firstLine="0"/>
             <w:rPr>
-              <w:rFonts w:ascii="Arial" w:cs="Arial" w:eastAsia="Arial" w:hAnsi="Arial"/>
-              <w:b w:val="0"/>
-              <w:bCs w:val="0"/>
               <w:i w:val="0"/>
               <w:iCs w:val="0"/>
               <w:smallCaps w:val="0"/>
@@ -1278,9 +1183,6 @@
           <w:hyperlink w:anchor="_heading=h.v505wnhqkmk5">
             <w:r>
               <w:rPr>
-                <w:rFonts w:ascii="Calibri" w:cs="Calibri" w:eastAsia="Calibri" w:hAnsi="Calibri"/>
-                <w:b w:val="0"/>
-                <w:bCs w:val="0"/>
                 <w:i w:val="0"/>
                 <w:iCs w:val="0"/>
                 <w:smallCaps w:val="0"/>
@@ -1313,9 +1215,6 @@
             <w:spacing w:after="0" w:before="60" w:line="240" w:lineRule="auto"/>
             <w:ind w:left="720" w:firstLine="0"/>
             <w:rPr>
-              <w:rFonts w:ascii="Arial" w:cs="Arial" w:eastAsia="Arial" w:hAnsi="Arial"/>
-              <w:b w:val="0"/>
-              <w:bCs w:val="0"/>
               <w:i w:val="0"/>
               <w:iCs w:val="0"/>
               <w:smallCaps w:val="0"/>
@@ -1331,9 +1230,6 @@
           <w:hyperlink w:anchor="_heading=h.mjl0guc1pdtk">
             <w:r>
               <w:rPr>
-                <w:rFonts w:ascii="Calibri" w:cs="Calibri" w:eastAsia="Calibri" w:hAnsi="Calibri"/>
-                <w:b w:val="0"/>
-                <w:bCs w:val="0"/>
                 <w:i w:val="0"/>
                 <w:iCs w:val="0"/>
                 <w:smallCaps w:val="0"/>
@@ -1365,7 +1261,6 @@
             </w:tabs>
             <w:spacing w:after="0" w:before="60" w:line="240" w:lineRule="auto"/>
             <w:rPr>
-              <w:rFonts w:ascii="Arial" w:cs="Arial" w:eastAsia="Arial" w:hAnsi="Arial"/>
               <w:b w:val="1"/>
               <w:bCs w:val="1"/>
               <w:i w:val="0"/>
@@ -1383,9 +1278,6 @@
           <w:hyperlink w:anchor="_heading=h.q2vj5nuojq0e">
             <w:r>
               <w:rPr>
-                <w:rFonts w:ascii="Calibri" w:cs="Calibri" w:eastAsia="Calibri" w:hAnsi="Calibri"/>
-                <w:b w:val="0"/>
-                <w:bCs w:val="0"/>
                 <w:i w:val="0"/>
                 <w:iCs w:val="0"/>
                 <w:smallCaps w:val="0"/>
@@ -1463,14 +1355,14 @@
         <w:tblLook w:val="0000"/>
       </w:tblPr>
       <w:tblGrid>
-        <w:gridCol w:w="1080"/>
-        <w:gridCol w:w="720"/>
+        <w:gridCol w:w="1215"/>
+        <w:gridCol w:w="585"/>
         <w:gridCol w:w="1230"/>
         <w:gridCol w:w="5775"/>
         <w:tblGridChange w:id="0">
           <w:tblGrid>
-            <w:gridCol w:w="1080"/>
-            <w:gridCol w:w="720"/>
+            <w:gridCol w:w="1215"/>
+            <w:gridCol w:w="585"/>
             <w:gridCol w:w="1230"/>
             <w:gridCol w:w="5775"/>
           </w:tblGrid>
@@ -1502,7 +1394,6 @@
               <w:ind w:left="0" w:right="0" w:firstLine="0"/>
               <w:jc w:val="center"/>
               <w:rPr>
-                <w:rFonts w:ascii="Tahoma" w:cs="Tahoma" w:eastAsia="Tahoma" w:hAnsi="Tahoma"/>
                 <w:b w:val="1"/>
                 <w:bCs w:val="1"/>
                 <w:i w:val="0"/>
@@ -1510,8 +1401,6 @@
                 <w:smallCaps w:val="0"/>
                 <w:strike w:val="0"/>
                 <w:color w:val="6e2500"/>
-                <w:sz w:val="20"/>
-                <w:szCs w:val="20"/>
                 <w:u w:val="none"/>
                 <w:shd w:fill="auto" w:val="clear"/>
                 <w:vertAlign w:val="baseline"/>
@@ -1519,7 +1408,6 @@
             </w:pPr>
             <w:r>
               <w:rPr>
-                <w:rFonts w:ascii="Tahoma" w:cs="Tahoma" w:eastAsia="Tahoma" w:hAnsi="Tahoma"/>
                 <w:b w:val="1"/>
                 <w:bCs w:val="1"/>
                 <w:i w:val="0"/>
@@ -1527,8 +1415,6 @@
                 <w:smallCaps w:val="0"/>
                 <w:strike w:val="0"/>
                 <w:color w:val="6e2500"/>
-                <w:sz w:val="20"/>
-                <w:szCs w:val="20"/>
                 <w:u w:val="none"/>
                 <w:shd w:fill="auto" w:val="clear"/>
                 <w:vertAlign w:val="baseline"/>
@@ -1559,7 +1445,6 @@
               <w:ind w:left="0" w:right="0" w:firstLine="0"/>
               <w:jc w:val="center"/>
               <w:rPr>
-                <w:rFonts w:ascii="Tahoma" w:cs="Tahoma" w:eastAsia="Tahoma" w:hAnsi="Tahoma"/>
                 <w:b w:val="1"/>
                 <w:bCs w:val="1"/>
                 <w:i w:val="0"/>
@@ -1567,8 +1452,6 @@
                 <w:smallCaps w:val="0"/>
                 <w:strike w:val="0"/>
                 <w:color w:val="6e2500"/>
-                <w:sz w:val="20"/>
-                <w:szCs w:val="20"/>
                 <w:u w:val="none"/>
                 <w:shd w:fill="auto" w:val="clear"/>
                 <w:vertAlign w:val="baseline"/>
@@ -1576,7 +1459,6 @@
             </w:pPr>
             <w:r>
               <w:rPr>
-                <w:rFonts w:ascii="Tahoma" w:cs="Tahoma" w:eastAsia="Tahoma" w:hAnsi="Tahoma"/>
                 <w:b w:val="1"/>
                 <w:bCs w:val="1"/>
                 <w:i w:val="0"/>
@@ -1584,8 +1466,6 @@
                 <w:smallCaps w:val="0"/>
                 <w:strike w:val="0"/>
                 <w:color w:val="6e2500"/>
-                <w:sz w:val="20"/>
-                <w:szCs w:val="20"/>
                 <w:u w:val="none"/>
                 <w:shd w:fill="auto" w:val="clear"/>
                 <w:vertAlign w:val="baseline"/>
@@ -1618,7 +1498,6 @@
               <w:ind w:left="0" w:right="0" w:firstLine="0"/>
               <w:jc w:val="center"/>
               <w:rPr>
-                <w:rFonts w:ascii="Tahoma" w:cs="Tahoma" w:eastAsia="Tahoma" w:hAnsi="Tahoma"/>
                 <w:b w:val="1"/>
                 <w:bCs w:val="1"/>
                 <w:i w:val="0"/>
@@ -1626,8 +1505,6 @@
                 <w:smallCaps w:val="0"/>
                 <w:strike w:val="0"/>
                 <w:color w:val="6e2500"/>
-                <w:sz w:val="20"/>
-                <w:szCs w:val="20"/>
                 <w:u w:val="none"/>
                 <w:shd w:fill="auto" w:val="clear"/>
                 <w:vertAlign w:val="baseline"/>
@@ -1635,7 +1512,6 @@
             </w:pPr>
             <w:r>
               <w:rPr>
-                <w:rFonts w:ascii="Tahoma" w:cs="Tahoma" w:eastAsia="Tahoma" w:hAnsi="Tahoma"/>
                 <w:b w:val="1"/>
                 <w:bCs w:val="1"/>
                 <w:i w:val="0"/>
@@ -1643,8 +1519,6 @@
                 <w:smallCaps w:val="0"/>
                 <w:strike w:val="0"/>
                 <w:color w:val="6e2500"/>
-                <w:sz w:val="20"/>
-                <w:szCs w:val="20"/>
                 <w:u w:val="none"/>
                 <w:shd w:fill="auto" w:val="clear"/>
                 <w:vertAlign w:val="baseline"/>
@@ -1675,7 +1549,6 @@
               <w:ind w:left="0" w:right="0" w:firstLine="0"/>
               <w:jc w:val="center"/>
               <w:rPr>
-                <w:rFonts w:ascii="Tahoma" w:cs="Tahoma" w:eastAsia="Tahoma" w:hAnsi="Tahoma"/>
                 <w:b w:val="1"/>
                 <w:bCs w:val="1"/>
                 <w:i w:val="0"/>
@@ -1683,8 +1556,6 @@
                 <w:smallCaps w:val="0"/>
                 <w:strike w:val="0"/>
                 <w:color w:val="6e2500"/>
-                <w:sz w:val="20"/>
-                <w:szCs w:val="20"/>
                 <w:u w:val="none"/>
                 <w:shd w:fill="auto" w:val="clear"/>
                 <w:vertAlign w:val="baseline"/>
@@ -1692,7 +1563,6 @@
             </w:pPr>
             <w:r>
               <w:rPr>
-                <w:rFonts w:ascii="Tahoma" w:cs="Tahoma" w:eastAsia="Tahoma" w:hAnsi="Tahoma"/>
                 <w:b w:val="1"/>
                 <w:bCs w:val="1"/>
                 <w:i w:val="0"/>
@@ -1700,8 +1570,6 @@
                 <w:smallCaps w:val="0"/>
                 <w:strike w:val="0"/>
                 <w:color w:val="6e2500"/>
-                <w:sz w:val="20"/>
-                <w:szCs w:val="20"/>
                 <w:u w:val="none"/>
                 <w:shd w:fill="auto" w:val="clear"/>
                 <w:vertAlign w:val="baseline"/>
@@ -1715,10 +1583,13 @@
       <w:tr>
         <w:trPr>
           <w:cantSplit w:val="0"/>
+          <w:trHeight w:val="220" w:hRule="atLeast"/>
           <w:tblHeader w:val="0"/>
         </w:trPr>
         <w:tc>
-          <w:tcPr/>
+          <w:tcPr>
+            <w:gridSpan w:val="4"/>
+          </w:tcPr>
           <w:p>
             <w:pPr>
               <w:keepNext w:val="0"/>
@@ -1735,38 +1606,22 @@
               <w:spacing w:after="80" w:before="80" w:line="240" w:lineRule="auto"/>
               <w:ind w:left="0" w:right="0" w:firstLine="0"/>
               <w:jc w:val="left"/>
-              <w:rPr>
-                <w:rFonts w:ascii="Tahoma" w:cs="Tahoma" w:eastAsia="Tahoma" w:hAnsi="Tahoma"/>
-                <w:b w:val="0"/>
-                <w:bCs w:val="0"/>
-                <w:i w:val="0"/>
-                <w:iCs w:val="0"/>
-                <w:smallCaps w:val="0"/>
-                <w:strike w:val="0"/>
-                <w:color w:val="000000"/>
-                <w:sz w:val="18"/>
-                <w:szCs w:val="18"/>
-                <w:u w:val="none"/>
-                <w:shd w:fill="auto" w:val="clear"/>
-                <w:vertAlign w:val="baseline"/>
-              </w:rPr>
-            </w:pPr>
-            <w:r>
-              <w:rPr>
-                <w:rFonts w:ascii="Tahoma" w:cs="Tahoma" w:eastAsia="Tahoma" w:hAnsi="Tahoma"/>
-                <w:sz w:val="18"/>
-                <w:szCs w:val="18"/>
-                <w:rtl w:val="0"/>
-              </w:rPr>
-              <w:t xml:space="preserve">28/09/2026</w:t>
-            </w:r>
-            <w:r>
-              <w:rPr>
-                <w:rtl w:val="0"/>
-              </w:rPr>
-            </w:r>
-          </w:p>
-        </w:tc>
+              <w:rPr/>
+            </w:pPr>
+            <w:r>
+              <w:rPr>
+                <w:rtl w:val="0"/>
+              </w:rPr>
+              <w:t xml:space="preserve">v1.0</w:t>
+            </w:r>
+          </w:p>
+        </w:tc>
+      </w:tr>
+      <w:tr>
+        <w:trPr>
+          <w:cantSplit w:val="0"/>
+          <w:tblHeader w:val="0"/>
+        </w:trPr>
         <w:tc>
           <w:tcPr/>
           <w:p>
@@ -1786,16 +1641,11 @@
               <w:ind w:left="0" w:right="0" w:firstLine="0"/>
               <w:jc w:val="left"/>
               <w:rPr>
-                <w:rFonts w:ascii="Tahoma" w:cs="Tahoma" w:eastAsia="Tahoma" w:hAnsi="Tahoma"/>
-                <w:b w:val="0"/>
-                <w:bCs w:val="0"/>
                 <w:i w:val="0"/>
                 <w:iCs w:val="0"/>
                 <w:smallCaps w:val="0"/>
                 <w:strike w:val="0"/>
                 <w:color w:val="000000"/>
-                <w:sz w:val="18"/>
-                <w:szCs w:val="18"/>
                 <w:u w:val="none"/>
                 <w:shd w:fill="auto" w:val="clear"/>
                 <w:vertAlign w:val="baseline"/>
@@ -1803,12 +1653,9 @@
             </w:pPr>
             <w:r>
               <w:rPr>
-                <w:rFonts w:ascii="Tahoma" w:cs="Tahoma" w:eastAsia="Tahoma" w:hAnsi="Tahoma"/>
-                <w:sz w:val="18"/>
-                <w:szCs w:val="18"/>
-                <w:rtl w:val="0"/>
-              </w:rPr>
-              <w:t xml:space="preserve">A</w:t>
+                <w:rtl w:val="0"/>
+              </w:rPr>
+              <w:t xml:space="preserve">28/09/2026</w:t>
             </w:r>
             <w:r>
               <w:rPr>
@@ -1836,9 +1683,6 @@
               <w:ind w:left="0" w:right="0" w:firstLine="0"/>
               <w:jc w:val="left"/>
               <w:rPr>
-                <w:rFonts w:ascii="Tahoma" w:cs="Tahoma" w:eastAsia="Tahoma" w:hAnsi="Tahoma"/>
-                <w:b w:val="0"/>
-                <w:bCs w:val="0"/>
                 <w:i w:val="0"/>
                 <w:iCs w:val="0"/>
                 <w:smallCaps w:val="0"/>
@@ -1851,10 +1695,9 @@
             </w:pPr>
             <w:r>
               <w:rPr>
-                <w:rFonts w:ascii="Tahoma" w:cs="Tahoma" w:eastAsia="Tahoma" w:hAnsi="Tahoma"/>
-                <w:rtl w:val="0"/>
-              </w:rPr>
-              <w:t xml:space="preserve">TrangCTH</w:t>
+                <w:rtl w:val="0"/>
+              </w:rPr>
+              <w:t xml:space="preserve">A</w:t>
             </w:r>
             <w:r>
               <w:rPr>
@@ -1882,9 +1725,6 @@
               <w:ind w:left="0" w:right="0" w:firstLine="0"/>
               <w:jc w:val="left"/>
               <w:rPr>
-                <w:rFonts w:ascii="Tahoma" w:cs="Tahoma" w:eastAsia="Tahoma" w:hAnsi="Tahoma"/>
-                <w:b w:val="0"/>
-                <w:bCs w:val="0"/>
                 <w:i w:val="0"/>
                 <w:iCs w:val="0"/>
                 <w:smallCaps w:val="0"/>
@@ -1897,7 +1737,48 @@
             </w:pPr>
             <w:r>
               <w:rPr>
-                <w:rFonts w:ascii="Tahoma" w:cs="Tahoma" w:eastAsia="Tahoma" w:hAnsi="Tahoma"/>
+                <w:rtl w:val="0"/>
+              </w:rPr>
+              <w:t xml:space="preserve">TrangCTH</w:t>
+            </w:r>
+            <w:r>
+              <w:rPr>
+                <w:rtl w:val="0"/>
+              </w:rPr>
+            </w:r>
+          </w:p>
+        </w:tc>
+        <w:tc>
+          <w:tcPr/>
+          <w:p>
+            <w:pPr>
+              <w:keepNext w:val="0"/>
+              <w:keepLines w:val="0"/>
+              <w:widowControl w:val="1"/>
+              <w:pBdr>
+                <w:top w:space="0" w:sz="0" w:val="nil"/>
+                <w:left w:space="0" w:sz="0" w:val="nil"/>
+                <w:bottom w:space="0" w:sz="0" w:val="nil"/>
+                <w:right w:space="0" w:sz="0" w:val="nil"/>
+                <w:between w:space="0" w:sz="0" w:val="nil"/>
+              </w:pBdr>
+              <w:shd w:fill="auto" w:val="clear"/>
+              <w:spacing w:after="0" w:before="80" w:line="240" w:lineRule="auto"/>
+              <w:ind w:left="0" w:right="0" w:firstLine="0"/>
+              <w:jc w:val="left"/>
+              <w:rPr>
+                <w:i w:val="0"/>
+                <w:iCs w:val="0"/>
+                <w:smallCaps w:val="0"/>
+                <w:strike w:val="0"/>
+                <w:color w:val="000000"/>
+                <w:u w:val="none"/>
+                <w:shd w:fill="auto" w:val="clear"/>
+                <w:vertAlign w:val="baseline"/>
+              </w:rPr>
+            </w:pPr>
+            <w:r>
+              <w:rPr>
                 <w:rtl w:val="0"/>
               </w:rPr>
               <w:t xml:space="preserve">Added Project Overview sections</w:t>
@@ -1921,16 +1802,11 @@
             <w:pPr>
               <w:spacing w:after="80" w:before="80" w:line="240" w:lineRule="auto"/>
               <w:rPr>
-                <w:rFonts w:ascii="Tahoma" w:cs="Tahoma" w:eastAsia="Tahoma" w:hAnsi="Tahoma"/>
-                <w:b w:val="0"/>
-                <w:bCs w:val="0"/>
                 <w:i w:val="0"/>
                 <w:iCs w:val="0"/>
                 <w:smallCaps w:val="0"/>
                 <w:strike w:val="0"/>
                 <w:color w:val="000000"/>
-                <w:sz w:val="18"/>
-                <w:szCs w:val="18"/>
                 <w:u w:val="none"/>
                 <w:shd w:fill="auto" w:val="clear"/>
                 <w:vertAlign w:val="baseline"/>
@@ -1938,9 +1814,6 @@
             </w:pPr>
             <w:r>
               <w:rPr>
-                <w:rFonts w:ascii="Tahoma" w:cs="Tahoma" w:eastAsia="Tahoma" w:hAnsi="Tahoma"/>
-                <w:sz w:val="18"/>
-                <w:szCs w:val="18"/>
                 <w:rtl w:val="0"/>
               </w:rPr>
               <w:t xml:space="preserve">29/09/2026</w:t>
@@ -1971,16 +1844,11 @@
               <w:ind w:left="0" w:right="0" w:firstLine="0"/>
               <w:jc w:val="left"/>
               <w:rPr>
-                <w:rFonts w:ascii="Tahoma" w:cs="Tahoma" w:eastAsia="Tahoma" w:hAnsi="Tahoma"/>
-                <w:b w:val="0"/>
-                <w:bCs w:val="0"/>
                 <w:i w:val="0"/>
                 <w:iCs w:val="0"/>
                 <w:smallCaps w:val="0"/>
                 <w:strike w:val="0"/>
                 <w:color w:val="000000"/>
-                <w:sz w:val="18"/>
-                <w:szCs w:val="18"/>
                 <w:u w:val="none"/>
                 <w:shd w:fill="auto" w:val="clear"/>
                 <w:vertAlign w:val="baseline"/>
@@ -1988,9 +1856,6 @@
             </w:pPr>
             <w:r>
               <w:rPr>
-                <w:rFonts w:ascii="Tahoma" w:cs="Tahoma" w:eastAsia="Tahoma" w:hAnsi="Tahoma"/>
-                <w:sz w:val="18"/>
-                <w:szCs w:val="18"/>
                 <w:rtl w:val="0"/>
               </w:rPr>
               <w:t xml:space="preserve">A</w:t>
@@ -2021,9 +1886,6 @@
               <w:ind w:left="0" w:right="0" w:firstLine="0"/>
               <w:jc w:val="left"/>
               <w:rPr>
-                <w:rFonts w:ascii="Tahoma" w:cs="Tahoma" w:eastAsia="Tahoma" w:hAnsi="Tahoma"/>
-                <w:b w:val="0"/>
-                <w:bCs w:val="0"/>
                 <w:i w:val="0"/>
                 <w:iCs w:val="0"/>
                 <w:smallCaps w:val="0"/>
@@ -2036,7 +1898,6 @@
             </w:pPr>
             <w:r>
               <w:rPr>
-                <w:rFonts w:ascii="Tahoma" w:cs="Tahoma" w:eastAsia="Tahoma" w:hAnsi="Tahoma"/>
                 <w:rtl w:val="0"/>
               </w:rPr>
               <w:t xml:space="preserve">TrangCTH</w:t>
@@ -2048,6 +1909,147 @@
             </w:r>
           </w:p>
         </w:tc>
+        <w:tc>
+          <w:tcPr/>
+          <w:p>
+            <w:pPr>
+              <w:keepNext w:val="0"/>
+              <w:keepLines w:val="0"/>
+              <w:widowControl w:val="1"/>
+              <w:pBdr>
+                <w:top w:space="0" w:sz="0" w:val="nil"/>
+                <w:left w:space="0" w:sz="0" w:val="nil"/>
+                <w:bottom w:space="0" w:sz="0" w:val="nil"/>
+                <w:right w:space="0" w:sz="0" w:val="nil"/>
+                <w:between w:space="0" w:sz="0" w:val="nil"/>
+              </w:pBdr>
+              <w:shd w:fill="auto" w:val="clear"/>
+              <w:spacing w:after="0" w:before="80" w:line="240" w:lineRule="auto"/>
+              <w:ind w:left="0" w:right="0" w:firstLine="0"/>
+              <w:jc w:val="left"/>
+              <w:rPr>
+                <w:i w:val="0"/>
+                <w:iCs w:val="0"/>
+                <w:smallCaps w:val="0"/>
+                <w:strike w:val="0"/>
+                <w:color w:val="000000"/>
+                <w:u w:val="none"/>
+                <w:shd w:fill="auto" w:val="clear"/>
+                <w:vertAlign w:val="baseline"/>
+              </w:rPr>
+            </w:pPr>
+            <w:r>
+              <w:rPr>
+                <w:rtl w:val="0"/>
+              </w:rPr>
+              <w:t xml:space="preserve">Added Management Approach sections</w:t>
+            </w:r>
+            <w:r>
+              <w:rPr>
+                <w:rtl w:val="0"/>
+              </w:rPr>
+            </w:r>
+          </w:p>
+        </w:tc>
+      </w:tr>
+      <w:tr>
+        <w:trPr>
+          <w:cantSplit w:val="0"/>
+          <w:tblHeader w:val="0"/>
+        </w:trPr>
+        <w:tc>
+          <w:tcPr/>
+          <w:p>
+            <w:pPr>
+              <w:spacing w:after="80" w:before="80" w:line="240" w:lineRule="auto"/>
+              <w:rPr/>
+            </w:pPr>
+            <w:r>
+              <w:rPr>
+                <w:rtl w:val="0"/>
+              </w:rPr>
+              <w:t xml:space="preserve">30/09/2026</w:t>
+            </w:r>
+          </w:p>
+        </w:tc>
+        <w:tc>
+          <w:tcPr/>
+          <w:p>
+            <w:pPr>
+              <w:spacing w:after="80" w:before="80" w:line="240" w:lineRule="auto"/>
+              <w:rPr/>
+            </w:pPr>
+            <w:r>
+              <w:rPr>
+                <w:rtl w:val="0"/>
+              </w:rPr>
+              <w:t xml:space="preserve">A</w:t>
+            </w:r>
+          </w:p>
+        </w:tc>
+        <w:tc>
+          <w:tcPr/>
+          <w:p>
+            <w:pPr>
+              <w:spacing w:after="80" w:before="80" w:line="240" w:lineRule="auto"/>
+              <w:rPr/>
+            </w:pPr>
+            <w:r>
+              <w:rPr>
+                <w:rtl w:val="0"/>
+              </w:rPr>
+              <w:t xml:space="preserve">TrangCTH</w:t>
+            </w:r>
+          </w:p>
+        </w:tc>
+        <w:tc>
+          <w:tcPr/>
+          <w:p>
+            <w:pPr>
+              <w:keepNext w:val="0"/>
+              <w:keepLines w:val="0"/>
+              <w:widowControl w:val="1"/>
+              <w:pBdr>
+                <w:top w:space="0" w:sz="0" w:val="nil"/>
+                <w:left w:space="0" w:sz="0" w:val="nil"/>
+                <w:bottom w:space="0" w:sz="0" w:val="nil"/>
+                <w:right w:space="0" w:sz="0" w:val="nil"/>
+                <w:between w:space="0" w:sz="0" w:val="nil"/>
+              </w:pBdr>
+              <w:shd w:fill="auto" w:val="clear"/>
+              <w:spacing w:after="0" w:before="80" w:line="240" w:lineRule="auto"/>
+              <w:ind w:left="0" w:right="0" w:firstLine="0"/>
+              <w:jc w:val="left"/>
+              <w:rPr>
+                <w:i w:val="0"/>
+                <w:iCs w:val="0"/>
+                <w:smallCaps w:val="0"/>
+                <w:strike w:val="0"/>
+                <w:color w:val="000000"/>
+                <w:u w:val="none"/>
+                <w:shd w:fill="auto" w:val="clear"/>
+                <w:vertAlign w:val="baseline"/>
+              </w:rPr>
+            </w:pPr>
+            <w:r>
+              <w:rPr>
+                <w:rtl w:val="0"/>
+              </w:rPr>
+              <w:t xml:space="preserve">Added Configuration Management and finalized Report 2</w:t>
+            </w:r>
+            <w:r>
+              <w:rPr>
+                <w:rtl w:val="0"/>
+              </w:rPr>
+            </w:r>
+          </w:p>
+        </w:tc>
+      </w:tr>
+      <w:tr>
+        <w:trPr>
+          <w:cantSplit w:val="0"/>
+          <w:tblHeader w:val="0"/>
+        </w:trPr>
         <w:tc>
           <w:tcPr/>
           <w:p>
@@ -2067,9 +2069,6 @@
               <w:ind w:left="0" w:right="0" w:firstLine="0"/>
               <w:jc w:val="left"/>
               <w:rPr>
-                <w:rFonts w:ascii="Tahoma" w:cs="Tahoma" w:eastAsia="Tahoma" w:hAnsi="Tahoma"/>
-                <w:b w:val="0"/>
-                <w:bCs w:val="0"/>
                 <w:i w:val="0"/>
                 <w:iCs w:val="0"/>
                 <w:smallCaps w:val="0"/>
@@ -2082,83 +2081,14 @@
             </w:pPr>
             <w:r>
               <w:rPr>
-                <w:rFonts w:ascii="Tahoma" w:cs="Tahoma" w:eastAsia="Tahoma" w:hAnsi="Tahoma"/>
-                <w:rtl w:val="0"/>
-              </w:rPr>
-              <w:t xml:space="preserve">Added Management Approach sections</w:t>
-            </w:r>
-            <w:r>
-              <w:rPr>
-                <w:rtl w:val="0"/>
-              </w:rPr>
-            </w:r>
-          </w:p>
-        </w:tc>
-      </w:tr>
-      <w:tr>
-        <w:trPr>
-          <w:cantSplit w:val="0"/>
-          <w:tblHeader w:val="0"/>
-        </w:trPr>
-        <w:tc>
-          <w:tcPr/>
-          <w:p>
-            <w:pPr>
-              <w:spacing w:after="80" w:before="80" w:line="240" w:lineRule="auto"/>
-              <w:rPr>
-                <w:rFonts w:ascii="Tahoma" w:cs="Tahoma" w:eastAsia="Tahoma" w:hAnsi="Tahoma"/>
-                <w:sz w:val="18"/>
-                <w:szCs w:val="18"/>
-              </w:rPr>
-            </w:pPr>
-            <w:r>
-              <w:rPr>
-                <w:rFonts w:ascii="Tahoma" w:cs="Tahoma" w:eastAsia="Tahoma" w:hAnsi="Tahoma"/>
-                <w:sz w:val="18"/>
-                <w:szCs w:val="18"/>
-                <w:rtl w:val="0"/>
-              </w:rPr>
-              <w:t xml:space="preserve">30/09/2026</w:t>
-            </w:r>
-          </w:p>
-        </w:tc>
-        <w:tc>
-          <w:tcPr/>
-          <w:p>
-            <w:pPr>
-              <w:spacing w:after="80" w:before="80" w:line="240" w:lineRule="auto"/>
-              <w:rPr>
-                <w:rFonts w:ascii="Tahoma" w:cs="Tahoma" w:eastAsia="Tahoma" w:hAnsi="Tahoma"/>
-                <w:sz w:val="18"/>
-                <w:szCs w:val="18"/>
-              </w:rPr>
-            </w:pPr>
-            <w:r>
-              <w:rPr>
-                <w:rFonts w:ascii="Tahoma" w:cs="Tahoma" w:eastAsia="Tahoma" w:hAnsi="Tahoma"/>
-                <w:sz w:val="18"/>
-                <w:szCs w:val="18"/>
-                <w:rtl w:val="0"/>
-              </w:rPr>
-              <w:t xml:space="preserve">A</w:t>
-            </w:r>
-          </w:p>
-        </w:tc>
-        <w:tc>
-          <w:tcPr/>
-          <w:p>
-            <w:pPr>
-              <w:spacing w:after="80" w:before="80" w:line="240" w:lineRule="auto"/>
-              <w:rPr>
-                <w:rFonts w:ascii="Tahoma" w:cs="Tahoma" w:eastAsia="Tahoma" w:hAnsi="Tahoma"/>
-              </w:rPr>
-            </w:pPr>
-            <w:r>
-              <w:rPr>
-                <w:rFonts w:ascii="Tahoma" w:cs="Tahoma" w:eastAsia="Tahoma" w:hAnsi="Tahoma"/>
-                <w:rtl w:val="0"/>
-              </w:rPr>
-              <w:t xml:space="preserve">TrangCTH</w:t>
+                <w:rtl w:val="0"/>
+              </w:rPr>
+              <w:t xml:space="preserve">1/10/2026</w:t>
+            </w:r>
+            <w:r>
+              <w:rPr>
+                <w:rtl w:val="0"/>
+              </w:rPr>
             </w:r>
           </w:p>
         </w:tc>
@@ -2181,9 +2111,6 @@
               <w:ind w:left="0" w:right="0" w:firstLine="0"/>
               <w:jc w:val="left"/>
               <w:rPr>
-                <w:rFonts w:ascii="Tahoma" w:cs="Tahoma" w:eastAsia="Tahoma" w:hAnsi="Tahoma"/>
-                <w:b w:val="0"/>
-                <w:bCs w:val="0"/>
                 <w:i w:val="0"/>
                 <w:iCs w:val="0"/>
                 <w:smallCaps w:val="0"/>
@@ -2196,24 +2123,17 @@
             </w:pPr>
             <w:r>
               <w:rPr>
-                <w:rFonts w:ascii="Tahoma" w:cs="Tahoma" w:eastAsia="Tahoma" w:hAnsi="Tahoma"/>
-                <w:rtl w:val="0"/>
-              </w:rPr>
-              <w:t xml:space="preserve">Added Configuration Management and finalized Report 2</w:t>
-            </w:r>
-            <w:r>
-              <w:rPr>
-                <w:rtl w:val="0"/>
-              </w:rPr>
-            </w:r>
-          </w:p>
-        </w:tc>
-      </w:tr>
-      <w:tr>
-        <w:trPr>
-          <w:cantSplit w:val="0"/>
-          <w:tblHeader w:val="0"/>
-        </w:trPr>
+                <w:rtl w:val="0"/>
+              </w:rPr>
+              <w:t xml:space="preserve">M</w:t>
+            </w:r>
+            <w:r>
+              <w:rPr>
+                <w:rtl w:val="0"/>
+              </w:rPr>
+            </w:r>
+          </w:p>
+        </w:tc>
         <w:tc>
           <w:tcPr/>
           <w:p>
@@ -2233,16 +2153,11 @@
               <w:ind w:left="0" w:right="0" w:firstLine="0"/>
               <w:jc w:val="left"/>
               <w:rPr>
-                <w:rFonts w:ascii="Tahoma" w:cs="Tahoma" w:eastAsia="Tahoma" w:hAnsi="Tahoma"/>
-                <w:b w:val="0"/>
-                <w:bCs w:val="0"/>
                 <w:i w:val="0"/>
                 <w:iCs w:val="0"/>
                 <w:smallCaps w:val="0"/>
                 <w:strike w:val="0"/>
                 <w:color w:val="000000"/>
-                <w:sz w:val="18"/>
-                <w:szCs w:val="18"/>
                 <w:u w:val="none"/>
                 <w:shd w:fill="auto" w:val="clear"/>
                 <w:vertAlign w:val="baseline"/>
@@ -2250,17 +2165,64 @@
             </w:pPr>
             <w:r>
               <w:rPr>
-                <w:rFonts w:ascii="Tahoma" w:cs="Tahoma" w:eastAsia="Tahoma" w:hAnsi="Tahoma"/>
-                <w:sz w:val="18"/>
-                <w:szCs w:val="18"/>
+                <w:rtl w:val="0"/>
+              </w:rPr>
+              <w:t xml:space="preserve">CaoNM</w:t>
+            </w:r>
+            <w:r>
+              <w:rPr>
+                <w:rtl w:val="0"/>
+              </w:rPr>
+            </w:r>
+          </w:p>
+        </w:tc>
+        <w:tc>
+          <w:tcPr/>
+          <w:p>
+            <w:pPr>
+              <w:spacing w:after="0" w:lineRule="auto"/>
+              <w:rPr>
+                <w:i w:val="0"/>
+                <w:iCs w:val="0"/>
+                <w:smallCaps w:val="0"/>
+                <w:strike w:val="0"/>
+                <w:color w:val="000000"/>
+                <w:u w:val="none"/>
+                <w:shd w:fill="auto" w:val="clear"/>
+                <w:vertAlign w:val="baseline"/>
+              </w:rPr>
+            </w:pPr>
+            <w:r>
+              <w:rPr>
+                <w:rtl w:val="0"/>
+              </w:rPr>
+              <w:t xml:space="preserve">Modified Scope and Purpose</w:t>
+            </w:r>
+            <w:r>
+              <w:rPr>
+                <w:rtl w:val="0"/>
+              </w:rPr>
+            </w:r>
+          </w:p>
+        </w:tc>
+      </w:tr>
+      <w:tr>
+        <w:trPr>
+          <w:cantSplit w:val="0"/>
+          <w:tblHeader w:val="0"/>
+        </w:trPr>
+        <w:tc>
+          <w:tcPr/>
+          <w:p>
+            <w:pPr>
+              <w:spacing w:after="80" w:before="80" w:line="240" w:lineRule="auto"/>
+              <w:rPr/>
+            </w:pPr>
+            <w:r>
+              <w:rPr>
                 <w:rtl w:val="0"/>
               </w:rPr>
               <w:t xml:space="preserve">1/10/2026</w:t>
-            </w:r>
-            <w:r>
-              <w:rPr>
-                <w:rtl w:val="0"/>
-              </w:rPr>
             </w:r>
           </w:p>
         </w:tc>
@@ -2283,16 +2245,11 @@
               <w:ind w:left="0" w:right="0" w:firstLine="0"/>
               <w:jc w:val="left"/>
               <w:rPr>
-                <w:rFonts w:ascii="Tahoma" w:cs="Tahoma" w:eastAsia="Tahoma" w:hAnsi="Tahoma"/>
-                <w:b w:val="0"/>
-                <w:bCs w:val="0"/>
                 <w:i w:val="0"/>
                 <w:iCs w:val="0"/>
                 <w:smallCaps w:val="0"/>
                 <w:strike w:val="0"/>
                 <w:color w:val="000000"/>
-                <w:sz w:val="18"/>
-                <w:szCs w:val="18"/>
                 <w:u w:val="none"/>
                 <w:shd w:fill="auto" w:val="clear"/>
                 <w:vertAlign w:val="baseline"/>
@@ -2300,9 +2257,6 @@
             </w:pPr>
             <w:r>
               <w:rPr>
-                <w:rFonts w:ascii="Tahoma" w:cs="Tahoma" w:eastAsia="Tahoma" w:hAnsi="Tahoma"/>
-                <w:sz w:val="18"/>
-                <w:szCs w:val="18"/>
                 <w:rtl w:val="0"/>
               </w:rPr>
               <w:t xml:space="preserve">M</w:t>
@@ -2333,9 +2287,6 @@
               <w:ind w:left="0" w:right="0" w:firstLine="0"/>
               <w:jc w:val="left"/>
               <w:rPr>
-                <w:rFonts w:ascii="Tahoma" w:cs="Tahoma" w:eastAsia="Tahoma" w:hAnsi="Tahoma"/>
-                <w:b w:val="0"/>
-                <w:bCs w:val="0"/>
                 <w:i w:val="0"/>
                 <w:iCs w:val="0"/>
                 <w:smallCaps w:val="0"/>
@@ -2348,7 +2299,6 @@
             </w:pPr>
             <w:r>
               <w:rPr>
-                <w:rFonts w:ascii="Tahoma" w:cs="Tahoma" w:eastAsia="Tahoma" w:hAnsi="Tahoma"/>
                 <w:rtl w:val="0"/>
               </w:rPr>
               <w:t xml:space="preserve">CaoNM</w:t>
@@ -2364,24 +2314,16 @@
           <w:tcPr/>
           <w:p>
             <w:pPr>
-              <w:rPr>
-                <w:rFonts w:ascii="Tahoma" w:cs="Tahoma" w:eastAsia="Tahoma" w:hAnsi="Tahoma"/>
-                <w:i w:val="0"/>
-                <w:iCs w:val="0"/>
-                <w:smallCaps w:val="0"/>
-                <w:strike w:val="0"/>
-                <w:color w:val="000000"/>
-                <w:u w:val="none"/>
-                <w:shd w:fill="auto" w:val="clear"/>
+              <w:spacing w:after="0" w:lineRule="auto"/>
+              <w:rPr>
                 <w:vertAlign w:val="baseline"/>
               </w:rPr>
             </w:pPr>
             <w:r>
               <w:rPr>
-                <w:rFonts w:ascii="Tahoma" w:cs="Tahoma" w:eastAsia="Tahoma" w:hAnsi="Tahoma"/>
-                <w:rtl w:val="0"/>
-              </w:rPr>
-              <w:t xml:space="preserve">Modified Scope and Purpose</w:t>
+                <w:rtl w:val="0"/>
+              </w:rPr>
+              <w:t xml:space="preserve">Modified Assumptions &amp; Constraints</w:t>
             </w:r>
             <w:r>
               <w:rPr>
@@ -2401,17 +2343,10 @@
           <w:p>
             <w:pPr>
               <w:spacing w:after="80" w:before="80" w:line="240" w:lineRule="auto"/>
-              <w:rPr>
-                <w:rFonts w:ascii="Tahoma" w:cs="Tahoma" w:eastAsia="Tahoma" w:hAnsi="Tahoma"/>
-                <w:sz w:val="18"/>
-                <w:szCs w:val="18"/>
-              </w:rPr>
-            </w:pPr>
-            <w:r>
-              <w:rPr>
-                <w:rFonts w:ascii="Tahoma" w:cs="Tahoma" w:eastAsia="Tahoma" w:hAnsi="Tahoma"/>
-                <w:sz w:val="18"/>
-                <w:szCs w:val="18"/>
+              <w:rPr/>
+            </w:pPr>
+            <w:r>
+              <w:rPr>
                 <w:rtl w:val="0"/>
               </w:rPr>
               <w:t xml:space="preserve">1/10/2026</w:t>
@@ -2437,16 +2372,11 @@
               <w:ind w:left="0" w:right="0" w:firstLine="0"/>
               <w:jc w:val="left"/>
               <w:rPr>
-                <w:rFonts w:ascii="Tahoma" w:cs="Tahoma" w:eastAsia="Tahoma" w:hAnsi="Tahoma"/>
-                <w:b w:val="0"/>
-                <w:bCs w:val="0"/>
                 <w:i w:val="0"/>
                 <w:iCs w:val="0"/>
                 <w:smallCaps w:val="0"/>
                 <w:strike w:val="0"/>
                 <w:color w:val="000000"/>
-                <w:sz w:val="18"/>
-                <w:szCs w:val="18"/>
                 <w:u w:val="none"/>
                 <w:shd w:fill="auto" w:val="clear"/>
                 <w:vertAlign w:val="baseline"/>
@@ -2454,9 +2384,6 @@
             </w:pPr>
             <w:r>
               <w:rPr>
-                <w:rFonts w:ascii="Tahoma" w:cs="Tahoma" w:eastAsia="Tahoma" w:hAnsi="Tahoma"/>
-                <w:sz w:val="18"/>
-                <w:szCs w:val="18"/>
                 <w:rtl w:val="0"/>
               </w:rPr>
               <w:t xml:space="preserve">M</w:t>
@@ -2487,9 +2414,6 @@
               <w:ind w:left="0" w:right="0" w:firstLine="0"/>
               <w:jc w:val="left"/>
               <w:rPr>
-                <w:rFonts w:ascii="Tahoma" w:cs="Tahoma" w:eastAsia="Tahoma" w:hAnsi="Tahoma"/>
-                <w:b w:val="0"/>
-                <w:bCs w:val="0"/>
                 <w:i w:val="0"/>
                 <w:iCs w:val="0"/>
                 <w:smallCaps w:val="0"/>
@@ -2502,7 +2426,6 @@
             </w:pPr>
             <w:r>
               <w:rPr>
-                <w:rFonts w:ascii="Tahoma" w:cs="Tahoma" w:eastAsia="Tahoma" w:hAnsi="Tahoma"/>
                 <w:rtl w:val="0"/>
               </w:rPr>
               <w:t xml:space="preserve">CaoNM</w:t>
@@ -2518,17 +2441,16 @@
           <w:tcPr/>
           <w:p>
             <w:pPr>
-              <w:rPr>
-                <w:rFonts w:ascii="Tahoma" w:cs="Tahoma" w:eastAsia="Tahoma" w:hAnsi="Tahoma"/>
+              <w:spacing w:after="0" w:lineRule="auto"/>
+              <w:rPr>
                 <w:vertAlign w:val="baseline"/>
               </w:rPr>
             </w:pPr>
             <w:r>
               <w:rPr>
-                <w:rFonts w:ascii="Tahoma" w:cs="Tahoma" w:eastAsia="Tahoma" w:hAnsi="Tahoma"/>
-                <w:rtl w:val="0"/>
-              </w:rPr>
-              <w:t xml:space="preserve">Modified Assumptions &amp; Constraints</w:t>
+                <w:rtl w:val="0"/>
+              </w:rPr>
+              <w:t xml:space="preserve">Modified Cost &amp; Time Estimations</w:t>
             </w:r>
             <w:r>
               <w:rPr>
@@ -2548,20 +2470,13 @@
           <w:p>
             <w:pPr>
               <w:spacing w:after="80" w:before="80" w:line="240" w:lineRule="auto"/>
-              <w:rPr>
-                <w:rFonts w:ascii="Tahoma" w:cs="Tahoma" w:eastAsia="Tahoma" w:hAnsi="Tahoma"/>
-                <w:sz w:val="18"/>
-                <w:szCs w:val="18"/>
-              </w:rPr>
-            </w:pPr>
-            <w:r>
-              <w:rPr>
-                <w:rFonts w:ascii="Tahoma" w:cs="Tahoma" w:eastAsia="Tahoma" w:hAnsi="Tahoma"/>
-                <w:sz w:val="18"/>
-                <w:szCs w:val="18"/>
-                <w:rtl w:val="0"/>
-              </w:rPr>
-              <w:t xml:space="preserve">1/10/2026</w:t>
+              <w:rPr/>
+            </w:pPr>
+            <w:r>
+              <w:rPr>
+                <w:rtl w:val="0"/>
+              </w:rPr>
+              <w:t xml:space="preserve">2/10/2026</w:t>
             </w:r>
           </w:p>
         </w:tc>
@@ -2584,16 +2499,11 @@
               <w:ind w:left="0" w:right="0" w:firstLine="0"/>
               <w:jc w:val="left"/>
               <w:rPr>
-                <w:rFonts w:ascii="Tahoma" w:cs="Tahoma" w:eastAsia="Tahoma" w:hAnsi="Tahoma"/>
-                <w:b w:val="0"/>
-                <w:bCs w:val="0"/>
                 <w:i w:val="0"/>
                 <w:iCs w:val="0"/>
                 <w:smallCaps w:val="0"/>
                 <w:strike w:val="0"/>
                 <w:color w:val="000000"/>
-                <w:sz w:val="18"/>
-                <w:szCs w:val="18"/>
                 <w:u w:val="none"/>
                 <w:shd w:fill="auto" w:val="clear"/>
                 <w:vertAlign w:val="baseline"/>
@@ -2601,9 +2511,6 @@
             </w:pPr>
             <w:r>
               <w:rPr>
-                <w:rFonts w:ascii="Tahoma" w:cs="Tahoma" w:eastAsia="Tahoma" w:hAnsi="Tahoma"/>
-                <w:sz w:val="18"/>
-                <w:szCs w:val="18"/>
                 <w:rtl w:val="0"/>
               </w:rPr>
               <w:t xml:space="preserve">M</w:t>
@@ -2612,6 +2519,78 @@
               <w:rPr>
                 <w:rtl w:val="0"/>
               </w:rPr>
+            </w:r>
+          </w:p>
+        </w:tc>
+        <w:tc>
+          <w:tcPr/>
+          <w:p>
+            <w:pPr>
+              <w:spacing w:after="80" w:before="80" w:line="240" w:lineRule="auto"/>
+              <w:rPr>
+                <w:i w:val="0"/>
+                <w:iCs w:val="0"/>
+                <w:smallCaps w:val="0"/>
+                <w:strike w:val="0"/>
+                <w:color w:val="000000"/>
+                <w:u w:val="none"/>
+                <w:shd w:fill="auto" w:val="clear"/>
+                <w:vertAlign w:val="baseline"/>
+              </w:rPr>
+            </w:pPr>
+            <w:r>
+              <w:rPr>
+                <w:rtl w:val="0"/>
+              </w:rPr>
+              <w:t xml:space="preserve">CaoNM</w:t>
+            </w:r>
+            <w:r>
+              <w:rPr>
+                <w:rtl w:val="0"/>
+              </w:rPr>
+            </w:r>
+          </w:p>
+        </w:tc>
+        <w:tc>
+          <w:tcPr/>
+          <w:p>
+            <w:pPr>
+              <w:spacing w:after="0" w:lineRule="auto"/>
+              <w:rPr>
+                <w:vertAlign w:val="baseline"/>
+              </w:rPr>
+            </w:pPr>
+            <w:r>
+              <w:rPr>
+                <w:rtl w:val="0"/>
+              </w:rPr>
+              <w:t xml:space="preserve">Modified Project Objectives</w:t>
+            </w:r>
+            <w:r>
+              <w:rPr>
+                <w:rtl w:val="0"/>
+              </w:rPr>
+            </w:r>
+          </w:p>
+        </w:tc>
+      </w:tr>
+      <w:tr>
+        <w:trPr>
+          <w:cantSplit w:val="0"/>
+          <w:tblHeader w:val="0"/>
+        </w:trPr>
+        <w:tc>
+          <w:tcPr/>
+          <w:p>
+            <w:pPr>
+              <w:spacing w:after="80" w:before="80" w:line="240" w:lineRule="auto"/>
+              <w:rPr/>
+            </w:pPr>
+            <w:r>
+              <w:rPr>
+                <w:rtl w:val="0"/>
+              </w:rPr>
+              <w:t xml:space="preserve">2/10/2026</w:t>
             </w:r>
           </w:p>
         </w:tc>
@@ -2634,9 +2613,6 @@
               <w:ind w:left="0" w:right="0" w:firstLine="0"/>
               <w:jc w:val="left"/>
               <w:rPr>
-                <w:rFonts w:ascii="Tahoma" w:cs="Tahoma" w:eastAsia="Tahoma" w:hAnsi="Tahoma"/>
-                <w:b w:val="0"/>
-                <w:bCs w:val="0"/>
                 <w:i w:val="0"/>
                 <w:iCs w:val="0"/>
                 <w:smallCaps w:val="0"/>
@@ -2649,7 +2625,35 @@
             </w:pPr>
             <w:r>
               <w:rPr>
-                <w:rFonts w:ascii="Tahoma" w:cs="Tahoma" w:eastAsia="Tahoma" w:hAnsi="Tahoma"/>
+                <w:rtl w:val="0"/>
+              </w:rPr>
+              <w:t xml:space="preserve">M</w:t>
+            </w:r>
+            <w:r>
+              <w:rPr>
+                <w:rtl w:val="0"/>
+              </w:rPr>
+            </w:r>
+          </w:p>
+        </w:tc>
+        <w:tc>
+          <w:tcPr/>
+          <w:p>
+            <w:pPr>
+              <w:spacing w:after="80" w:before="80" w:line="240" w:lineRule="auto"/>
+              <w:rPr>
+                <w:i w:val="0"/>
+                <w:iCs w:val="0"/>
+                <w:smallCaps w:val="0"/>
+                <w:strike w:val="0"/>
+                <w:color w:val="000000"/>
+                <w:u w:val="none"/>
+                <w:shd w:fill="auto" w:val="clear"/>
+                <w:vertAlign w:val="baseline"/>
+              </w:rPr>
+            </w:pPr>
+            <w:r>
+              <w:rPr>
                 <w:rtl w:val="0"/>
               </w:rPr>
               <w:t xml:space="preserve">CaoNM</w:t>
@@ -2665,22 +2669,14 @@
           <w:tcPr/>
           <w:p>
             <w:pPr>
-              <w:rPr>
-                <w:rFonts w:ascii="Tahoma" w:cs="Tahoma" w:eastAsia="Tahoma" w:hAnsi="Tahoma"/>
-                <w:vertAlign w:val="baseline"/>
-              </w:rPr>
-            </w:pPr>
-            <w:r>
-              <w:rPr>
-                <w:rFonts w:ascii="Tahoma" w:cs="Tahoma" w:eastAsia="Tahoma" w:hAnsi="Tahoma"/>
-                <w:rtl w:val="0"/>
-              </w:rPr>
-              <w:t xml:space="preserve">Modified Cost &amp; Time Estimations</w:t>
-            </w:r>
-            <w:r>
-              <w:rPr>
-                <w:rtl w:val="0"/>
-              </w:rPr>
+              <w:spacing w:after="0" w:lineRule="auto"/>
+              <w:rPr/>
+            </w:pPr>
+            <w:r>
+              <w:rPr>
+                <w:rtl w:val="0"/>
+              </w:rPr>
+              <w:t xml:space="preserve">Modified Capacity Planning</w:t>
             </w:r>
           </w:p>
         </w:tc>
@@ -2695,17 +2691,10 @@
           <w:p>
             <w:pPr>
               <w:spacing w:after="80" w:before="80" w:line="240" w:lineRule="auto"/>
-              <w:rPr>
-                <w:rFonts w:ascii="Tahoma" w:cs="Tahoma" w:eastAsia="Tahoma" w:hAnsi="Tahoma"/>
-                <w:sz w:val="18"/>
-                <w:szCs w:val="18"/>
-              </w:rPr>
-            </w:pPr>
-            <w:r>
-              <w:rPr>
-                <w:rFonts w:ascii="Tahoma" w:cs="Tahoma" w:eastAsia="Tahoma" w:hAnsi="Tahoma"/>
-                <w:sz w:val="18"/>
-                <w:szCs w:val="18"/>
+              <w:rPr/>
+            </w:pPr>
+            <w:r>
+              <w:rPr>
                 <w:rtl w:val="0"/>
               </w:rPr>
               <w:t xml:space="preserve">2/10/2026</w:t>
@@ -2731,46 +2720,6 @@
               <w:ind w:left="0" w:right="0" w:firstLine="0"/>
               <w:jc w:val="left"/>
               <w:rPr>
-                <w:rFonts w:ascii="Tahoma" w:cs="Tahoma" w:eastAsia="Tahoma" w:hAnsi="Tahoma"/>
-                <w:b w:val="0"/>
-                <w:bCs w:val="0"/>
-                <w:i w:val="0"/>
-                <w:iCs w:val="0"/>
-                <w:smallCaps w:val="0"/>
-                <w:strike w:val="0"/>
-                <w:color w:val="000000"/>
-                <w:sz w:val="18"/>
-                <w:szCs w:val="18"/>
-                <w:u w:val="none"/>
-                <w:shd w:fill="auto" w:val="clear"/>
-                <w:vertAlign w:val="baseline"/>
-              </w:rPr>
-            </w:pPr>
-            <w:r>
-              <w:rPr>
-                <w:rFonts w:ascii="Tahoma" w:cs="Tahoma" w:eastAsia="Tahoma" w:hAnsi="Tahoma"/>
-                <w:sz w:val="18"/>
-                <w:szCs w:val="18"/>
-                <w:rtl w:val="0"/>
-              </w:rPr>
-              <w:t xml:space="preserve">M</w:t>
-            </w:r>
-            <w:r>
-              <w:rPr>
-                <w:rtl w:val="0"/>
-              </w:rPr>
-            </w:r>
-          </w:p>
-        </w:tc>
-        <w:tc>
-          <w:tcPr/>
-          <w:p>
-            <w:pPr>
-              <w:spacing w:after="80" w:before="80" w:line="240" w:lineRule="auto"/>
-              <w:rPr>
-                <w:rFonts w:ascii="Tahoma" w:cs="Tahoma" w:eastAsia="Tahoma" w:hAnsi="Tahoma"/>
-                <w:b w:val="0"/>
-                <w:bCs w:val="0"/>
                 <w:i w:val="0"/>
                 <w:iCs w:val="0"/>
                 <w:smallCaps w:val="0"/>
@@ -2783,7 +2732,35 @@
             </w:pPr>
             <w:r>
               <w:rPr>
-                <w:rFonts w:ascii="Tahoma" w:cs="Tahoma" w:eastAsia="Tahoma" w:hAnsi="Tahoma"/>
+                <w:rtl w:val="0"/>
+              </w:rPr>
+              <w:t xml:space="preserve">M</w:t>
+            </w:r>
+            <w:r>
+              <w:rPr>
+                <w:rtl w:val="0"/>
+              </w:rPr>
+            </w:r>
+          </w:p>
+        </w:tc>
+        <w:tc>
+          <w:tcPr/>
+          <w:p>
+            <w:pPr>
+              <w:spacing w:after="80" w:before="80" w:line="240" w:lineRule="auto"/>
+              <w:rPr>
+                <w:i w:val="0"/>
+                <w:iCs w:val="0"/>
+                <w:smallCaps w:val="0"/>
+                <w:strike w:val="0"/>
+                <w:color w:val="000000"/>
+                <w:u w:val="none"/>
+                <w:shd w:fill="auto" w:val="clear"/>
+                <w:vertAlign w:val="baseline"/>
+              </w:rPr>
+            </w:pPr>
+            <w:r>
+              <w:rPr>
                 <w:rtl w:val="0"/>
               </w:rPr>
               <w:t xml:space="preserve">CaoNM</w:t>
@@ -2799,14 +2776,13 @@
           <w:tcPr/>
           <w:p>
             <w:pPr>
-              <w:rPr>
-                <w:rFonts w:ascii="Tahoma" w:cs="Tahoma" w:eastAsia="Tahoma" w:hAnsi="Tahoma"/>
+              <w:spacing w:after="0" w:lineRule="auto"/>
+              <w:rPr>
                 <w:vertAlign w:val="baseline"/>
               </w:rPr>
             </w:pPr>
             <w:r>
               <w:rPr>
-                <w:rFonts w:ascii="Tahoma" w:cs="Tahoma" w:eastAsia="Tahoma" w:hAnsi="Tahoma"/>
                 <w:rtl w:val="0"/>
               </w:rPr>
               <w:t xml:space="preserve">Modified Project Objectives</w:t>
@@ -2829,20 +2805,374 @@
           <w:p>
             <w:pPr>
               <w:spacing w:after="80" w:before="80" w:line="240" w:lineRule="auto"/>
-              <w:rPr>
-                <w:rFonts w:ascii="Tahoma" w:cs="Tahoma" w:eastAsia="Tahoma" w:hAnsi="Tahoma"/>
-                <w:sz w:val="18"/>
-                <w:szCs w:val="18"/>
-              </w:rPr>
-            </w:pPr>
-            <w:r>
-              <w:rPr>
-                <w:rFonts w:ascii="Tahoma" w:cs="Tahoma" w:eastAsia="Tahoma" w:hAnsi="Tahoma"/>
-                <w:sz w:val="18"/>
-                <w:szCs w:val="18"/>
+              <w:rPr/>
+            </w:pPr>
+            <w:r>
+              <w:rPr>
                 <w:rtl w:val="0"/>
               </w:rPr>
               <w:t xml:space="preserve">2/10/2026</w:t>
+            </w:r>
+          </w:p>
+        </w:tc>
+        <w:tc>
+          <w:tcPr/>
+          <w:p>
+            <w:pPr>
+              <w:spacing w:after="80" w:before="80" w:line="240" w:lineRule="auto"/>
+              <w:rPr>
+                <w:i w:val="0"/>
+                <w:iCs w:val="0"/>
+                <w:smallCaps w:val="0"/>
+                <w:strike w:val="0"/>
+                <w:color w:val="000000"/>
+                <w:u w:val="none"/>
+                <w:shd w:fill="auto" w:val="clear"/>
+                <w:vertAlign w:val="baseline"/>
+              </w:rPr>
+            </w:pPr>
+            <w:r>
+              <w:rPr>
+                <w:rtl w:val="0"/>
+              </w:rPr>
+              <w:t xml:space="preserve">M</w:t>
+            </w:r>
+            <w:r>
+              <w:rPr>
+                <w:rtl w:val="0"/>
+              </w:rPr>
+            </w:r>
+          </w:p>
+        </w:tc>
+        <w:tc>
+          <w:tcPr/>
+          <w:p>
+            <w:pPr>
+              <w:spacing w:after="80" w:before="80" w:line="240" w:lineRule="auto"/>
+              <w:rPr>
+                <w:i w:val="0"/>
+                <w:iCs w:val="0"/>
+                <w:smallCaps w:val="0"/>
+                <w:strike w:val="0"/>
+                <w:color w:val="000000"/>
+                <w:u w:val="none"/>
+                <w:shd w:fill="auto" w:val="clear"/>
+                <w:vertAlign w:val="baseline"/>
+              </w:rPr>
+            </w:pPr>
+            <w:r>
+              <w:rPr>
+                <w:rtl w:val="0"/>
+              </w:rPr>
+              <w:t xml:space="preserve">CaoNM</w:t>
+            </w:r>
+            <w:r>
+              <w:rPr>
+                <w:rtl w:val="0"/>
+              </w:rPr>
+            </w:r>
+          </w:p>
+        </w:tc>
+        <w:tc>
+          <w:tcPr/>
+          <w:p>
+            <w:pPr>
+              <w:spacing w:after="0" w:lineRule="auto"/>
+              <w:rPr>
+                <w:vertAlign w:val="baseline"/>
+              </w:rPr>
+            </w:pPr>
+            <w:r>
+              <w:rPr>
+                <w:rtl w:val="0"/>
+              </w:rPr>
+              <w:t xml:space="preserve">Modified Risks and Mitigations</w:t>
+            </w:r>
+            <w:r>
+              <w:rPr>
+                <w:rtl w:val="0"/>
+              </w:rPr>
+            </w:r>
+          </w:p>
+        </w:tc>
+      </w:tr>
+      <w:tr>
+        <w:trPr>
+          <w:cantSplit w:val="0"/>
+          <w:tblHeader w:val="0"/>
+        </w:trPr>
+        <w:tc>
+          <w:tcPr/>
+          <w:p>
+            <w:pPr>
+              <w:spacing w:after="80" w:before="80" w:line="240" w:lineRule="auto"/>
+              <w:rPr/>
+            </w:pPr>
+            <w:r>
+              <w:rPr>
+                <w:rtl w:val="0"/>
+              </w:rPr>
+              <w:t xml:space="preserve">2/10/2026</w:t>
+            </w:r>
+          </w:p>
+        </w:tc>
+        <w:tc>
+          <w:tcPr/>
+          <w:p>
+            <w:pPr>
+              <w:spacing w:after="80" w:before="80" w:line="240" w:lineRule="auto"/>
+              <w:rPr>
+                <w:i w:val="0"/>
+                <w:iCs w:val="0"/>
+                <w:smallCaps w:val="0"/>
+                <w:strike w:val="0"/>
+                <w:color w:val="000000"/>
+                <w:u w:val="none"/>
+                <w:shd w:fill="auto" w:val="clear"/>
+                <w:vertAlign w:val="baseline"/>
+              </w:rPr>
+            </w:pPr>
+            <w:r>
+              <w:rPr>
+                <w:rtl w:val="0"/>
+              </w:rPr>
+              <w:t xml:space="preserve">M</w:t>
+            </w:r>
+            <w:r>
+              <w:rPr>
+                <w:rtl w:val="0"/>
+              </w:rPr>
+            </w:r>
+          </w:p>
+        </w:tc>
+        <w:tc>
+          <w:tcPr/>
+          <w:p>
+            <w:pPr>
+              <w:spacing w:after="80" w:before="80" w:line="240" w:lineRule="auto"/>
+              <w:rPr>
+                <w:i w:val="0"/>
+                <w:iCs w:val="0"/>
+                <w:smallCaps w:val="0"/>
+                <w:strike w:val="0"/>
+                <w:color w:val="000000"/>
+                <w:u w:val="none"/>
+                <w:shd w:fill="auto" w:val="clear"/>
+                <w:vertAlign w:val="baseline"/>
+              </w:rPr>
+            </w:pPr>
+            <w:r>
+              <w:rPr>
+                <w:rtl w:val="0"/>
+              </w:rPr>
+              <w:t xml:space="preserve">CaoNM</w:t>
+            </w:r>
+            <w:r>
+              <w:rPr>
+                <w:rtl w:val="0"/>
+              </w:rPr>
+            </w:r>
+          </w:p>
+        </w:tc>
+        <w:tc>
+          <w:tcPr/>
+          <w:p>
+            <w:pPr>
+              <w:spacing w:after="0" w:lineRule="auto"/>
+              <w:rPr>
+                <w:vertAlign w:val="baseline"/>
+              </w:rPr>
+            </w:pPr>
+            <w:r>
+              <w:rPr>
+                <w:rtl w:val="0"/>
+              </w:rPr>
+              <w:t xml:space="preserve">Modified Project Process/Methodology</w:t>
+            </w:r>
+            <w:r>
+              <w:rPr>
+                <w:rtl w:val="0"/>
+              </w:rPr>
+            </w:r>
+          </w:p>
+        </w:tc>
+      </w:tr>
+      <w:tr>
+        <w:trPr>
+          <w:cantSplit w:val="0"/>
+          <w:tblHeader w:val="0"/>
+        </w:trPr>
+        <w:tc>
+          <w:tcPr/>
+          <w:p>
+            <w:pPr>
+              <w:spacing w:after="80" w:before="80" w:line="240" w:lineRule="auto"/>
+              <w:rPr/>
+            </w:pPr>
+            <w:r>
+              <w:rPr>
+                <w:rtl w:val="0"/>
+              </w:rPr>
+              <w:t xml:space="preserve">2/10/2026</w:t>
+            </w:r>
+          </w:p>
+        </w:tc>
+        <w:tc>
+          <w:tcPr/>
+          <w:p>
+            <w:pPr>
+              <w:spacing w:after="80" w:before="80" w:line="240" w:lineRule="auto"/>
+              <w:rPr>
+                <w:i w:val="0"/>
+                <w:iCs w:val="0"/>
+                <w:smallCaps w:val="0"/>
+                <w:strike w:val="0"/>
+                <w:color w:val="000000"/>
+                <w:u w:val="none"/>
+                <w:shd w:fill="auto" w:val="clear"/>
+                <w:vertAlign w:val="baseline"/>
+              </w:rPr>
+            </w:pPr>
+            <w:r>
+              <w:rPr>
+                <w:rtl w:val="0"/>
+              </w:rPr>
+              <w:t xml:space="preserve">M</w:t>
+            </w:r>
+            <w:r>
+              <w:rPr>
+                <w:rtl w:val="0"/>
+              </w:rPr>
+            </w:r>
+          </w:p>
+        </w:tc>
+        <w:tc>
+          <w:tcPr/>
+          <w:p>
+            <w:pPr>
+              <w:spacing w:after="80" w:before="80" w:line="240" w:lineRule="auto"/>
+              <w:rPr>
+                <w:i w:val="0"/>
+                <w:iCs w:val="0"/>
+                <w:smallCaps w:val="0"/>
+                <w:strike w:val="0"/>
+                <w:color w:val="000000"/>
+                <w:u w:val="none"/>
+                <w:shd w:fill="auto" w:val="clear"/>
+                <w:vertAlign w:val="baseline"/>
+              </w:rPr>
+            </w:pPr>
+            <w:r>
+              <w:rPr>
+                <w:rtl w:val="0"/>
+              </w:rPr>
+              <w:t xml:space="preserve">CaoNM</w:t>
+            </w:r>
+            <w:r>
+              <w:rPr>
+                <w:rtl w:val="0"/>
+              </w:rPr>
+            </w:r>
+          </w:p>
+        </w:tc>
+        <w:tc>
+          <w:tcPr/>
+          <w:p>
+            <w:pPr>
+              <w:spacing w:after="0" w:lineRule="auto"/>
+              <w:rPr>
+                <w:vertAlign w:val="baseline"/>
+              </w:rPr>
+            </w:pPr>
+            <w:r>
+              <w:rPr>
+                <w:rtl w:val="0"/>
+              </w:rPr>
+              <w:t xml:space="preserve">Modified Project Training Plan</w:t>
+            </w:r>
+            <w:r>
+              <w:rPr>
+                <w:rtl w:val="0"/>
+              </w:rPr>
+            </w:r>
+          </w:p>
+        </w:tc>
+      </w:tr>
+      <w:tr>
+        <w:trPr>
+          <w:cantSplit w:val="0"/>
+          <w:tblHeader w:val="0"/>
+        </w:trPr>
+        <w:tc>
+          <w:tcPr/>
+          <w:p>
+            <w:pPr>
+              <w:spacing w:after="80" w:before="80" w:line="240" w:lineRule="auto"/>
+              <w:rPr/>
+            </w:pPr>
+            <w:r>
+              <w:rPr>
+                <w:rtl w:val="0"/>
+              </w:rPr>
+              <w:t xml:space="preserve">3/10/2026</w:t>
+            </w:r>
+          </w:p>
+        </w:tc>
+        <w:tc>
+          <w:tcPr/>
+          <w:p>
+            <w:pPr>
+              <w:spacing w:after="80" w:before="80" w:line="240" w:lineRule="auto"/>
+              <w:rPr>
+                <w:i w:val="0"/>
+                <w:iCs w:val="0"/>
+                <w:smallCaps w:val="0"/>
+                <w:strike w:val="0"/>
+                <w:color w:val="000000"/>
+                <w:u w:val="none"/>
+                <w:shd w:fill="auto" w:val="clear"/>
+                <w:vertAlign w:val="baseline"/>
+              </w:rPr>
+            </w:pPr>
+            <w:r>
+              <w:rPr>
+                <w:rtl w:val="0"/>
+              </w:rPr>
+              <w:t xml:space="preserve">A</w:t>
+            </w:r>
+            <w:r>
+              <w:rPr>
+                <w:rtl w:val="0"/>
+              </w:rPr>
+            </w:r>
+          </w:p>
+        </w:tc>
+        <w:tc>
+          <w:tcPr/>
+          <w:p>
+            <w:pPr>
+              <w:spacing w:after="80" w:before="80" w:line="240" w:lineRule="auto"/>
+              <w:rPr>
+                <w:i w:val="0"/>
+                <w:iCs w:val="0"/>
+                <w:smallCaps w:val="0"/>
+                <w:strike w:val="0"/>
+                <w:color w:val="000000"/>
+                <w:u w:val="none"/>
+                <w:shd w:fill="auto" w:val="clear"/>
+                <w:vertAlign w:val="baseline"/>
+              </w:rPr>
+            </w:pPr>
+            <w:r>
+              <w:rPr>
+                <w:rtl w:val="0"/>
+              </w:rPr>
+              <w:t xml:space="preserve">CaoNM</w:t>
+            </w:r>
+            <w:r>
+              <w:rPr>
+                <w:rtl w:val="0"/>
+              </w:rPr>
             </w:r>
           </w:p>
         </w:tc>
@@ -2861,50 +3191,10 @@
                 <w:between w:space="0" w:sz="0" w:val="nil"/>
               </w:pBdr>
               <w:shd w:fill="auto" w:val="clear"/>
-              <w:spacing w:after="80" w:before="80" w:line="240" w:lineRule="auto"/>
+              <w:spacing w:after="0" w:before="80" w:line="240" w:lineRule="auto"/>
               <w:ind w:left="0" w:right="0" w:firstLine="0"/>
               <w:jc w:val="left"/>
               <w:rPr>
-                <w:rFonts w:ascii="Tahoma" w:cs="Tahoma" w:eastAsia="Tahoma" w:hAnsi="Tahoma"/>
-                <w:b w:val="0"/>
-                <w:bCs w:val="0"/>
-                <w:i w:val="0"/>
-                <w:iCs w:val="0"/>
-                <w:smallCaps w:val="0"/>
-                <w:strike w:val="0"/>
-                <w:color w:val="000000"/>
-                <w:sz w:val="18"/>
-                <w:szCs w:val="18"/>
-                <w:u w:val="none"/>
-                <w:shd w:fill="auto" w:val="clear"/>
-                <w:vertAlign w:val="baseline"/>
-              </w:rPr>
-            </w:pPr>
-            <w:r>
-              <w:rPr>
-                <w:rFonts w:ascii="Tahoma" w:cs="Tahoma" w:eastAsia="Tahoma" w:hAnsi="Tahoma"/>
-                <w:sz w:val="18"/>
-                <w:szCs w:val="18"/>
-                <w:rtl w:val="0"/>
-              </w:rPr>
-              <w:t xml:space="preserve">M</w:t>
-            </w:r>
-            <w:r>
-              <w:rPr>
-                <w:rtl w:val="0"/>
-              </w:rPr>
-            </w:r>
-          </w:p>
-        </w:tc>
-        <w:tc>
-          <w:tcPr/>
-          <w:p>
-            <w:pPr>
-              <w:spacing w:after="80" w:before="80" w:line="240" w:lineRule="auto"/>
-              <w:rPr>
-                <w:rFonts w:ascii="Tahoma" w:cs="Tahoma" w:eastAsia="Tahoma" w:hAnsi="Tahoma"/>
-                <w:b w:val="0"/>
-                <w:bCs w:val="0"/>
                 <w:i w:val="0"/>
                 <w:iCs w:val="0"/>
                 <w:smallCaps w:val="0"/>
@@ -2917,32 +3207,38 @@
             </w:pPr>
             <w:r>
               <w:rPr>
-                <w:rFonts w:ascii="Tahoma" w:cs="Tahoma" w:eastAsia="Tahoma" w:hAnsi="Tahoma"/>
-                <w:rtl w:val="0"/>
-              </w:rPr>
-              <w:t xml:space="preserve">CaoNM</w:t>
-            </w:r>
-            <w:r>
-              <w:rPr>
-                <w:rtl w:val="0"/>
-              </w:rPr>
-            </w:r>
-          </w:p>
-        </w:tc>
-        <w:tc>
-          <w:tcPr/>
-          <w:p>
-            <w:pPr>
-              <w:rPr>
-                <w:rFonts w:ascii="Tahoma" w:cs="Tahoma" w:eastAsia="Tahoma" w:hAnsi="Tahoma"/>
-              </w:rPr>
-            </w:pPr>
-            <w:r>
-              <w:rPr>
-                <w:rFonts w:ascii="Tahoma" w:cs="Tahoma" w:eastAsia="Tahoma" w:hAnsi="Tahoma"/>
-                <w:rtl w:val="0"/>
-              </w:rPr>
-              <w:t xml:space="preserve">Modified Capacity Planning</w:t>
+                <w:rtl w:val="0"/>
+              </w:rPr>
+              <w:t xml:space="preserve">Added Definition and Acronyms</w:t>
+            </w:r>
+            <w:r>
+              <w:rPr>
+                <w:rtl w:val="0"/>
+              </w:rPr>
+            </w:r>
+          </w:p>
+        </w:tc>
+      </w:tr>
+      <w:tr>
+        <w:trPr>
+          <w:cantSplit w:val="0"/>
+          <w:trHeight w:val="220" w:hRule="atLeast"/>
+          <w:tblHeader w:val="0"/>
+        </w:trPr>
+        <w:tc>
+          <w:tcPr>
+            <w:gridSpan w:val="4"/>
+          </w:tcPr>
+          <w:p>
+            <w:pPr>
+              <w:spacing w:after="0" w:before="80" w:line="240" w:lineRule="auto"/>
+              <w:rPr/>
+            </w:pPr>
+            <w:r>
+              <w:rPr>
+                <w:rtl w:val="0"/>
+              </w:rPr>
+              <w:t xml:space="preserve">v2.0</w:t>
             </w:r>
           </w:p>
         </w:tc>
@@ -2957,71 +3253,29 @@
           <w:p>
             <w:pPr>
               <w:spacing w:after="80" w:before="80" w:line="240" w:lineRule="auto"/>
-              <w:rPr>
-                <w:rFonts w:ascii="Tahoma" w:cs="Tahoma" w:eastAsia="Tahoma" w:hAnsi="Tahoma"/>
-                <w:sz w:val="18"/>
-                <w:szCs w:val="18"/>
-              </w:rPr>
-            </w:pPr>
-            <w:r>
-              <w:rPr>
-                <w:rFonts w:ascii="Tahoma" w:cs="Tahoma" w:eastAsia="Tahoma" w:hAnsi="Tahoma"/>
-                <w:sz w:val="18"/>
-                <w:szCs w:val="18"/>
-                <w:rtl w:val="0"/>
-              </w:rPr>
-              <w:t xml:space="preserve">2/10/2026</w:t>
-            </w:r>
-          </w:p>
-        </w:tc>
-        <w:tc>
-          <w:tcPr/>
-          <w:p>
-            <w:pPr>
-              <w:keepNext w:val="0"/>
-              <w:keepLines w:val="0"/>
-              <w:widowControl w:val="1"/>
-              <w:pBdr>
-                <w:top w:space="0" w:sz="0" w:val="nil"/>
-                <w:left w:space="0" w:sz="0" w:val="nil"/>
-                <w:bottom w:space="0" w:sz="0" w:val="nil"/>
-                <w:right w:space="0" w:sz="0" w:val="nil"/>
-                <w:between w:space="0" w:sz="0" w:val="nil"/>
-              </w:pBdr>
-              <w:shd w:fill="auto" w:val="clear"/>
+              <w:rPr/>
+            </w:pPr>
+            <w:r>
+              <w:rPr>
+                <w:rtl w:val="0"/>
+              </w:rPr>
+              <w:t xml:space="preserve">17/10/2026</w:t>
+            </w:r>
+          </w:p>
+        </w:tc>
+        <w:tc>
+          <w:tcPr/>
+          <w:p>
+            <w:pPr>
               <w:spacing w:after="80" w:before="80" w:line="240" w:lineRule="auto"/>
-              <w:ind w:left="0" w:right="0" w:firstLine="0"/>
-              <w:jc w:val="left"/>
-              <w:rPr>
-                <w:rFonts w:ascii="Tahoma" w:cs="Tahoma" w:eastAsia="Tahoma" w:hAnsi="Tahoma"/>
-                <w:b w:val="0"/>
-                <w:bCs w:val="0"/>
-                <w:i w:val="0"/>
-                <w:iCs w:val="0"/>
-                <w:smallCaps w:val="0"/>
-                <w:strike w:val="0"/>
-                <w:color w:val="000000"/>
-                <w:sz w:val="18"/>
-                <w:szCs w:val="18"/>
-                <w:u w:val="none"/>
-                <w:shd w:fill="auto" w:val="clear"/>
-                <w:vertAlign w:val="baseline"/>
-              </w:rPr>
-            </w:pPr>
-            <w:r>
-              <w:rPr>
-                <w:rFonts w:ascii="Tahoma" w:cs="Tahoma" w:eastAsia="Tahoma" w:hAnsi="Tahoma"/>
-                <w:sz w:val="18"/>
-                <w:szCs w:val="18"/>
+              <w:rPr/>
+            </w:pPr>
+            <w:r>
+              <w:rPr>
                 <w:rtl w:val="0"/>
               </w:rPr>
               <w:t xml:space="preserve">M</w:t>
             </w:r>
-            <w:r>
-              <w:rPr>
-                <w:rtl w:val="0"/>
-              </w:rPr>
-            </w:r>
           </w:p>
         </w:tc>
         <w:tc>
@@ -3029,561 +3283,30 @@
           <w:p>
             <w:pPr>
               <w:spacing w:after="80" w:before="80" w:line="240" w:lineRule="auto"/>
-              <w:rPr>
-                <w:rFonts w:ascii="Tahoma" w:cs="Tahoma" w:eastAsia="Tahoma" w:hAnsi="Tahoma"/>
-                <w:b w:val="0"/>
-                <w:bCs w:val="0"/>
-                <w:i w:val="0"/>
-                <w:iCs w:val="0"/>
-                <w:smallCaps w:val="0"/>
-                <w:strike w:val="0"/>
-                <w:color w:val="000000"/>
-                <w:u w:val="none"/>
-                <w:shd w:fill="auto" w:val="clear"/>
-                <w:vertAlign w:val="baseline"/>
-              </w:rPr>
-            </w:pPr>
-            <w:r>
-              <w:rPr>
-                <w:rFonts w:ascii="Tahoma" w:cs="Tahoma" w:eastAsia="Tahoma" w:hAnsi="Tahoma"/>
-                <w:rtl w:val="0"/>
-              </w:rPr>
-              <w:t xml:space="preserve">CaoNM</w:t>
-            </w:r>
-            <w:r>
-              <w:rPr>
-                <w:rtl w:val="0"/>
-              </w:rPr>
-            </w:r>
-          </w:p>
-        </w:tc>
-        <w:tc>
-          <w:tcPr/>
-          <w:p>
-            <w:pPr>
-              <w:rPr>
-                <w:rFonts w:ascii="Tahoma" w:cs="Tahoma" w:eastAsia="Tahoma" w:hAnsi="Tahoma"/>
-                <w:vertAlign w:val="baseline"/>
-              </w:rPr>
-            </w:pPr>
-            <w:r>
-              <w:rPr>
-                <w:rFonts w:ascii="Tahoma" w:cs="Tahoma" w:eastAsia="Tahoma" w:hAnsi="Tahoma"/>
-                <w:rtl w:val="0"/>
-              </w:rPr>
-              <w:t xml:space="preserve">Modified Project Objectives</w:t>
-            </w:r>
-            <w:r>
-              <w:rPr>
-                <w:rtl w:val="0"/>
-              </w:rPr>
-            </w:r>
-          </w:p>
-        </w:tc>
-      </w:tr>
-      <w:tr>
-        <w:trPr>
-          <w:cantSplit w:val="0"/>
-          <w:tblHeader w:val="0"/>
-        </w:trPr>
-        <w:tc>
-          <w:tcPr/>
-          <w:p>
-            <w:pPr>
-              <w:spacing w:after="80" w:before="80" w:line="240" w:lineRule="auto"/>
-              <w:rPr>
-                <w:rFonts w:ascii="Tahoma" w:cs="Tahoma" w:eastAsia="Tahoma" w:hAnsi="Tahoma"/>
-                <w:sz w:val="18"/>
-                <w:szCs w:val="18"/>
-              </w:rPr>
-            </w:pPr>
-            <w:r>
-              <w:rPr>
-                <w:rFonts w:ascii="Tahoma" w:cs="Tahoma" w:eastAsia="Tahoma" w:hAnsi="Tahoma"/>
-                <w:sz w:val="18"/>
-                <w:szCs w:val="18"/>
-                <w:rtl w:val="0"/>
-              </w:rPr>
-              <w:t xml:space="preserve">2/10/2026</w:t>
-            </w:r>
-          </w:p>
-        </w:tc>
-        <w:tc>
-          <w:tcPr/>
-          <w:p>
-            <w:pPr>
-              <w:spacing w:after="80" w:before="80" w:line="240" w:lineRule="auto"/>
-              <w:rPr>
-                <w:rFonts w:ascii="Tahoma" w:cs="Tahoma" w:eastAsia="Tahoma" w:hAnsi="Tahoma"/>
-                <w:b w:val="0"/>
-                <w:bCs w:val="0"/>
-                <w:i w:val="0"/>
-                <w:iCs w:val="0"/>
-                <w:smallCaps w:val="0"/>
-                <w:strike w:val="0"/>
-                <w:color w:val="000000"/>
-                <w:sz w:val="18"/>
-                <w:szCs w:val="18"/>
-                <w:u w:val="none"/>
-                <w:shd w:fill="auto" w:val="clear"/>
-                <w:vertAlign w:val="baseline"/>
-              </w:rPr>
-            </w:pPr>
-            <w:r>
-              <w:rPr>
-                <w:rFonts w:ascii="Tahoma" w:cs="Tahoma" w:eastAsia="Tahoma" w:hAnsi="Tahoma"/>
-                <w:sz w:val="18"/>
-                <w:szCs w:val="18"/>
-                <w:rtl w:val="0"/>
-              </w:rPr>
-              <w:t xml:space="preserve">M</w:t>
-            </w:r>
-            <w:r>
-              <w:rPr>
-                <w:rtl w:val="0"/>
-              </w:rPr>
-            </w:r>
-          </w:p>
-        </w:tc>
-        <w:tc>
-          <w:tcPr/>
-          <w:p>
-            <w:pPr>
-              <w:spacing w:after="80" w:before="80" w:line="240" w:lineRule="auto"/>
-              <w:rPr>
-                <w:rFonts w:ascii="Tahoma" w:cs="Tahoma" w:eastAsia="Tahoma" w:hAnsi="Tahoma"/>
-                <w:b w:val="0"/>
-                <w:bCs w:val="0"/>
-                <w:i w:val="0"/>
-                <w:iCs w:val="0"/>
-                <w:smallCaps w:val="0"/>
-                <w:strike w:val="0"/>
-                <w:color w:val="000000"/>
-                <w:u w:val="none"/>
-                <w:shd w:fill="auto" w:val="clear"/>
-                <w:vertAlign w:val="baseline"/>
-              </w:rPr>
-            </w:pPr>
-            <w:r>
-              <w:rPr>
-                <w:rFonts w:ascii="Tahoma" w:cs="Tahoma" w:eastAsia="Tahoma" w:hAnsi="Tahoma"/>
-                <w:rtl w:val="0"/>
-              </w:rPr>
-              <w:t xml:space="preserve">CaoNM</w:t>
-            </w:r>
-            <w:r>
-              <w:rPr>
-                <w:rtl w:val="0"/>
-              </w:rPr>
-            </w:r>
-          </w:p>
-        </w:tc>
-        <w:tc>
-          <w:tcPr/>
-          <w:p>
-            <w:pPr>
-              <w:rPr>
-                <w:rFonts w:ascii="Tahoma" w:cs="Tahoma" w:eastAsia="Tahoma" w:hAnsi="Tahoma"/>
-                <w:vertAlign w:val="baseline"/>
-              </w:rPr>
-            </w:pPr>
-            <w:r>
-              <w:rPr>
-                <w:rFonts w:ascii="Tahoma" w:cs="Tahoma" w:eastAsia="Tahoma" w:hAnsi="Tahoma"/>
-                <w:rtl w:val="0"/>
-              </w:rPr>
-              <w:t xml:space="preserve">Modified Risks and Mitigations</w:t>
-            </w:r>
-            <w:r>
-              <w:rPr>
-                <w:rtl w:val="0"/>
-              </w:rPr>
-            </w:r>
-          </w:p>
-        </w:tc>
-      </w:tr>
-      <w:tr>
-        <w:trPr>
-          <w:cantSplit w:val="0"/>
-          <w:tblHeader w:val="0"/>
-        </w:trPr>
-        <w:tc>
-          <w:tcPr/>
-          <w:p>
-            <w:pPr>
-              <w:spacing w:after="80" w:before="80" w:line="240" w:lineRule="auto"/>
-              <w:rPr>
-                <w:rFonts w:ascii="Tahoma" w:cs="Tahoma" w:eastAsia="Tahoma" w:hAnsi="Tahoma"/>
-                <w:sz w:val="18"/>
-                <w:szCs w:val="18"/>
-              </w:rPr>
-            </w:pPr>
-            <w:r>
-              <w:rPr>
-                <w:rFonts w:ascii="Tahoma" w:cs="Tahoma" w:eastAsia="Tahoma" w:hAnsi="Tahoma"/>
-                <w:sz w:val="18"/>
-                <w:szCs w:val="18"/>
-                <w:rtl w:val="0"/>
-              </w:rPr>
-              <w:t xml:space="preserve">2/10/2026</w:t>
-            </w:r>
-          </w:p>
-        </w:tc>
-        <w:tc>
-          <w:tcPr/>
-          <w:p>
-            <w:pPr>
-              <w:spacing w:after="80" w:before="80" w:line="240" w:lineRule="auto"/>
-              <w:rPr>
-                <w:rFonts w:ascii="Tahoma" w:cs="Tahoma" w:eastAsia="Tahoma" w:hAnsi="Tahoma"/>
-                <w:b w:val="0"/>
-                <w:bCs w:val="0"/>
-                <w:i w:val="0"/>
-                <w:iCs w:val="0"/>
-                <w:smallCaps w:val="0"/>
-                <w:strike w:val="0"/>
-                <w:color w:val="000000"/>
-                <w:sz w:val="18"/>
-                <w:szCs w:val="18"/>
-                <w:u w:val="none"/>
-                <w:shd w:fill="auto" w:val="clear"/>
-                <w:vertAlign w:val="baseline"/>
-              </w:rPr>
-            </w:pPr>
-            <w:r>
-              <w:rPr>
-                <w:rFonts w:ascii="Tahoma" w:cs="Tahoma" w:eastAsia="Tahoma" w:hAnsi="Tahoma"/>
-                <w:sz w:val="18"/>
-                <w:szCs w:val="18"/>
-                <w:rtl w:val="0"/>
-              </w:rPr>
-              <w:t xml:space="preserve">M</w:t>
-            </w:r>
-            <w:r>
-              <w:rPr>
-                <w:rtl w:val="0"/>
-              </w:rPr>
-            </w:r>
-          </w:p>
-        </w:tc>
-        <w:tc>
-          <w:tcPr/>
-          <w:p>
-            <w:pPr>
-              <w:spacing w:after="80" w:before="80" w:line="240" w:lineRule="auto"/>
-              <w:rPr>
-                <w:rFonts w:ascii="Tahoma" w:cs="Tahoma" w:eastAsia="Tahoma" w:hAnsi="Tahoma"/>
-                <w:b w:val="0"/>
-                <w:bCs w:val="0"/>
-                <w:i w:val="0"/>
-                <w:iCs w:val="0"/>
-                <w:smallCaps w:val="0"/>
-                <w:strike w:val="0"/>
-                <w:color w:val="000000"/>
-                <w:u w:val="none"/>
-                <w:shd w:fill="auto" w:val="clear"/>
-                <w:vertAlign w:val="baseline"/>
-              </w:rPr>
-            </w:pPr>
-            <w:r>
-              <w:rPr>
-                <w:rFonts w:ascii="Tahoma" w:cs="Tahoma" w:eastAsia="Tahoma" w:hAnsi="Tahoma"/>
-                <w:rtl w:val="0"/>
-              </w:rPr>
-              <w:t xml:space="preserve">CaoNM</w:t>
-            </w:r>
-            <w:r>
-              <w:rPr>
-                <w:rtl w:val="0"/>
-              </w:rPr>
-            </w:r>
-          </w:p>
-        </w:tc>
-        <w:tc>
-          <w:tcPr/>
-          <w:p>
-            <w:pPr>
-              <w:rPr>
-                <w:rFonts w:ascii="Tahoma" w:cs="Tahoma" w:eastAsia="Tahoma" w:hAnsi="Tahoma"/>
-                <w:vertAlign w:val="baseline"/>
-              </w:rPr>
-            </w:pPr>
-            <w:r>
-              <w:rPr>
-                <w:rFonts w:ascii="Tahoma" w:cs="Tahoma" w:eastAsia="Tahoma" w:hAnsi="Tahoma"/>
-                <w:rtl w:val="0"/>
-              </w:rPr>
-              <w:t xml:space="preserve">Modified Project Process/Methodology</w:t>
-            </w:r>
-            <w:r>
-              <w:rPr>
-                <w:rtl w:val="0"/>
-              </w:rPr>
-            </w:r>
-          </w:p>
-        </w:tc>
-      </w:tr>
-      <w:tr>
-        <w:trPr>
-          <w:cantSplit w:val="0"/>
-          <w:tblHeader w:val="0"/>
-        </w:trPr>
-        <w:tc>
-          <w:tcPr/>
-          <w:p>
-            <w:pPr>
-              <w:spacing w:after="80" w:before="80" w:line="240" w:lineRule="auto"/>
-              <w:rPr>
-                <w:rFonts w:ascii="Tahoma" w:cs="Tahoma" w:eastAsia="Tahoma" w:hAnsi="Tahoma"/>
-                <w:sz w:val="18"/>
-                <w:szCs w:val="18"/>
-              </w:rPr>
-            </w:pPr>
-            <w:r>
-              <w:rPr>
-                <w:rFonts w:ascii="Tahoma" w:cs="Tahoma" w:eastAsia="Tahoma" w:hAnsi="Tahoma"/>
-                <w:sz w:val="18"/>
-                <w:szCs w:val="18"/>
-                <w:rtl w:val="0"/>
-              </w:rPr>
-              <w:t xml:space="preserve">2/10/2026</w:t>
-            </w:r>
-          </w:p>
-        </w:tc>
-        <w:tc>
-          <w:tcPr/>
-          <w:p>
-            <w:pPr>
-              <w:spacing w:after="80" w:before="80" w:line="240" w:lineRule="auto"/>
-              <w:rPr>
-                <w:rFonts w:ascii="Tahoma" w:cs="Tahoma" w:eastAsia="Tahoma" w:hAnsi="Tahoma"/>
-                <w:b w:val="0"/>
-                <w:bCs w:val="0"/>
-                <w:i w:val="0"/>
-                <w:iCs w:val="0"/>
-                <w:smallCaps w:val="0"/>
-                <w:strike w:val="0"/>
-                <w:color w:val="000000"/>
-                <w:sz w:val="18"/>
-                <w:szCs w:val="18"/>
-                <w:u w:val="none"/>
-                <w:shd w:fill="auto" w:val="clear"/>
-                <w:vertAlign w:val="baseline"/>
-              </w:rPr>
-            </w:pPr>
-            <w:r>
-              <w:rPr>
-                <w:rFonts w:ascii="Tahoma" w:cs="Tahoma" w:eastAsia="Tahoma" w:hAnsi="Tahoma"/>
-                <w:sz w:val="18"/>
-                <w:szCs w:val="18"/>
-                <w:rtl w:val="0"/>
-              </w:rPr>
-              <w:t xml:space="preserve">M</w:t>
-            </w:r>
-            <w:r>
-              <w:rPr>
-                <w:rtl w:val="0"/>
-              </w:rPr>
-            </w:r>
-          </w:p>
-        </w:tc>
-        <w:tc>
-          <w:tcPr/>
-          <w:p>
-            <w:pPr>
-              <w:spacing w:after="80" w:before="80" w:line="240" w:lineRule="auto"/>
-              <w:rPr>
-                <w:rFonts w:ascii="Tahoma" w:cs="Tahoma" w:eastAsia="Tahoma" w:hAnsi="Tahoma"/>
-                <w:b w:val="0"/>
-                <w:bCs w:val="0"/>
-                <w:i w:val="0"/>
-                <w:iCs w:val="0"/>
-                <w:smallCaps w:val="0"/>
-                <w:strike w:val="0"/>
-                <w:color w:val="000000"/>
-                <w:u w:val="none"/>
-                <w:shd w:fill="auto" w:val="clear"/>
-                <w:vertAlign w:val="baseline"/>
-              </w:rPr>
-            </w:pPr>
-            <w:r>
-              <w:rPr>
-                <w:rFonts w:ascii="Tahoma" w:cs="Tahoma" w:eastAsia="Tahoma" w:hAnsi="Tahoma"/>
-                <w:rtl w:val="0"/>
-              </w:rPr>
-              <w:t xml:space="preserve">CaoNM</w:t>
-            </w:r>
-            <w:r>
-              <w:rPr>
-                <w:rtl w:val="0"/>
-              </w:rPr>
-            </w:r>
-          </w:p>
-        </w:tc>
-        <w:tc>
-          <w:tcPr/>
-          <w:p>
-            <w:pPr>
-              <w:rPr>
-                <w:rFonts w:ascii="Tahoma" w:cs="Tahoma" w:eastAsia="Tahoma" w:hAnsi="Tahoma"/>
-                <w:vertAlign w:val="baseline"/>
-              </w:rPr>
-            </w:pPr>
-            <w:r>
-              <w:rPr>
-                <w:rFonts w:ascii="Tahoma" w:cs="Tahoma" w:eastAsia="Tahoma" w:hAnsi="Tahoma"/>
-                <w:rtl w:val="0"/>
-              </w:rPr>
-              <w:t xml:space="preserve">Modified Project Training Plan</w:t>
-            </w:r>
-            <w:r>
-              <w:rPr>
-                <w:rtl w:val="0"/>
-              </w:rPr>
-            </w:r>
-          </w:p>
-        </w:tc>
-      </w:tr>
-      <w:tr>
-        <w:trPr>
-          <w:cantSplit w:val="0"/>
-          <w:tblHeader w:val="0"/>
-        </w:trPr>
-        <w:tc>
-          <w:tcPr/>
-          <w:p>
-            <w:pPr>
-              <w:spacing w:after="80" w:before="80" w:line="240" w:lineRule="auto"/>
-              <w:rPr>
-                <w:rFonts w:ascii="Tahoma" w:cs="Tahoma" w:eastAsia="Tahoma" w:hAnsi="Tahoma"/>
-                <w:sz w:val="18"/>
-                <w:szCs w:val="18"/>
-              </w:rPr>
-            </w:pPr>
-            <w:r>
-              <w:rPr>
-                <w:rFonts w:ascii="Tahoma" w:cs="Tahoma" w:eastAsia="Tahoma" w:hAnsi="Tahoma"/>
-                <w:sz w:val="18"/>
-                <w:szCs w:val="18"/>
-                <w:rtl w:val="0"/>
-              </w:rPr>
-              <w:t xml:space="preserve">3/10/2026</w:t>
-            </w:r>
-          </w:p>
-        </w:tc>
-        <w:tc>
-          <w:tcPr/>
-          <w:p>
-            <w:pPr>
-              <w:spacing w:after="80" w:before="80" w:line="240" w:lineRule="auto"/>
-              <w:rPr>
-                <w:rFonts w:ascii="Tahoma" w:cs="Tahoma" w:eastAsia="Tahoma" w:hAnsi="Tahoma"/>
-                <w:b w:val="0"/>
-                <w:bCs w:val="0"/>
-                <w:i w:val="0"/>
-                <w:iCs w:val="0"/>
-                <w:smallCaps w:val="0"/>
-                <w:strike w:val="0"/>
-                <w:color w:val="000000"/>
-                <w:sz w:val="18"/>
-                <w:szCs w:val="18"/>
-                <w:u w:val="none"/>
-                <w:shd w:fill="auto" w:val="clear"/>
-                <w:vertAlign w:val="baseline"/>
-              </w:rPr>
-            </w:pPr>
-            <w:r>
-              <w:rPr>
-                <w:rFonts w:ascii="Tahoma" w:cs="Tahoma" w:eastAsia="Tahoma" w:hAnsi="Tahoma"/>
-                <w:sz w:val="18"/>
-                <w:szCs w:val="18"/>
-                <w:rtl w:val="0"/>
-              </w:rPr>
-              <w:t xml:space="preserve">A</w:t>
-            </w:r>
-            <w:r>
-              <w:rPr>
-                <w:rtl w:val="0"/>
-              </w:rPr>
-            </w:r>
-          </w:p>
-        </w:tc>
-        <w:tc>
-          <w:tcPr/>
-          <w:p>
-            <w:pPr>
-              <w:spacing w:after="80" w:before="80" w:line="240" w:lineRule="auto"/>
-              <w:rPr>
-                <w:rFonts w:ascii="Tahoma" w:cs="Tahoma" w:eastAsia="Tahoma" w:hAnsi="Tahoma"/>
-                <w:b w:val="0"/>
-                <w:bCs w:val="0"/>
-                <w:i w:val="0"/>
-                <w:iCs w:val="0"/>
-                <w:smallCaps w:val="0"/>
-                <w:strike w:val="0"/>
-                <w:color w:val="000000"/>
-                <w:sz w:val="18"/>
-                <w:szCs w:val="18"/>
-                <w:u w:val="none"/>
-                <w:shd w:fill="auto" w:val="clear"/>
-                <w:vertAlign w:val="baseline"/>
-              </w:rPr>
-            </w:pPr>
-            <w:r>
-              <w:rPr>
-                <w:rFonts w:ascii="Tahoma" w:cs="Tahoma" w:eastAsia="Tahoma" w:hAnsi="Tahoma"/>
-                <w:rtl w:val="0"/>
-              </w:rPr>
-              <w:t xml:space="preserve">CaoNM</w:t>
-            </w:r>
-            <w:r>
-              <w:rPr>
-                <w:rtl w:val="0"/>
-              </w:rPr>
-            </w:r>
-          </w:p>
-        </w:tc>
-        <w:tc>
-          <w:tcPr/>
-          <w:p>
-            <w:pPr>
-              <w:keepNext w:val="0"/>
-              <w:keepLines w:val="0"/>
-              <w:widowControl w:val="1"/>
-              <w:pBdr>
-                <w:top w:space="0" w:sz="0" w:val="nil"/>
-                <w:left w:space="0" w:sz="0" w:val="nil"/>
-                <w:bottom w:space="0" w:sz="0" w:val="nil"/>
-                <w:right w:space="0" w:sz="0" w:val="nil"/>
-                <w:between w:space="0" w:sz="0" w:val="nil"/>
-              </w:pBdr>
-              <w:shd w:fill="auto" w:val="clear"/>
-              <w:spacing w:after="80" w:before="80" w:line="240" w:lineRule="auto"/>
-              <w:ind w:left="0" w:right="0" w:firstLine="0"/>
-              <w:jc w:val="left"/>
-              <w:rPr>
-                <w:rFonts w:ascii="Tahoma" w:cs="Tahoma" w:eastAsia="Tahoma" w:hAnsi="Tahoma"/>
-                <w:i w:val="0"/>
-                <w:iCs w:val="0"/>
-                <w:smallCaps w:val="0"/>
-                <w:strike w:val="0"/>
-                <w:color w:val="000000"/>
-                <w:u w:val="none"/>
-                <w:shd w:fill="auto" w:val="clear"/>
-                <w:vertAlign w:val="baseline"/>
-              </w:rPr>
-            </w:pPr>
-            <w:r>
-              <w:rPr>
-                <w:rFonts w:ascii="Tahoma" w:cs="Tahoma" w:eastAsia="Tahoma" w:hAnsi="Tahoma"/>
-                <w:rtl w:val="0"/>
-              </w:rPr>
-              <w:t xml:space="preserve">Added Definition and Acronyms</w:t>
-            </w:r>
-            <w:r>
-              <w:rPr>
-                <w:rtl w:val="0"/>
-              </w:rPr>
+              <w:rPr/>
+            </w:pPr>
+            <w:r>
+              <w:rPr>
+                <w:rtl w:val="0"/>
+              </w:rPr>
+              <w:t xml:space="preserve">TrangCTH</w:t>
+            </w:r>
+          </w:p>
+        </w:tc>
+        <w:tc>
+          <w:tcPr>
+            <w:vAlign w:val="center"/>
+          </w:tcPr>
+          <w:p>
+            <w:pPr>
+              <w:spacing w:after="0" w:lineRule="auto"/>
+              <w:rPr/>
+            </w:pPr>
+            <w:r>
+              <w:rPr>
+                <w:rtl w:val="0"/>
+              </w:rPr>
+              <w:t xml:space="preserve">Modified Cost &amp; Time Estimations</w:t>
             </w:r>
           </w:p>
         </w:tc>
@@ -3621,7 +3344,6 @@
     <w:p>
       <w:pPr>
         <w:rPr>
-          <w:rFonts w:ascii="Calibri" w:cs="Calibri" w:eastAsia="Calibri" w:hAnsi="Calibri"/>
           <w:b w:val="1"/>
           <w:bCs w:val="1"/>
           <w:color w:val="c00000"/>
@@ -3689,7 +3411,7 @@
         <w:rPr>
           <w:rtl w:val="0"/>
         </w:rPr>
-        <w:t xml:space="preserve">In scope, GCMB covers five major feature areas: System Administration and Configuration; Booking and Room Operations; F&amp;B, Inventory and Equipment Management; Workforce and Payroll Management; and Financial Management and Reporting. These features support activities such as room booking and status management, check-in/check-out, billing and payments, deposits and refunds, staff-assisted and customer QR-based F&amp;B ordering, inventory, equipment maintenance , shift scheduling, attendance, payroll, expenses, cash reconciliation, and multi-branch reporting. External services such as SePay, cloud storage, and email may be integrated where required. </w:t>
+        <w:t xml:space="preserve">In scope, GCMB covers five major feature areas: System Configuration Management, Service Management, Resource Management, Workforce Management and Business Performance Management. These features support activities such as room booking and status management, check-in/check-out, billing and payments, deposits and refunds, staff-assisted and customer QR-based F&amp;B ordering, inventory, equipment maintenance , shift scheduling, attendance, payroll, expenses, cash reconciliation, and multi-branch reporting. External services such as SePay, cloud storage, and email may be integrated where required. </w:t>
       </w:r>
     </w:p>
     <w:p>
@@ -4525,16 +4247,6 @@
         <w:rPr>
           <w:rtl w:val="0"/>
         </w:rPr>
-      </w:r>
-    </w:p>
-    <w:p>
-      <w:pPr>
-        <w:rPr/>
-      </w:pPr>
-      <w:r>
-        <w:rPr>
-          <w:rtl w:val="0"/>
-        </w:rPr>
         <w:t xml:space="preserve">The project is planned to be completed within 14 weeks by a team of 5 members. Each member is expected to contribute approximately 5 person-days (pds) per week, resulting in a total estimated project effort of 350 pds.</w:t>
       </w:r>
     </w:p>
@@ -4547,36 +4259,6 @@
           <w:rtl w:val="0"/>
         </w:rPr>
         <w:t xml:space="preserve">The detailed work packages, estimated efforts, and due dates are presented in the following table. Due dates for project reports and documents shall follow the corresponding dates defined in the Project Tracking sections to ensure consistency across project documents. </w:t>
-      </w:r>
-    </w:p>
-    <w:p>
-      <w:pPr>
-        <w:rPr/>
-      </w:pPr>
-      <w:r>
-        <w:rPr>
-          <w:rtl w:val="0"/>
-        </w:rPr>
-      </w:r>
-    </w:p>
-    <w:p>
-      <w:pPr>
-        <w:rPr/>
-      </w:pPr>
-      <w:r>
-        <w:rPr>
-          <w:rtl w:val="0"/>
-        </w:rPr>
-      </w:r>
-    </w:p>
-    <w:p>
-      <w:pPr>
-        <w:rPr/>
-      </w:pPr>
-      <w:r>
-        <w:rPr>
-          <w:rtl w:val="0"/>
-        </w:rPr>
       </w:r>
     </w:p>
     <w:p>
@@ -5731,7 +5413,7 @@
                 <w:szCs w:val="22"/>
                 <w:rtl w:val="0"/>
               </w:rPr>
-              <w:t xml:space="preserve">System Configuration Management + Service Management (44  UCs) + SDS + Testing + User Guide + Software Release</w:t>
+              <w:t xml:space="preserve">System Configuration Management + Service Management (42  UCs) + SDS + Testing + User Guide + Software Release</w:t>
             </w:r>
             <w:r>
               <w:rPr>
@@ -7061,7 +6743,7 @@
                 <w:szCs w:val="22"/>
                 <w:rtl w:val="0"/>
               </w:rPr>
-              <w:t xml:space="preserve">UC-10 View Branches</w:t>
+              <w:t xml:space="preserve">UC-10 View Branch List </w:t>
             </w:r>
           </w:p>
         </w:tc>
@@ -7451,7 +7133,7 @@
                 <w:szCs w:val="22"/>
                 <w:rtl w:val="0"/>
               </w:rPr>
-              <w:t xml:space="preserve">UC-13 Deactivate Branch</w:t>
+              <w:t xml:space="preserve">UC-13 Change Branch Operating Status </w:t>
             </w:r>
           </w:p>
         </w:tc>
@@ -7971,7 +7653,7 @@
                 <w:szCs w:val="22"/>
                 <w:rtl w:val="0"/>
               </w:rPr>
-              <w:t xml:space="preserve">UC-17 Deactivate Room Type</w:t>
+              <w:t xml:space="preserve">UC-17 Change Room Type Status</w:t>
             </w:r>
           </w:p>
         </w:tc>
@@ -8293,7 +7975,7 @@
                 <w:szCs w:val="22"/>
                 <w:rtl w:val="0"/>
               </w:rPr>
-              <w:t xml:space="preserve">14/10/202</w:t>
+              <w:t xml:space="preserve">14/10/2026</w:t>
             </w:r>
           </w:p>
         </w:tc>
@@ -8423,7 +8105,7 @@
                 <w:szCs w:val="22"/>
                 <w:rtl w:val="0"/>
               </w:rPr>
-              <w:t xml:space="preserve">14/10/202</w:t>
+              <w:t xml:space="preserve">14/10/2026</w:t>
             </w:r>
           </w:p>
         </w:tc>
@@ -8553,7 +8235,7 @@
                 <w:szCs w:val="22"/>
                 <w:rtl w:val="0"/>
               </w:rPr>
-              <w:t xml:space="preserve">14/10/202</w:t>
+              <w:t xml:space="preserve">14/10/2026</w:t>
             </w:r>
           </w:p>
         </w:tc>
@@ -8621,7 +8303,7 @@
                 <w:szCs w:val="22"/>
                 <w:rtl w:val="0"/>
               </w:rPr>
-              <w:t xml:space="preserve">UC-22 Deactivate Room Price</w:t>
+              <w:t xml:space="preserve">UC-22 Change Room Price Status</w:t>
             </w:r>
           </w:p>
         </w:tc>
@@ -8683,7 +8365,7 @@
                 <w:szCs w:val="22"/>
                 <w:rtl w:val="0"/>
               </w:rPr>
-              <w:t xml:space="preserve">14/10/202</w:t>
+              <w:t xml:space="preserve">14/10/2026</w:t>
             </w:r>
           </w:p>
         </w:tc>
@@ -8813,7 +8495,7 @@
                 <w:szCs w:val="22"/>
                 <w:rtl w:val="0"/>
               </w:rPr>
-              <w:t xml:space="preserve">14/10/202</w:t>
+              <w:t xml:space="preserve">14/10/2026</w:t>
             </w:r>
           </w:p>
         </w:tc>
@@ -8943,7 +8625,7 @@
                 <w:szCs w:val="22"/>
                 <w:rtl w:val="0"/>
               </w:rPr>
-              <w:t xml:space="preserve">14/10/202</w:t>
+              <w:t xml:space="preserve">14/10/2026</w:t>
             </w:r>
           </w:p>
         </w:tc>
@@ -9271,7 +8953,7 @@
                 <w:szCs w:val="22"/>
                 <w:rtl w:val="0"/>
               </w:rPr>
-              <w:t xml:space="preserve">UC-27 Delete Combo Package</w:t>
+              <w:t xml:space="preserve">UC-27 Change Combo Package Status</w:t>
             </w:r>
           </w:p>
         </w:tc>
@@ -9624,7 +9306,7 @@
                 <w:szCs w:val="22"/>
                 <w:rtl w:val="0"/>
               </w:rPr>
-              <w:t xml:space="preserve">3.1.30</w:t>
+              <w:t xml:space="preserve">3.1.31</w:t>
             </w:r>
           </w:p>
         </w:tc>
@@ -9661,7 +9343,7 @@
                 <w:szCs w:val="22"/>
                 <w:rtl w:val="0"/>
               </w:rPr>
-              <w:t xml:space="preserve">UC-30 Deactivate Room</w:t>
+              <w:t xml:space="preserve">UC-31 Delete Room</w:t>
             </w:r>
           </w:p>
         </w:tc>
@@ -9699,7 +9381,7 @@
                 <w:szCs w:val="22"/>
                 <w:rtl w:val="0"/>
               </w:rPr>
-              <w:t xml:space="preserve">0.5</w:t>
+              <w:t xml:space="preserve">1.0</w:t>
             </w:r>
           </w:p>
         </w:tc>
@@ -9754,7 +9436,7 @@
                 <w:szCs w:val="22"/>
                 <w:rtl w:val="0"/>
               </w:rPr>
-              <w:t xml:space="preserve">3.1.31</w:t>
+              <w:t xml:space="preserve">3.1.32</w:t>
             </w:r>
           </w:p>
         </w:tc>
@@ -9791,7 +9473,7 @@
                 <w:szCs w:val="22"/>
                 <w:rtl w:val="0"/>
               </w:rPr>
-              <w:t xml:space="preserve">UC-31 Delete Room</w:t>
+              <w:t xml:space="preserve">UC-32 View Rooms</w:t>
             </w:r>
           </w:p>
         </w:tc>
@@ -9884,7 +9566,7 @@
                 <w:szCs w:val="22"/>
                 <w:rtl w:val="0"/>
               </w:rPr>
-              <w:t xml:space="preserve">3.1.32</w:t>
+              <w:t xml:space="preserve">3.1.33</w:t>
             </w:r>
           </w:p>
         </w:tc>
@@ -9921,7 +9603,7 @@
                 <w:szCs w:val="22"/>
                 <w:rtl w:val="0"/>
               </w:rPr>
-              <w:t xml:space="preserve">UC-32 View Rooms</w:t>
+              <w:t xml:space="preserve">UC-33 Set Room Operating Status</w:t>
             </w:r>
           </w:p>
         </w:tc>
@@ -10014,7 +9696,7 @@
                 <w:szCs w:val="22"/>
                 <w:rtl w:val="0"/>
               </w:rPr>
-              <w:t xml:space="preserve">3.1.33</w:t>
+              <w:t xml:space="preserve">3.1.34</w:t>
             </w:r>
           </w:p>
         </w:tc>
@@ -10051,7 +9733,7 @@
                 <w:szCs w:val="22"/>
                 <w:rtl w:val="0"/>
               </w:rPr>
-              <w:t xml:space="preserve">UC-33 Set Room Operating Status</w:t>
+              <w:t xml:space="preserve">UC-34 Create Booking</w:t>
             </w:r>
           </w:p>
         </w:tc>
@@ -10089,7 +9771,7 @@
                 <w:szCs w:val="22"/>
                 <w:rtl w:val="0"/>
               </w:rPr>
-              <w:t xml:space="preserve">0.5</w:t>
+              <w:t xml:space="preserve">3.0</w:t>
             </w:r>
           </w:p>
         </w:tc>
@@ -10113,7 +9795,7 @@
                 <w:szCs w:val="22"/>
                 <w:rtl w:val="0"/>
               </w:rPr>
-              <w:t xml:space="preserve">15/10/2026</w:t>
+              <w:t xml:space="preserve">16/10/2026</w:t>
             </w:r>
           </w:p>
         </w:tc>
@@ -10144,7 +9826,7 @@
                 <w:szCs w:val="22"/>
                 <w:rtl w:val="0"/>
               </w:rPr>
-              <w:t xml:space="preserve">3.1.34</w:t>
+              <w:t xml:space="preserve">3.1.35</w:t>
             </w:r>
           </w:p>
         </w:tc>
@@ -10181,7 +9863,7 @@
                 <w:szCs w:val="22"/>
                 <w:rtl w:val="0"/>
               </w:rPr>
-              <w:t xml:space="preserve">UC-34 Create Booking</w:t>
+              <w:t xml:space="preserve">UC-35 View Bookings</w:t>
             </w:r>
           </w:p>
         </w:tc>
@@ -10219,7 +9901,7 @@
                 <w:szCs w:val="22"/>
                 <w:rtl w:val="0"/>
               </w:rPr>
-              <w:t xml:space="preserve">3.0</w:t>
+              <w:t xml:space="preserve">1.0</w:t>
             </w:r>
           </w:p>
         </w:tc>
@@ -10274,7 +9956,7 @@
                 <w:szCs w:val="22"/>
                 <w:rtl w:val="0"/>
               </w:rPr>
-              <w:t xml:space="preserve">3.1.35</w:t>
+              <w:t xml:space="preserve">3.1.36</w:t>
             </w:r>
           </w:p>
         </w:tc>
@@ -10311,7 +9993,7 @@
                 <w:szCs w:val="22"/>
                 <w:rtl w:val="0"/>
               </w:rPr>
-              <w:t xml:space="preserve">UC-35 View Bookings</w:t>
+              <w:t xml:space="preserve">UC-36 Update Booking</w:t>
             </w:r>
           </w:p>
         </w:tc>
@@ -10349,7 +10031,7 @@
                 <w:szCs w:val="22"/>
                 <w:rtl w:val="0"/>
               </w:rPr>
-              <w:t xml:space="preserve">1.0</w:t>
+              <w:t xml:space="preserve">2.5</w:t>
             </w:r>
           </w:p>
         </w:tc>
@@ -10373,7 +10055,7 @@
                 <w:szCs w:val="22"/>
                 <w:rtl w:val="0"/>
               </w:rPr>
-              <w:t xml:space="preserve">16/10/2026</w:t>
+              <w:t xml:space="preserve">17/10/2026</w:t>
             </w:r>
           </w:p>
         </w:tc>
@@ -10404,7 +10086,7 @@
                 <w:szCs w:val="22"/>
                 <w:rtl w:val="0"/>
               </w:rPr>
-              <w:t xml:space="preserve">3.1.36</w:t>
+              <w:t xml:space="preserve">3.1.37</w:t>
             </w:r>
           </w:p>
         </w:tc>
@@ -10441,7 +10123,7 @@
                 <w:szCs w:val="22"/>
                 <w:rtl w:val="0"/>
               </w:rPr>
-              <w:t xml:space="preserve">UC-36 Update Booking</w:t>
+              <w:t xml:space="preserve">UC-42 Collect Booking Deposit</w:t>
             </w:r>
           </w:p>
         </w:tc>
@@ -10479,7 +10161,7 @@
                 <w:szCs w:val="22"/>
                 <w:rtl w:val="0"/>
               </w:rPr>
-              <w:t xml:space="preserve">2.5</w:t>
+              <w:t xml:space="preserve">3.0</w:t>
             </w:r>
           </w:p>
         </w:tc>
@@ -10534,7 +10216,7 @@
                 <w:szCs w:val="22"/>
                 <w:rtl w:val="0"/>
               </w:rPr>
-              <w:t xml:space="preserve">3.1.37</w:t>
+              <w:t xml:space="preserve">3.1.38</w:t>
             </w:r>
           </w:p>
         </w:tc>
@@ -10571,7 +10253,7 @@
                 <w:szCs w:val="22"/>
                 <w:rtl w:val="0"/>
               </w:rPr>
-              <w:t xml:space="preserve">UC-42 Collect Booking Deposit</w:t>
+              <w:t xml:space="preserve">UC-37 Cancel Booking</w:t>
             </w:r>
           </w:p>
         </w:tc>
@@ -10633,7 +10315,7 @@
                 <w:szCs w:val="22"/>
                 <w:rtl w:val="0"/>
               </w:rPr>
-              <w:t xml:space="preserve">17/10/2026</w:t>
+              <w:t xml:space="preserve">19/10/2026</w:t>
             </w:r>
           </w:p>
         </w:tc>
@@ -10664,7 +10346,7 @@
                 <w:szCs w:val="22"/>
                 <w:rtl w:val="0"/>
               </w:rPr>
-              <w:t xml:space="preserve">3.1.38</w:t>
+              <w:t xml:space="preserve">3.1.40</w:t>
             </w:r>
           </w:p>
         </w:tc>
@@ -10701,7 +10383,7 @@
                 <w:szCs w:val="22"/>
                 <w:rtl w:val="0"/>
               </w:rPr>
-              <w:t xml:space="preserve">UC-37 Cancel Booking</w:t>
+              <w:t xml:space="preserve">UC-44 Refund Booking Deposit</w:t>
             </w:r>
           </w:p>
         </w:tc>
@@ -10794,7 +10476,7 @@
                 <w:szCs w:val="22"/>
                 <w:rtl w:val="0"/>
               </w:rPr>
-              <w:t xml:space="preserve">3.1.39</w:t>
+              <w:t xml:space="preserve">3.1.41</w:t>
             </w:r>
           </w:p>
         </w:tc>
@@ -10831,7 +10513,7 @@
                 <w:szCs w:val="22"/>
                 <w:rtl w:val="0"/>
               </w:rPr>
-              <w:t xml:space="preserve">UC-43 Create Deposit Refund Request</w:t>
+              <w:t xml:space="preserve">UC-38 Check In Guest</w:t>
             </w:r>
           </w:p>
         </w:tc>
@@ -10869,7 +10551,7 @@
                 <w:szCs w:val="22"/>
                 <w:rtl w:val="0"/>
               </w:rPr>
-              <w:t xml:space="preserve">1.0</w:t>
+              <w:t xml:space="preserve">2.0</w:t>
             </w:r>
           </w:p>
         </w:tc>
@@ -10893,7 +10575,7 @@
                 <w:szCs w:val="22"/>
                 <w:rtl w:val="0"/>
               </w:rPr>
-              <w:t xml:space="preserve">19/10/2026</w:t>
+              <w:t xml:space="preserve">20/10/2026</w:t>
             </w:r>
           </w:p>
         </w:tc>
@@ -10924,7 +10606,7 @@
                 <w:szCs w:val="22"/>
                 <w:rtl w:val="0"/>
               </w:rPr>
-              <w:t xml:space="preserve">3.1.40</w:t>
+              <w:t xml:space="preserve">3.1.42</w:t>
             </w:r>
           </w:p>
         </w:tc>
@@ -10961,7 +10643,7 @@
                 <w:szCs w:val="22"/>
                 <w:rtl w:val="0"/>
               </w:rPr>
-              <w:t xml:space="preserve">UC-44 Refund Booking Deposit</w:t>
+              <w:t xml:space="preserve">UC-39 Change Room</w:t>
             </w:r>
           </w:p>
         </w:tc>
@@ -10999,7 +10681,7 @@
                 <w:szCs w:val="22"/>
                 <w:rtl w:val="0"/>
               </w:rPr>
-              <w:t xml:space="preserve">2.0</w:t>
+              <w:t xml:space="preserve">2.5</w:t>
             </w:r>
           </w:p>
         </w:tc>
@@ -11023,7 +10705,7 @@
                 <w:szCs w:val="22"/>
                 <w:rtl w:val="0"/>
               </w:rPr>
-              <w:t xml:space="preserve">19/10/2026</w:t>
+              <w:t xml:space="preserve">20/10/2026</w:t>
             </w:r>
           </w:p>
         </w:tc>
@@ -11054,7 +10736,7 @@
                 <w:szCs w:val="22"/>
                 <w:rtl w:val="0"/>
               </w:rPr>
-              <w:t xml:space="preserve">3.1.41</w:t>
+              <w:t xml:space="preserve">3.1.43</w:t>
             </w:r>
           </w:p>
         </w:tc>
@@ -11091,7 +10773,7 @@
                 <w:szCs w:val="22"/>
                 <w:rtl w:val="0"/>
               </w:rPr>
-              <w:t xml:space="preserve">UC-38 Check In Guest</w:t>
+              <w:t xml:space="preserve">UC-40 Extend Room Stay</w:t>
             </w:r>
           </w:p>
         </w:tc>
@@ -11153,7 +10835,7 @@
                 <w:szCs w:val="22"/>
                 <w:rtl w:val="0"/>
               </w:rPr>
-              <w:t xml:space="preserve">20/10/2026</w:t>
+              <w:t xml:space="preserve">21/10/2026</w:t>
             </w:r>
           </w:p>
         </w:tc>
@@ -11184,7 +10866,7 @@
                 <w:szCs w:val="22"/>
                 <w:rtl w:val="0"/>
               </w:rPr>
-              <w:t xml:space="preserve">3.1.42</w:t>
+              <w:t xml:space="preserve">3.1.44</w:t>
             </w:r>
           </w:p>
         </w:tc>
@@ -11221,7 +10903,7 @@
                 <w:szCs w:val="22"/>
                 <w:rtl w:val="0"/>
               </w:rPr>
-              <w:t xml:space="preserve">UC-39 Change Room</w:t>
+              <w:t xml:space="preserve">UC-41 Check Out Guest</w:t>
             </w:r>
           </w:p>
         </w:tc>
@@ -11259,7 +10941,7 @@
                 <w:szCs w:val="22"/>
                 <w:rtl w:val="0"/>
               </w:rPr>
-              <w:t xml:space="preserve">2.5</w:t>
+              <w:t xml:space="preserve">4.0</w:t>
             </w:r>
           </w:p>
         </w:tc>
@@ -11283,7 +10965,7 @@
                 <w:szCs w:val="22"/>
                 <w:rtl w:val="0"/>
               </w:rPr>
-              <w:t xml:space="preserve">20/10/2026</w:t>
+              <w:t xml:space="preserve">21/10/2026</w:t>
             </w:r>
           </w:p>
         </w:tc>
@@ -11314,14 +10996,151 @@
                 <w:szCs w:val="22"/>
                 <w:rtl w:val="0"/>
               </w:rPr>
-              <w:t xml:space="preserve">3.1.43</w:t>
-            </w:r>
-          </w:p>
-        </w:tc>
-        <w:tc>
-          <w:tcPr>
-            <w:tcBorders>
-              <w:top w:color="000000" w:space="0" w:sz="0" w:val="nil"/>
+              <w:t xml:space="preserve">3.2</w:t>
+            </w:r>
+          </w:p>
+        </w:tc>
+        <w:tc>
+          <w:tcPr/>
+          <w:p>
+            <w:pPr>
+              <w:spacing w:line="254" w:lineRule="auto"/>
+              <w:ind w:left="318" w:firstLine="0"/>
+              <w:rPr>
+                <w:rFonts w:ascii="Calibri" w:cs="Calibri" w:eastAsia="Calibri" w:hAnsi="Calibri"/>
+                <w:sz w:val="22"/>
+                <w:szCs w:val="22"/>
+              </w:rPr>
+            </w:pPr>
+            <w:r>
+              <w:rPr>
+                <w:rFonts w:ascii="Calibri" w:cs="Calibri" w:eastAsia="Calibri" w:hAnsi="Calibri"/>
+                <w:b w:val="1"/>
+                <w:bCs w:val="1"/>
+                <w:sz w:val="22"/>
+                <w:szCs w:val="22"/>
+                <w:rtl w:val="0"/>
+              </w:rPr>
+              <w:t xml:space="preserve">Iteration 2: </w:t>
+            </w:r>
+            <w:r>
+              <w:rPr>
+                <w:rFonts w:ascii="Calibri" w:cs="Calibri" w:eastAsia="Calibri" w:hAnsi="Calibri"/>
+                <w:sz w:val="22"/>
+                <w:szCs w:val="22"/>
+                <w:rtl w:val="0"/>
+              </w:rPr>
+              <w:t xml:space="preserve">Service Management + Resource Management + Workforce Management (48 UCs) + SDS + Testing + User Guide + Software Release (</w:t>
+            </w:r>
+            <w:r>
+              <w:rPr>
+                <w:rFonts w:ascii="Calibri" w:cs="Calibri" w:eastAsia="Calibri" w:hAnsi="Calibri"/>
+                <w:b w:val="1"/>
+                <w:bCs w:val="1"/>
+                <w:sz w:val="22"/>
+                <w:szCs w:val="22"/>
+                <w:rtl w:val="0"/>
+              </w:rPr>
+              <w:t xml:space="preserve">22/10–02/11/2026; Weeks 7–9</w:t>
+            </w:r>
+            <w:r>
+              <w:rPr>
+                <w:rFonts w:ascii="Calibri" w:cs="Calibri" w:eastAsia="Calibri" w:hAnsi="Calibri"/>
+                <w:sz w:val="22"/>
+                <w:szCs w:val="22"/>
+                <w:rtl w:val="0"/>
+              </w:rPr>
+              <w:t xml:space="preserve">) </w:t>
+            </w:r>
+          </w:p>
+        </w:tc>
+        <w:tc>
+          <w:tcPr/>
+          <w:p>
+            <w:pPr>
+              <w:spacing w:line="254" w:lineRule="auto"/>
+              <w:ind w:left="33" w:firstLine="0"/>
+              <w:jc w:val="center"/>
+              <w:rPr>
+                <w:rFonts w:ascii="Calibri" w:cs="Calibri" w:eastAsia="Calibri" w:hAnsi="Calibri"/>
+                <w:b w:val="1"/>
+                <w:bCs w:val="1"/>
+                <w:sz w:val="22"/>
+                <w:szCs w:val="22"/>
+              </w:rPr>
+            </w:pPr>
+            <w:r>
+              <w:rPr>
+                <w:rFonts w:ascii="Calibri" w:cs="Calibri" w:eastAsia="Calibri" w:hAnsi="Calibri"/>
+                <w:b w:val="1"/>
+                <w:bCs w:val="1"/>
+                <w:sz w:val="22"/>
+                <w:szCs w:val="22"/>
+                <w:rtl w:val="0"/>
+              </w:rPr>
+              <w:t xml:space="preserve">50 </w:t>
+            </w:r>
+          </w:p>
+        </w:tc>
+        <w:tc>
+          <w:tcPr/>
+          <w:p>
+            <w:pPr>
+              <w:spacing w:line="254" w:lineRule="auto"/>
+              <w:ind w:left="33" w:firstLine="0"/>
+              <w:jc w:val="center"/>
+              <w:rPr>
+                <w:rFonts w:ascii="Calibri" w:cs="Calibri" w:eastAsia="Calibri" w:hAnsi="Calibri"/>
+                <w:sz w:val="22"/>
+                <w:szCs w:val="22"/>
+              </w:rPr>
+            </w:pPr>
+            <w:r>
+              <w:rPr>
+                <w:rFonts w:ascii="Calibri" w:cs="Calibri" w:eastAsia="Calibri" w:hAnsi="Calibri"/>
+                <w:sz w:val="22"/>
+                <w:szCs w:val="22"/>
+                <w:rtl w:val="0"/>
+              </w:rPr>
+              <w:t xml:space="preserve">02/11/2026</w:t>
+            </w:r>
+          </w:p>
+        </w:tc>
+      </w:tr>
+      <w:tr>
+        <w:trPr>
+          <w:cantSplit w:val="0"/>
+          <w:trHeight w:val="480" w:hRule="atLeast"/>
+          <w:tblHeader w:val="0"/>
+        </w:trPr>
+        <w:tc>
+          <w:tcPr/>
+          <w:p>
+            <w:pPr>
+              <w:spacing w:line="254" w:lineRule="auto"/>
+              <w:ind w:left="33" w:firstLine="0"/>
+              <w:jc w:val="center"/>
+              <w:rPr>
+                <w:rFonts w:ascii="Calibri" w:cs="Calibri" w:eastAsia="Calibri" w:hAnsi="Calibri"/>
+                <w:sz w:val="22"/>
+                <w:szCs w:val="22"/>
+              </w:rPr>
+            </w:pPr>
+            <w:r>
+              <w:rPr>
+                <w:rFonts w:ascii="Calibri" w:cs="Calibri" w:eastAsia="Calibri" w:hAnsi="Calibri"/>
+                <w:sz w:val="22"/>
+                <w:szCs w:val="22"/>
+                <w:rtl w:val="0"/>
+              </w:rPr>
+              <w:t xml:space="preserve">3.2.1</w:t>
+            </w:r>
+          </w:p>
+        </w:tc>
+        <w:tc>
+          <w:tcPr>
+            <w:tcBorders>
+              <w:top w:color="000000" w:space="0" w:sz="7" w:val="single"/>
               <w:left w:color="000000" w:space="0" w:sz="7" w:val="single"/>
               <w:bottom w:color="000000" w:space="0" w:sz="7" w:val="single"/>
               <w:right w:color="000000" w:space="0" w:sz="7" w:val="single"/>
@@ -11351,14 +11170,14 @@
                 <w:szCs w:val="22"/>
                 <w:rtl w:val="0"/>
               </w:rPr>
-              <w:t xml:space="preserve">UC-40 Extend Room Stay</w:t>
-            </w:r>
-          </w:p>
-        </w:tc>
-        <w:tc>
-          <w:tcPr>
-            <w:tcBorders>
-              <w:top w:color="000000" w:space="0" w:sz="0" w:val="nil"/>
+              <w:t xml:space="preserve">UC-54 Create Inventory Item</w:t>
+            </w:r>
+          </w:p>
+        </w:tc>
+        <w:tc>
+          <w:tcPr>
+            <w:tcBorders>
+              <w:top w:color="000000" w:space="0" w:sz="7" w:val="single"/>
               <w:left w:color="000000" w:space="0" w:sz="7" w:val="single"/>
               <w:bottom w:color="000000" w:space="0" w:sz="7" w:val="single"/>
               <w:right w:color="000000" w:space="0" w:sz="7" w:val="single"/>
@@ -11389,7 +11208,7 @@
                 <w:szCs w:val="22"/>
                 <w:rtl w:val="0"/>
               </w:rPr>
-              <w:t xml:space="preserve">2.0</w:t>
+              <w:t xml:space="preserve">0.5</w:t>
             </w:r>
           </w:p>
         </w:tc>
@@ -11413,7 +11232,7 @@
                 <w:szCs w:val="22"/>
                 <w:rtl w:val="0"/>
               </w:rPr>
-              <w:t xml:space="preserve">21/10/2026</w:t>
+              <w:t xml:space="preserve">22/10/2026</w:t>
             </w:r>
           </w:p>
         </w:tc>
@@ -11444,7 +11263,7 @@
                 <w:szCs w:val="22"/>
                 <w:rtl w:val="0"/>
               </w:rPr>
-              <w:t xml:space="preserve">3.1.44</w:t>
+              <w:t xml:space="preserve">3.2.2</w:t>
             </w:r>
           </w:p>
         </w:tc>
@@ -11481,7 +11300,7 @@
                 <w:szCs w:val="22"/>
                 <w:rtl w:val="0"/>
               </w:rPr>
-              <w:t xml:space="preserve">UC-41 Check Out Guest</w:t>
+              <w:t xml:space="preserve">UC-55 View Inventory</w:t>
             </w:r>
           </w:p>
         </w:tc>
@@ -11519,7 +11338,7 @@
                 <w:szCs w:val="22"/>
                 <w:rtl w:val="0"/>
               </w:rPr>
-              <w:t xml:space="preserve">4.0</w:t>
+              <w:t xml:space="preserve">0.5</w:t>
             </w:r>
           </w:p>
         </w:tc>
@@ -11543,7 +11362,7 @@
                 <w:szCs w:val="22"/>
                 <w:rtl w:val="0"/>
               </w:rPr>
-              <w:t xml:space="preserve">21/10/2026</w:t>
+              <w:t xml:space="preserve">22/10/2026</w:t>
             </w:r>
           </w:p>
         </w:tc>
@@ -11574,151 +11393,14 @@
                 <w:szCs w:val="22"/>
                 <w:rtl w:val="0"/>
               </w:rPr>
-              <w:t xml:space="preserve">3.2</w:t>
-            </w:r>
-          </w:p>
-        </w:tc>
-        <w:tc>
-          <w:tcPr/>
-          <w:p>
-            <w:pPr>
-              <w:spacing w:line="254" w:lineRule="auto"/>
-              <w:ind w:left="318" w:firstLine="0"/>
-              <w:rPr>
-                <w:rFonts w:ascii="Calibri" w:cs="Calibri" w:eastAsia="Calibri" w:hAnsi="Calibri"/>
-                <w:sz w:val="22"/>
-                <w:szCs w:val="22"/>
-              </w:rPr>
-            </w:pPr>
-            <w:r>
-              <w:rPr>
-                <w:rFonts w:ascii="Calibri" w:cs="Calibri" w:eastAsia="Calibri" w:hAnsi="Calibri"/>
-                <w:b w:val="1"/>
-                <w:bCs w:val="1"/>
-                <w:sz w:val="22"/>
-                <w:szCs w:val="22"/>
-                <w:rtl w:val="0"/>
-              </w:rPr>
-              <w:t xml:space="preserve">Iteration 2:</w:t>
-            </w:r>
-            <w:r>
-              <w:rPr>
-                <w:rFonts w:ascii="Calibri" w:cs="Calibri" w:eastAsia="Calibri" w:hAnsi="Calibri"/>
-                <w:sz w:val="22"/>
-                <w:szCs w:val="22"/>
-                <w:rtl w:val="0"/>
-              </w:rPr>
-              <w:t xml:space="preserve"> Resource Management + Workforce Management (23 UCs) + SDS + Testing + User Guide + Software Release (</w:t>
-            </w:r>
-            <w:r>
-              <w:rPr>
-                <w:rFonts w:ascii="Calibri" w:cs="Calibri" w:eastAsia="Calibri" w:hAnsi="Calibri"/>
-                <w:b w:val="1"/>
-                <w:bCs w:val="1"/>
-                <w:sz w:val="22"/>
-                <w:szCs w:val="22"/>
-                <w:rtl w:val="0"/>
-              </w:rPr>
-              <w:t xml:space="preserve">22/10–02/11/2026; Weeks 7–9</w:t>
-            </w:r>
-            <w:r>
-              <w:rPr>
-                <w:rFonts w:ascii="Calibri" w:cs="Calibri" w:eastAsia="Calibri" w:hAnsi="Calibri"/>
-                <w:sz w:val="22"/>
-                <w:szCs w:val="22"/>
-                <w:rtl w:val="0"/>
-              </w:rPr>
-              <w:t xml:space="preserve"> ) </w:t>
-            </w:r>
-          </w:p>
-        </w:tc>
-        <w:tc>
-          <w:tcPr/>
-          <w:p>
-            <w:pPr>
-              <w:spacing w:line="254" w:lineRule="auto"/>
-              <w:ind w:left="33" w:firstLine="0"/>
-              <w:jc w:val="center"/>
-              <w:rPr>
-                <w:rFonts w:ascii="Calibri" w:cs="Calibri" w:eastAsia="Calibri" w:hAnsi="Calibri"/>
-                <w:b w:val="1"/>
-                <w:bCs w:val="1"/>
-                <w:sz w:val="22"/>
-                <w:szCs w:val="22"/>
-              </w:rPr>
-            </w:pPr>
-            <w:r>
-              <w:rPr>
-                <w:rFonts w:ascii="Calibri" w:cs="Calibri" w:eastAsia="Calibri" w:hAnsi="Calibri"/>
-                <w:b w:val="1"/>
-                <w:bCs w:val="1"/>
-                <w:sz w:val="22"/>
-                <w:szCs w:val="22"/>
-                <w:rtl w:val="0"/>
-              </w:rPr>
-              <w:t xml:space="preserve">50 </w:t>
-            </w:r>
-          </w:p>
-        </w:tc>
-        <w:tc>
-          <w:tcPr/>
-          <w:p>
-            <w:pPr>
-              <w:spacing w:line="254" w:lineRule="auto"/>
-              <w:ind w:left="33" w:firstLine="0"/>
-              <w:jc w:val="center"/>
-              <w:rPr>
-                <w:rFonts w:ascii="Calibri" w:cs="Calibri" w:eastAsia="Calibri" w:hAnsi="Calibri"/>
-                <w:sz w:val="22"/>
-                <w:szCs w:val="22"/>
-              </w:rPr>
-            </w:pPr>
-            <w:r>
-              <w:rPr>
-                <w:rFonts w:ascii="Calibri" w:cs="Calibri" w:eastAsia="Calibri" w:hAnsi="Calibri"/>
-                <w:sz w:val="22"/>
-                <w:szCs w:val="22"/>
-                <w:rtl w:val="0"/>
-              </w:rPr>
-              <w:t xml:space="preserve">02/11/2026</w:t>
-            </w:r>
-          </w:p>
-        </w:tc>
-      </w:tr>
-      <w:tr>
-        <w:trPr>
-          <w:cantSplit w:val="0"/>
-          <w:trHeight w:val="480" w:hRule="atLeast"/>
-          <w:tblHeader w:val="0"/>
-        </w:trPr>
-        <w:tc>
-          <w:tcPr/>
-          <w:p>
-            <w:pPr>
-              <w:spacing w:line="254" w:lineRule="auto"/>
-              <w:ind w:left="33" w:firstLine="0"/>
-              <w:jc w:val="center"/>
-              <w:rPr>
-                <w:rFonts w:ascii="Calibri" w:cs="Calibri" w:eastAsia="Calibri" w:hAnsi="Calibri"/>
-                <w:sz w:val="22"/>
-                <w:szCs w:val="22"/>
-              </w:rPr>
-            </w:pPr>
-            <w:r>
-              <w:rPr>
-                <w:rFonts w:ascii="Calibri" w:cs="Calibri" w:eastAsia="Calibri" w:hAnsi="Calibri"/>
-                <w:sz w:val="22"/>
-                <w:szCs w:val="22"/>
-                <w:rtl w:val="0"/>
-              </w:rPr>
-              <w:t xml:space="preserve">3.2.1</w:t>
-            </w:r>
-          </w:p>
-        </w:tc>
-        <w:tc>
-          <w:tcPr>
-            <w:tcBorders>
-              <w:top w:color="000000" w:space="0" w:sz="7" w:val="single"/>
+              <w:t xml:space="preserve">3.2.3</w:t>
+            </w:r>
+          </w:p>
+        </w:tc>
+        <w:tc>
+          <w:tcPr>
+            <w:tcBorders>
+              <w:top w:color="000000" w:space="0" w:sz="0" w:val="nil"/>
               <w:left w:color="000000" w:space="0" w:sz="7" w:val="single"/>
               <w:bottom w:color="000000" w:space="0" w:sz="7" w:val="single"/>
               <w:right w:color="000000" w:space="0" w:sz="7" w:val="single"/>
@@ -11748,14 +11430,14 @@
                 <w:szCs w:val="22"/>
                 <w:rtl w:val="0"/>
               </w:rPr>
-              <w:t xml:space="preserve">UC-54 Create Inventory Item</w:t>
-            </w:r>
-          </w:p>
-        </w:tc>
-        <w:tc>
-          <w:tcPr>
-            <w:tcBorders>
-              <w:top w:color="000000" w:space="0" w:sz="7" w:val="single"/>
+              <w:t xml:space="preserve">UC-56 Update Inventory Item</w:t>
+            </w:r>
+          </w:p>
+        </w:tc>
+        <w:tc>
+          <w:tcPr>
+            <w:tcBorders>
+              <w:top w:color="000000" w:space="0" w:sz="0" w:val="nil"/>
               <w:left w:color="000000" w:space="0" w:sz="7" w:val="single"/>
               <w:bottom w:color="000000" w:space="0" w:sz="7" w:val="single"/>
               <w:right w:color="000000" w:space="0" w:sz="7" w:val="single"/>
@@ -11841,7 +11523,7 @@
                 <w:szCs w:val="22"/>
                 <w:rtl w:val="0"/>
               </w:rPr>
-              <w:t xml:space="preserve">3.2.2</w:t>
+              <w:t xml:space="preserve">3.2.4</w:t>
             </w:r>
           </w:p>
         </w:tc>
@@ -11878,7 +11560,7 @@
                 <w:szCs w:val="22"/>
                 <w:rtl w:val="0"/>
               </w:rPr>
-              <w:t xml:space="preserve">UC-55 View Inventory</w:t>
+              <w:t xml:space="preserve">UC-57 Delete Inventory Item</w:t>
             </w:r>
           </w:p>
         </w:tc>
@@ -11971,7 +11653,7 @@
                 <w:szCs w:val="22"/>
                 <w:rtl w:val="0"/>
               </w:rPr>
-              <w:t xml:space="preserve">3.2.3</w:t>
+              <w:t xml:space="preserve">3.2.5</w:t>
             </w:r>
           </w:p>
         </w:tc>
@@ -12008,7 +11690,7 @@
                 <w:szCs w:val="22"/>
                 <w:rtl w:val="0"/>
               </w:rPr>
-              <w:t xml:space="preserve">UC-56 Update Inventory Item</w:t>
+              <w:t xml:space="preserve">UC-58 Record Stock Receipt</w:t>
             </w:r>
           </w:p>
         </w:tc>
@@ -12046,7 +11728,7 @@
                 <w:szCs w:val="22"/>
                 <w:rtl w:val="0"/>
               </w:rPr>
-              <w:t xml:space="preserve">0.5</w:t>
+              <w:t xml:space="preserve">2.0</w:t>
             </w:r>
           </w:p>
         </w:tc>
@@ -12101,7 +11783,7 @@
                 <w:szCs w:val="22"/>
                 <w:rtl w:val="0"/>
               </w:rPr>
-              <w:t xml:space="preserve">3.2.4</w:t>
+              <w:t xml:space="preserve">3.2.6</w:t>
             </w:r>
           </w:p>
         </w:tc>
@@ -12138,7 +11820,7 @@
                 <w:szCs w:val="22"/>
                 <w:rtl w:val="0"/>
               </w:rPr>
-              <w:t xml:space="preserve">UC-57 Delete Inventory Item</w:t>
+              <w:t xml:space="preserve">UC-59 Adjust Stock Quantity</w:t>
             </w:r>
           </w:p>
         </w:tc>
@@ -12176,7 +11858,7 @@
                 <w:szCs w:val="22"/>
                 <w:rtl w:val="0"/>
               </w:rPr>
-              <w:t xml:space="preserve">0.5</w:t>
+              <w:t xml:space="preserve">2.0</w:t>
             </w:r>
           </w:p>
         </w:tc>
@@ -12200,7 +11882,7 @@
                 <w:szCs w:val="22"/>
                 <w:rtl w:val="0"/>
               </w:rPr>
-              <w:t xml:space="preserve">22/10/2026</w:t>
+              <w:t xml:space="preserve">23/10/2026</w:t>
             </w:r>
           </w:p>
         </w:tc>
@@ -12231,7 +11913,7 @@
                 <w:szCs w:val="22"/>
                 <w:rtl w:val="0"/>
               </w:rPr>
-              <w:t xml:space="preserve">3.2.5</w:t>
+              <w:t xml:space="preserve">3.2.7</w:t>
             </w:r>
           </w:p>
         </w:tc>
@@ -12268,7 +11950,7 @@
                 <w:szCs w:val="22"/>
                 <w:rtl w:val="0"/>
               </w:rPr>
-              <w:t xml:space="preserve">UC-58 Record Stock Receipt</w:t>
+              <w:t xml:space="preserve">UC-45 Create Menu Item</w:t>
             </w:r>
           </w:p>
         </w:tc>
@@ -12306,7 +11988,7 @@
                 <w:szCs w:val="22"/>
                 <w:rtl w:val="0"/>
               </w:rPr>
-              <w:t xml:space="preserve">2.0</w:t>
+              <w:t xml:space="preserve">0.5</w:t>
             </w:r>
           </w:p>
         </w:tc>
@@ -12330,7 +12012,7 @@
                 <w:szCs w:val="22"/>
                 <w:rtl w:val="0"/>
               </w:rPr>
-              <w:t xml:space="preserve">22/10/2026</w:t>
+              <w:t xml:space="preserve">23/10/2026</w:t>
             </w:r>
           </w:p>
         </w:tc>
@@ -12361,7 +12043,7 @@
                 <w:szCs w:val="22"/>
                 <w:rtl w:val="0"/>
               </w:rPr>
-              <w:t xml:space="preserve">3.2.6</w:t>
+              <w:t xml:space="preserve">3.2.8</w:t>
             </w:r>
           </w:p>
         </w:tc>
@@ -12398,7 +12080,7 @@
                 <w:szCs w:val="22"/>
                 <w:rtl w:val="0"/>
               </w:rPr>
-              <w:t xml:space="preserve">UC-59 Adjust Stock Quantity</w:t>
+              <w:t xml:space="preserve">UC-46 View Menu Items</w:t>
             </w:r>
           </w:p>
         </w:tc>
@@ -12436,7 +12118,7 @@
                 <w:szCs w:val="22"/>
                 <w:rtl w:val="0"/>
               </w:rPr>
-              <w:t xml:space="preserve">2.0</w:t>
+              <w:t xml:space="preserve">0.5</w:t>
             </w:r>
           </w:p>
         </w:tc>
@@ -12491,7 +12173,7 @@
                 <w:szCs w:val="22"/>
                 <w:rtl w:val="0"/>
               </w:rPr>
-              <w:t xml:space="preserve">3.2.7</w:t>
+              <w:t xml:space="preserve">3.2.9</w:t>
             </w:r>
           </w:p>
         </w:tc>
@@ -12528,7 +12210,7 @@
                 <w:szCs w:val="22"/>
                 <w:rtl w:val="0"/>
               </w:rPr>
-              <w:t xml:space="preserve">UC-45 Create Menu Item</w:t>
+              <w:t xml:space="preserve">UC-47 Update Menu Item</w:t>
             </w:r>
           </w:p>
         </w:tc>
@@ -12621,7 +12303,7 @@
                 <w:szCs w:val="22"/>
                 <w:rtl w:val="0"/>
               </w:rPr>
-              <w:t xml:space="preserve">3.2.8</w:t>
+              <w:t xml:space="preserve">3.2.10</w:t>
             </w:r>
           </w:p>
         </w:tc>
@@ -12658,7 +12340,7 @@
                 <w:szCs w:val="22"/>
                 <w:rtl w:val="0"/>
               </w:rPr>
-              <w:t xml:space="preserve">UC-46 View Menu Items</w:t>
+              <w:t xml:space="preserve">UC-48 Deactivate Menu Item</w:t>
             </w:r>
           </w:p>
         </w:tc>
@@ -12751,7 +12433,7 @@
                 <w:szCs w:val="22"/>
                 <w:rtl w:val="0"/>
               </w:rPr>
-              <w:t xml:space="preserve">3.2.9</w:t>
+              <w:t xml:space="preserve">3.2.11</w:t>
             </w:r>
           </w:p>
         </w:tc>
@@ -12788,7 +12470,7 @@
                 <w:szCs w:val="22"/>
                 <w:rtl w:val="0"/>
               </w:rPr>
-              <w:t xml:space="preserve">UC-47 Update Menu Item</w:t>
+              <w:t xml:space="preserve">UC-49 Delete Menu Item</w:t>
             </w:r>
           </w:p>
         </w:tc>
@@ -12881,7 +12563,7 @@
                 <w:szCs w:val="22"/>
                 <w:rtl w:val="0"/>
               </w:rPr>
-              <w:t xml:space="preserve">3.2.10</w:t>
+              <w:t xml:space="preserve">3.2.12</w:t>
             </w:r>
           </w:p>
         </w:tc>
@@ -12918,7 +12600,7 @@
                 <w:szCs w:val="22"/>
                 <w:rtl w:val="0"/>
               </w:rPr>
-              <w:t xml:space="preserve">UC-48 Deactivate Menu Item</w:t>
+              <w:t xml:space="preserve">UC-50 Add Items to Booking</w:t>
             </w:r>
           </w:p>
         </w:tc>
@@ -12956,7 +12638,7 @@
                 <w:szCs w:val="22"/>
                 <w:rtl w:val="0"/>
               </w:rPr>
-              <w:t xml:space="preserve">0.5</w:t>
+              <w:t xml:space="preserve">2.5</w:t>
             </w:r>
           </w:p>
         </w:tc>
@@ -12980,7 +12662,7 @@
                 <w:szCs w:val="22"/>
                 <w:rtl w:val="0"/>
               </w:rPr>
-              <w:t xml:space="preserve">23/10/2026</w:t>
+              <w:t xml:space="preserve">24/10/2026</w:t>
             </w:r>
           </w:p>
         </w:tc>
@@ -13011,7 +12693,7 @@
                 <w:szCs w:val="22"/>
                 <w:rtl w:val="0"/>
               </w:rPr>
-              <w:t xml:space="preserve">3.2.11</w:t>
+              <w:t xml:space="preserve">3.2.13</w:t>
             </w:r>
           </w:p>
         </w:tc>
@@ -13048,7 +12730,7 @@
                 <w:szCs w:val="22"/>
                 <w:rtl w:val="0"/>
               </w:rPr>
-              <w:t xml:space="preserve">UC-49 Delete Menu Item</w:t>
+              <w:t xml:space="preserve">UC-51 Submit Item Request</w:t>
             </w:r>
           </w:p>
         </w:tc>
@@ -13086,7 +12768,7 @@
                 <w:szCs w:val="22"/>
                 <w:rtl w:val="0"/>
               </w:rPr>
-              <w:t xml:space="preserve">0.5</w:t>
+              <w:t xml:space="preserve">3.0</w:t>
             </w:r>
           </w:p>
         </w:tc>
@@ -13110,7 +12792,7 @@
                 <w:szCs w:val="22"/>
                 <w:rtl w:val="0"/>
               </w:rPr>
-              <w:t xml:space="preserve">23/10/2026</w:t>
+              <w:t xml:space="preserve">24/10/2026</w:t>
             </w:r>
           </w:p>
         </w:tc>
@@ -13141,7 +12823,7 @@
                 <w:szCs w:val="22"/>
                 <w:rtl w:val="0"/>
               </w:rPr>
-              <w:t xml:space="preserve">3.2.12</w:t>
+              <w:t xml:space="preserve">3.2.14</w:t>
             </w:r>
           </w:p>
         </w:tc>
@@ -13178,7 +12860,7 @@
                 <w:szCs w:val="22"/>
                 <w:rtl w:val="0"/>
               </w:rPr>
-              <w:t xml:space="preserve">UC-50 Add Items to Booking</w:t>
+              <w:t xml:space="preserve">UC-52 View Booking Items</w:t>
             </w:r>
           </w:p>
         </w:tc>
@@ -13216,7 +12898,7 @@
                 <w:szCs w:val="22"/>
                 <w:rtl w:val="0"/>
               </w:rPr>
-              <w:t xml:space="preserve">2.5</w:t>
+              <w:t xml:space="preserve">0.5</w:t>
             </w:r>
           </w:p>
         </w:tc>
@@ -13271,7 +12953,7 @@
                 <w:szCs w:val="22"/>
                 <w:rtl w:val="0"/>
               </w:rPr>
-              <w:t xml:space="preserve">3.2.13</w:t>
+              <w:t xml:space="preserve">3.2.15</w:t>
             </w:r>
           </w:p>
         </w:tc>
@@ -13308,7 +12990,7 @@
                 <w:szCs w:val="22"/>
                 <w:rtl w:val="0"/>
               </w:rPr>
-              <w:t xml:space="preserve">UC-51 Submit Item Request</w:t>
+              <w:t xml:space="preserve">UC-53 Confirm Item Request</w:t>
             </w:r>
           </w:p>
         </w:tc>
@@ -13346,7 +13028,7 @@
                 <w:szCs w:val="22"/>
                 <w:rtl w:val="0"/>
               </w:rPr>
-              <w:t xml:space="preserve">3.0</w:t>
+              <w:t xml:space="preserve">2.0</w:t>
             </w:r>
           </w:p>
         </w:tc>
@@ -13370,7 +13052,7 @@
                 <w:szCs w:val="22"/>
                 <w:rtl w:val="0"/>
               </w:rPr>
-              <w:t xml:space="preserve">24/10/2026</w:t>
+              <w:t xml:space="preserve">26/10/2026</w:t>
             </w:r>
           </w:p>
         </w:tc>
@@ -13401,7 +13083,7 @@
                 <w:szCs w:val="22"/>
                 <w:rtl w:val="0"/>
               </w:rPr>
-              <w:t xml:space="preserve">3.2.14</w:t>
+              <w:t xml:space="preserve">3.2.16</w:t>
             </w:r>
           </w:p>
         </w:tc>
@@ -13438,7 +13120,7 @@
                 <w:szCs w:val="22"/>
                 <w:rtl w:val="0"/>
               </w:rPr>
-              <w:t xml:space="preserve">UC-52 View Booking Items</w:t>
+              <w:t xml:space="preserve">UC-60 Create Equipment Category</w:t>
             </w:r>
           </w:p>
         </w:tc>
@@ -13500,7 +13182,7 @@
                 <w:szCs w:val="22"/>
                 <w:rtl w:val="0"/>
               </w:rPr>
-              <w:t xml:space="preserve">24/10/2026</w:t>
+              <w:t xml:space="preserve">26/10/2026</w:t>
             </w:r>
           </w:p>
         </w:tc>
@@ -13531,7 +13213,7 @@
                 <w:szCs w:val="22"/>
                 <w:rtl w:val="0"/>
               </w:rPr>
-              <w:t xml:space="preserve">3.2.15</w:t>
+              <w:t xml:space="preserve">3.2.17</w:t>
             </w:r>
           </w:p>
         </w:tc>
@@ -13568,7 +13250,7 @@
                 <w:szCs w:val="22"/>
                 <w:rtl w:val="0"/>
               </w:rPr>
-              <w:t xml:space="preserve">UC-53 Confirm Item Request</w:t>
+              <w:t xml:space="preserve">UC-61 View Equipment Categories</w:t>
             </w:r>
           </w:p>
         </w:tc>
@@ -13606,7 +13288,7 @@
                 <w:szCs w:val="22"/>
                 <w:rtl w:val="0"/>
               </w:rPr>
-              <w:t xml:space="preserve">2.0</w:t>
+              <w:t xml:space="preserve">0.5</w:t>
             </w:r>
           </w:p>
         </w:tc>
@@ -13661,7 +13343,7 @@
                 <w:szCs w:val="22"/>
                 <w:rtl w:val="0"/>
               </w:rPr>
-              <w:t xml:space="preserve">3.2.16</w:t>
+              <w:t xml:space="preserve">3.2.18</w:t>
             </w:r>
           </w:p>
         </w:tc>
@@ -13698,7 +13380,7 @@
                 <w:szCs w:val="22"/>
                 <w:rtl w:val="0"/>
               </w:rPr>
-              <w:t xml:space="preserve">UC-60 Create Equipment Category</w:t>
+              <w:t xml:space="preserve">UC-62 Update Equipment Category</w:t>
             </w:r>
           </w:p>
         </w:tc>
@@ -13791,7 +13473,7 @@
                 <w:szCs w:val="22"/>
                 <w:rtl w:val="0"/>
               </w:rPr>
-              <w:t xml:space="preserve">3.2.17</w:t>
+              <w:t xml:space="preserve">3.2.19</w:t>
             </w:r>
           </w:p>
         </w:tc>
@@ -13828,7 +13510,7 @@
                 <w:szCs w:val="22"/>
                 <w:rtl w:val="0"/>
               </w:rPr>
-              <w:t xml:space="preserve">UC-61 View Equipment Categories</w:t>
+              <w:t xml:space="preserve">UC-63 Deactivate Equipment Category</w:t>
             </w:r>
           </w:p>
         </w:tc>
@@ -13921,7 +13603,7 @@
                 <w:szCs w:val="22"/>
                 <w:rtl w:val="0"/>
               </w:rPr>
-              <w:t xml:space="preserve">3.2.18</w:t>
+              <w:t xml:space="preserve">3.2.20</w:t>
             </w:r>
           </w:p>
         </w:tc>
@@ -13958,7 +13640,7 @@
                 <w:szCs w:val="22"/>
                 <w:rtl w:val="0"/>
               </w:rPr>
-              <w:t xml:space="preserve">UC-62 Update Equipment Category</w:t>
+              <w:t xml:space="preserve">UC-64 Delete Equipment Category</w:t>
             </w:r>
           </w:p>
         </w:tc>
@@ -14051,7 +13733,7 @@
                 <w:szCs w:val="22"/>
                 <w:rtl w:val="0"/>
               </w:rPr>
-              <w:t xml:space="preserve">3.2.19</w:t>
+              <w:t xml:space="preserve">3.2.21</w:t>
             </w:r>
           </w:p>
         </w:tc>
@@ -14088,7 +13770,7 @@
                 <w:szCs w:val="22"/>
                 <w:rtl w:val="0"/>
               </w:rPr>
-              <w:t xml:space="preserve">UC-63 Deactivate Equipment Category</w:t>
+              <w:t xml:space="preserve">UC-65 Create Equipment Asset</w:t>
             </w:r>
           </w:p>
         </w:tc>
@@ -14126,7 +13808,7 @@
                 <w:szCs w:val="22"/>
                 <w:rtl w:val="0"/>
               </w:rPr>
-              <w:t xml:space="preserve">0.5</w:t>
+              <w:t xml:space="preserve">1.5</w:t>
             </w:r>
           </w:p>
         </w:tc>
@@ -14150,7 +13832,7 @@
                 <w:szCs w:val="22"/>
                 <w:rtl w:val="0"/>
               </w:rPr>
-              <w:t xml:space="preserve">26/10/2026</w:t>
+              <w:t xml:space="preserve">27/10/2026</w:t>
             </w:r>
           </w:p>
         </w:tc>
@@ -14181,7 +13863,7 @@
                 <w:szCs w:val="22"/>
                 <w:rtl w:val="0"/>
               </w:rPr>
-              <w:t xml:space="preserve">3.2.20</w:t>
+              <w:t xml:space="preserve">3.2.22</w:t>
             </w:r>
           </w:p>
         </w:tc>
@@ -14218,7 +13900,7 @@
                 <w:szCs w:val="22"/>
                 <w:rtl w:val="0"/>
               </w:rPr>
-              <w:t xml:space="preserve">UC-64 Delete Equipment Category</w:t>
+              <w:t xml:space="preserve">UC-66 View Equipment Assets</w:t>
             </w:r>
           </w:p>
         </w:tc>
@@ -14280,7 +13962,7 @@
                 <w:szCs w:val="22"/>
                 <w:rtl w:val="0"/>
               </w:rPr>
-              <w:t xml:space="preserve">26/10/2026</w:t>
+              <w:t xml:space="preserve">27/10/2026</w:t>
             </w:r>
           </w:p>
         </w:tc>
@@ -14311,7 +13993,7 @@
                 <w:szCs w:val="22"/>
                 <w:rtl w:val="0"/>
               </w:rPr>
-              <w:t xml:space="preserve">3.2.21</w:t>
+              <w:t xml:space="preserve">3.2.23</w:t>
             </w:r>
           </w:p>
         </w:tc>
@@ -14348,7 +14030,7 @@
                 <w:szCs w:val="22"/>
                 <w:rtl w:val="0"/>
               </w:rPr>
-              <w:t xml:space="preserve">UC-65 Create Equipment Asset</w:t>
+              <w:t xml:space="preserve">UC-67 Update Equipment Asset</w:t>
             </w:r>
           </w:p>
         </w:tc>
@@ -14386,7 +14068,7 @@
                 <w:szCs w:val="22"/>
                 <w:rtl w:val="0"/>
               </w:rPr>
-              <w:t xml:space="preserve">1.5</w:t>
+              <w:t xml:space="preserve">1.0</w:t>
             </w:r>
           </w:p>
         </w:tc>
@@ -14441,7 +14123,7 @@
                 <w:szCs w:val="22"/>
                 <w:rtl w:val="0"/>
               </w:rPr>
-              <w:t xml:space="preserve">3.2.22</w:t>
+              <w:t xml:space="preserve">3.2.24</w:t>
             </w:r>
           </w:p>
         </w:tc>
@@ -14478,7 +14160,7 @@
                 <w:szCs w:val="22"/>
                 <w:rtl w:val="0"/>
               </w:rPr>
-              <w:t xml:space="preserve">UC-66 View Equipment Assets</w:t>
+              <w:t xml:space="preserve">UC-68 Deactivate Equipment Asset</w:t>
             </w:r>
           </w:p>
         </w:tc>
@@ -14571,7 +14253,7 @@
                 <w:szCs w:val="22"/>
                 <w:rtl w:val="0"/>
               </w:rPr>
-              <w:t xml:space="preserve">3.2.23</w:t>
+              <w:t xml:space="preserve">3.2.25</w:t>
             </w:r>
           </w:p>
         </w:tc>
@@ -14608,7 +14290,7 @@
                 <w:szCs w:val="22"/>
                 <w:rtl w:val="0"/>
               </w:rPr>
-              <w:t xml:space="preserve">UC-67 Update Equipment Asset</w:t>
+              <w:t xml:space="preserve">UC-69 Delete Equipment Asset</w:t>
             </w:r>
           </w:p>
         </w:tc>
@@ -14646,7 +14328,7 @@
                 <w:szCs w:val="22"/>
                 <w:rtl w:val="0"/>
               </w:rPr>
-              <w:t xml:space="preserve">1.0</w:t>
+              <w:t xml:space="preserve">0.5</w:t>
             </w:r>
           </w:p>
         </w:tc>
@@ -14701,7 +14383,7 @@
                 <w:szCs w:val="22"/>
                 <w:rtl w:val="0"/>
               </w:rPr>
-              <w:t xml:space="preserve">3.2.24</w:t>
+              <w:t xml:space="preserve">3.2.26</w:t>
             </w:r>
           </w:p>
         </w:tc>
@@ -14738,7 +14420,7 @@
                 <w:szCs w:val="22"/>
                 <w:rtl w:val="0"/>
               </w:rPr>
-              <w:t xml:space="preserve">UC-68 Deactivate Equipment Asset</w:t>
+              <w:t xml:space="preserve">UC-70 Create Equipment Incident Report</w:t>
             </w:r>
           </w:p>
         </w:tc>
@@ -14776,7 +14458,7 @@
                 <w:szCs w:val="22"/>
                 <w:rtl w:val="0"/>
               </w:rPr>
-              <w:t xml:space="preserve">0.5</w:t>
+              <w:t xml:space="preserve">2.0</w:t>
             </w:r>
           </w:p>
         </w:tc>
@@ -14831,7 +14513,7 @@
                 <w:szCs w:val="22"/>
                 <w:rtl w:val="0"/>
               </w:rPr>
-              <w:t xml:space="preserve">3.2.25</w:t>
+              <w:t xml:space="preserve">3.2.27</w:t>
             </w:r>
           </w:p>
         </w:tc>
@@ -14868,7 +14550,7 @@
                 <w:szCs w:val="22"/>
                 <w:rtl w:val="0"/>
               </w:rPr>
-              <w:t xml:space="preserve">UC-69 Delete Equipment Asset</w:t>
+              <w:t xml:space="preserve">UC-72 View Equipment Incidents</w:t>
             </w:r>
           </w:p>
         </w:tc>
@@ -14930,7 +14612,7 @@
                 <w:szCs w:val="22"/>
                 <w:rtl w:val="0"/>
               </w:rPr>
-              <w:t xml:space="preserve">27/10/2026</w:t>
+              <w:t xml:space="preserve">28/10/2026</w:t>
             </w:r>
           </w:p>
         </w:tc>
@@ -14961,7 +14643,7 @@
                 <w:szCs w:val="22"/>
                 <w:rtl w:val="0"/>
               </w:rPr>
-              <w:t xml:space="preserve">3.3.26</w:t>
+              <w:t xml:space="preserve">3.2.28</w:t>
             </w:r>
           </w:p>
         </w:tc>
@@ -14998,7 +14680,7 @@
                 <w:szCs w:val="22"/>
                 <w:rtl w:val="0"/>
               </w:rPr>
-              <w:t xml:space="preserve">UC-70 Create Equipment Incident Report</w:t>
+              <w:t xml:space="preserve">UC-73 Assess Equipment Incident</w:t>
             </w:r>
           </w:p>
         </w:tc>
@@ -15036,7 +14718,7 @@
                 <w:szCs w:val="22"/>
                 <w:rtl w:val="0"/>
               </w:rPr>
-              <w:t xml:space="preserve">2.0</w:t>
+              <w:t xml:space="preserve">1.5</w:t>
             </w:r>
           </w:p>
         </w:tc>
@@ -15060,7 +14742,7 @@
                 <w:szCs w:val="22"/>
                 <w:rtl w:val="0"/>
               </w:rPr>
-              <w:t xml:space="preserve">27/10/2026</w:t>
+              <w:t xml:space="preserve">28/10/2026</w:t>
             </w:r>
           </w:p>
         </w:tc>
@@ -15091,7 +14773,7 @@
                 <w:szCs w:val="22"/>
                 <w:rtl w:val="0"/>
               </w:rPr>
-              <w:t xml:space="preserve">3.3.27</w:t>
+              <w:t xml:space="preserve">3.2.29</w:t>
             </w:r>
           </w:p>
         </w:tc>
@@ -15128,7 +14810,7 @@
                 <w:szCs w:val="22"/>
                 <w:rtl w:val="0"/>
               </w:rPr>
-              <w:t xml:space="preserve">UC-72 View Equipment Incidents</w:t>
+              <w:t xml:space="preserve">UC-71 Record Repair Outcome</w:t>
             </w:r>
           </w:p>
         </w:tc>
@@ -15166,7 +14848,7 @@
                 <w:szCs w:val="22"/>
                 <w:rtl w:val="0"/>
               </w:rPr>
-              <w:t xml:space="preserve">0.5</w:t>
+              <w:t xml:space="preserve">2.5</w:t>
             </w:r>
           </w:p>
         </w:tc>
@@ -15221,7 +14903,7 @@
                 <w:szCs w:val="22"/>
                 <w:rtl w:val="0"/>
               </w:rPr>
-              <w:t xml:space="preserve">3.3.28</w:t>
+              <w:t xml:space="preserve">3.2.30</w:t>
             </w:r>
           </w:p>
         </w:tc>
@@ -15258,7 +14940,7 @@
                 <w:szCs w:val="22"/>
                 <w:rtl w:val="0"/>
               </w:rPr>
-              <w:t xml:space="preserve">UC-73 Assess Equipment Incident</w:t>
+              <w:t xml:space="preserve">UC-74 Create Equipment Transfer Request</w:t>
             </w:r>
           </w:p>
         </w:tc>
@@ -15296,7 +14978,7 @@
                 <w:szCs w:val="22"/>
                 <w:rtl w:val="0"/>
               </w:rPr>
-              <w:t xml:space="preserve">2.0</w:t>
+              <w:t xml:space="preserve">1.5</w:t>
             </w:r>
           </w:p>
         </w:tc>
@@ -15320,7 +15002,7 @@
                 <w:szCs w:val="22"/>
                 <w:rtl w:val="0"/>
               </w:rPr>
-              <w:t xml:space="preserve">28/10/2026</w:t>
+              <w:t xml:space="preserve">29/10/2026</w:t>
             </w:r>
           </w:p>
         </w:tc>
@@ -15351,7 +15033,7 @@
                 <w:szCs w:val="22"/>
                 <w:rtl w:val="0"/>
               </w:rPr>
-              <w:t xml:space="preserve">3.3.29</w:t>
+              <w:t xml:space="preserve">3.2.31</w:t>
             </w:r>
           </w:p>
         </w:tc>
@@ -15388,7 +15070,7 @@
                 <w:szCs w:val="22"/>
                 <w:rtl w:val="0"/>
               </w:rPr>
-              <w:t xml:space="preserve">UC-71 Record Repair Outcome</w:t>
+              <w:t xml:space="preserve">UC-75 Confirm Equipment Handover</w:t>
             </w:r>
           </w:p>
         </w:tc>
@@ -15426,7 +15108,7 @@
                 <w:szCs w:val="22"/>
                 <w:rtl w:val="0"/>
               </w:rPr>
-              <w:t xml:space="preserve">2.5</w:t>
+              <w:t xml:space="preserve">1.5</w:t>
             </w:r>
           </w:p>
         </w:tc>
@@ -15450,7 +15132,7 @@
                 <w:szCs w:val="22"/>
                 <w:rtl w:val="0"/>
               </w:rPr>
-              <w:t xml:space="preserve">28/10/2026</w:t>
+              <w:t xml:space="preserve">29/10/2026</w:t>
             </w:r>
           </w:p>
         </w:tc>
@@ -15481,7 +15163,7 @@
                 <w:szCs w:val="22"/>
                 <w:rtl w:val="0"/>
               </w:rPr>
-              <w:t xml:space="preserve">3.3.30</w:t>
+              <w:t xml:space="preserve">3.2.32</w:t>
             </w:r>
           </w:p>
         </w:tc>
@@ -15518,7 +15200,7 @@
                 <w:szCs w:val="22"/>
                 <w:rtl w:val="0"/>
               </w:rPr>
-              <w:t xml:space="preserve">UC-74 Create Equipment Transfer Request</w:t>
+              <w:t xml:space="preserve">UC-76 Confirm Equipment Receipt</w:t>
             </w:r>
           </w:p>
         </w:tc>
@@ -15611,7 +15293,7 @@
                 <w:szCs w:val="22"/>
                 <w:rtl w:val="0"/>
               </w:rPr>
-              <w:t xml:space="preserve">3.3.31</w:t>
+              <w:t xml:space="preserve">3.2.33</w:t>
             </w:r>
           </w:p>
         </w:tc>
@@ -15648,7 +15330,7 @@
                 <w:szCs w:val="22"/>
                 <w:rtl w:val="0"/>
               </w:rPr>
-              <w:t xml:space="preserve">UC-75 Confirm Equipment Handover</w:t>
+              <w:t xml:space="preserve">UC-77 Create Staff Record</w:t>
             </w:r>
           </w:p>
         </w:tc>
@@ -15710,7 +15392,7 @@
                 <w:szCs w:val="22"/>
                 <w:rtl w:val="0"/>
               </w:rPr>
-              <w:t xml:space="preserve">29/10/2026</w:t>
+              <w:t xml:space="preserve">30/10/2026</w:t>
             </w:r>
           </w:p>
         </w:tc>
@@ -15741,7 +15423,7 @@
                 <w:szCs w:val="22"/>
                 <w:rtl w:val="0"/>
               </w:rPr>
-              <w:t xml:space="preserve">3.3.32</w:t>
+              <w:t xml:space="preserve">3.2.34</w:t>
             </w:r>
           </w:p>
         </w:tc>
@@ -15778,7 +15460,7 @@
                 <w:szCs w:val="22"/>
                 <w:rtl w:val="0"/>
               </w:rPr>
-              <w:t xml:space="preserve">UC-76 Confirm Equipment Receipt</w:t>
+              <w:t xml:space="preserve">UC-78 View Staff Records</w:t>
             </w:r>
           </w:p>
         </w:tc>
@@ -15816,7 +15498,7 @@
                 <w:szCs w:val="22"/>
                 <w:rtl w:val="0"/>
               </w:rPr>
-              <w:t xml:space="preserve">1.5</w:t>
+              <w:t xml:space="preserve">0.5</w:t>
             </w:r>
           </w:p>
         </w:tc>
@@ -15840,7 +15522,7 @@
                 <w:szCs w:val="22"/>
                 <w:rtl w:val="0"/>
               </w:rPr>
-              <w:t xml:space="preserve">29/10/2026</w:t>
+              <w:t xml:space="preserve">30/10/2026</w:t>
             </w:r>
           </w:p>
         </w:tc>
@@ -15871,7 +15553,7 @@
                 <w:szCs w:val="22"/>
                 <w:rtl w:val="0"/>
               </w:rPr>
-              <w:t xml:space="preserve">3.3.33</w:t>
+              <w:t xml:space="preserve">3.2.35</w:t>
             </w:r>
           </w:p>
         </w:tc>
@@ -15908,7 +15590,7 @@
                 <w:szCs w:val="22"/>
                 <w:rtl w:val="0"/>
               </w:rPr>
-              <w:t xml:space="preserve">UC-77 Create Staff Record</w:t>
+              <w:t xml:space="preserve">UC-79 Update Staff Record</w:t>
             </w:r>
           </w:p>
         </w:tc>
@@ -15946,7 +15628,7 @@
                 <w:szCs w:val="22"/>
                 <w:rtl w:val="0"/>
               </w:rPr>
-              <w:t xml:space="preserve">1.5</w:t>
+              <w:t xml:space="preserve">1.0</w:t>
             </w:r>
           </w:p>
         </w:tc>
@@ -16001,7 +15683,7 @@
                 <w:szCs w:val="22"/>
                 <w:rtl w:val="0"/>
               </w:rPr>
-              <w:t xml:space="preserve">3.3.34</w:t>
+              <w:t xml:space="preserve">3.2.36</w:t>
             </w:r>
           </w:p>
         </w:tc>
@@ -16038,7 +15720,7 @@
                 <w:szCs w:val="22"/>
                 <w:rtl w:val="0"/>
               </w:rPr>
-              <w:t xml:space="preserve">UC-78 View Staff Records</w:t>
+              <w:t xml:space="preserve">UC-80 Deactivate Staff Record</w:t>
             </w:r>
           </w:p>
         </w:tc>
@@ -16131,7 +15813,7 @@
                 <w:szCs w:val="22"/>
                 <w:rtl w:val="0"/>
               </w:rPr>
-              <w:t xml:space="preserve">3.3.35</w:t>
+              <w:t xml:space="preserve">3.2.37</w:t>
             </w:r>
           </w:p>
         </w:tc>
@@ -16168,7 +15850,7 @@
                 <w:szCs w:val="22"/>
                 <w:rtl w:val="0"/>
               </w:rPr>
-              <w:t xml:space="preserve">UC-79 Update Staff Record</w:t>
+              <w:t xml:space="preserve">UC-81 Set Employee Branch</w:t>
             </w:r>
           </w:p>
         </w:tc>
@@ -16261,7 +15943,7 @@
                 <w:szCs w:val="22"/>
                 <w:rtl w:val="0"/>
               </w:rPr>
-              <w:t xml:space="preserve">3.3.36</w:t>
+              <w:t xml:space="preserve">3.2.38</w:t>
             </w:r>
           </w:p>
         </w:tc>
@@ -16298,7 +15980,7 @@
                 <w:szCs w:val="22"/>
                 <w:rtl w:val="0"/>
               </w:rPr>
-              <w:t xml:space="preserve">UC-80 Deactivate Staff Record</w:t>
+              <w:t xml:space="preserve">UC-82 Transfer Employee</w:t>
             </w:r>
           </w:p>
         </w:tc>
@@ -16336,7 +16018,7 @@
                 <w:szCs w:val="22"/>
                 <w:rtl w:val="0"/>
               </w:rPr>
-              <w:t xml:space="preserve">0.5</w:t>
+              <w:t xml:space="preserve">1.5</w:t>
             </w:r>
           </w:p>
         </w:tc>
@@ -16360,7 +16042,7 @@
                 <w:szCs w:val="22"/>
                 <w:rtl w:val="0"/>
               </w:rPr>
-              <w:t xml:space="preserve">30/10/2026</w:t>
+              <w:t xml:space="preserve">31/10/2026</w:t>
             </w:r>
           </w:p>
         </w:tc>
@@ -16391,7 +16073,7 @@
                 <w:szCs w:val="22"/>
                 <w:rtl w:val="0"/>
               </w:rPr>
-              <w:t xml:space="preserve">3.3.37</w:t>
+              <w:t xml:space="preserve">3.2.39</w:t>
             </w:r>
           </w:p>
         </w:tc>
@@ -16428,7 +16110,7 @@
                 <w:szCs w:val="22"/>
                 <w:rtl w:val="0"/>
               </w:rPr>
-              <w:t xml:space="preserve">UC-81 Set Employee Branch</w:t>
+              <w:t xml:space="preserve">UC-85 Set Weekly Shift Availability</w:t>
             </w:r>
           </w:p>
         </w:tc>
@@ -16466,7 +16148,7 @@
                 <w:szCs w:val="22"/>
                 <w:rtl w:val="0"/>
               </w:rPr>
-              <w:t xml:space="preserve">1.0</w:t>
+              <w:t xml:space="preserve">1.5</w:t>
             </w:r>
           </w:p>
         </w:tc>
@@ -16490,7 +16172,7 @@
                 <w:szCs w:val="22"/>
                 <w:rtl w:val="0"/>
               </w:rPr>
-              <w:t xml:space="preserve">30/10/2026</w:t>
+              <w:t xml:space="preserve">31/10/2026</w:t>
             </w:r>
           </w:p>
         </w:tc>
@@ -16521,7 +16203,7 @@
                 <w:szCs w:val="22"/>
                 <w:rtl w:val="0"/>
               </w:rPr>
-              <w:t xml:space="preserve">3.3.38</w:t>
+              <w:t xml:space="preserve">3.2.40</w:t>
             </w:r>
           </w:p>
         </w:tc>
@@ -16558,7 +16240,7 @@
                 <w:szCs w:val="22"/>
                 <w:rtl w:val="0"/>
               </w:rPr>
-              <w:t xml:space="preserve">UC-82 Transfer Employee</w:t>
+              <w:t xml:space="preserve">UC-84 View Shift Schedule</w:t>
             </w:r>
           </w:p>
         </w:tc>
@@ -16596,7 +16278,7 @@
                 <w:szCs w:val="22"/>
                 <w:rtl w:val="0"/>
               </w:rPr>
-              <w:t xml:space="preserve">1.5</w:t>
+              <w:t xml:space="preserve">0.5</w:t>
             </w:r>
           </w:p>
         </w:tc>
@@ -16651,7 +16333,7 @@
                 <w:szCs w:val="22"/>
                 <w:rtl w:val="0"/>
               </w:rPr>
-              <w:t xml:space="preserve">3.3.39</w:t>
+              <w:t xml:space="preserve">3.2.41</w:t>
             </w:r>
           </w:p>
         </w:tc>
@@ -16688,7 +16370,7 @@
                 <w:szCs w:val="22"/>
                 <w:rtl w:val="0"/>
               </w:rPr>
-              <w:t xml:space="preserve">UC-85 Set Weekly Shift Availability</w:t>
+              <w:t xml:space="preserve">UC-83 Register for Shift</w:t>
             </w:r>
           </w:p>
         </w:tc>
@@ -16726,7 +16408,7 @@
                 <w:szCs w:val="22"/>
                 <w:rtl w:val="0"/>
               </w:rPr>
-              <w:t xml:space="preserve">2.0</w:t>
+              <w:t xml:space="preserve">1.5</w:t>
             </w:r>
           </w:p>
         </w:tc>
@@ -16781,7 +16463,7 @@
                 <w:szCs w:val="22"/>
                 <w:rtl w:val="0"/>
               </w:rPr>
-              <w:t xml:space="preserve">3.3.40</w:t>
+              <w:t xml:space="preserve">3.2.42</w:t>
             </w:r>
           </w:p>
         </w:tc>
@@ -16818,7 +16500,7 @@
                 <w:szCs w:val="22"/>
                 <w:rtl w:val="0"/>
               </w:rPr>
-              <w:t xml:space="preserve">UC-84 View Shift Schedule</w:t>
+              <w:t xml:space="preserve">UC-86 Update Shift Schedule</w:t>
             </w:r>
           </w:p>
         </w:tc>
@@ -16856,7 +16538,7 @@
                 <w:szCs w:val="22"/>
                 <w:rtl w:val="0"/>
               </w:rPr>
-              <w:t xml:space="preserve">0.5</w:t>
+              <w:t xml:space="preserve">1.5</w:t>
             </w:r>
           </w:p>
         </w:tc>
@@ -16880,7 +16562,7 @@
                 <w:szCs w:val="22"/>
                 <w:rtl w:val="0"/>
               </w:rPr>
-              <w:t xml:space="preserve">31/10/2026</w:t>
+              <w:t xml:space="preserve">02/11/2026</w:t>
             </w:r>
           </w:p>
         </w:tc>
@@ -16911,7 +16593,7 @@
                 <w:szCs w:val="22"/>
                 <w:rtl w:val="0"/>
               </w:rPr>
-              <w:t xml:space="preserve">3.3.41</w:t>
+              <w:t xml:space="preserve">3.2.43</w:t>
             </w:r>
           </w:p>
         </w:tc>
@@ -16948,7 +16630,7 @@
                 <w:szCs w:val="22"/>
                 <w:rtl w:val="0"/>
               </w:rPr>
-              <w:t xml:space="preserve">UC-83 Register for Shift</w:t>
+              <w:t xml:space="preserve">UC-87 Record Daily Attendance</w:t>
             </w:r>
           </w:p>
         </w:tc>
@@ -16986,7 +16668,7 @@
                 <w:szCs w:val="22"/>
                 <w:rtl w:val="0"/>
               </w:rPr>
-              <w:t xml:space="preserve">1.5</w:t>
+              <w:t xml:space="preserve">2.0</w:t>
             </w:r>
           </w:p>
         </w:tc>
@@ -17010,7 +16692,7 @@
                 <w:szCs w:val="22"/>
                 <w:rtl w:val="0"/>
               </w:rPr>
-              <w:t xml:space="preserve">31/10/2026</w:t>
+              <w:t xml:space="preserve">02/11/2026</w:t>
             </w:r>
           </w:p>
         </w:tc>
@@ -17041,7 +16723,7 @@
                 <w:szCs w:val="22"/>
                 <w:rtl w:val="0"/>
               </w:rPr>
-              <w:t xml:space="preserve">3.3.42</w:t>
+              <w:t xml:space="preserve">3.2.44</w:t>
             </w:r>
           </w:p>
         </w:tc>
@@ -17078,7 +16760,7 @@
                 <w:szCs w:val="22"/>
                 <w:rtl w:val="0"/>
               </w:rPr>
-              <w:t xml:space="preserve">UC-86 Update Shift Schedule</w:t>
+              <w:t xml:space="preserve">UC-88 View Attendance Records</w:t>
             </w:r>
           </w:p>
         </w:tc>
@@ -17101,7 +16783,7 @@
           <w:p>
             <w:pPr>
               <w:spacing w:after="160" w:line="252.00000000000003" w:lineRule="auto"/>
-              <w:ind w:left="180" w:firstLine="0"/>
+              <w:ind w:left="0" w:firstLine="0"/>
               <w:jc w:val="left"/>
               <w:rPr>
                 <w:rFonts w:ascii="Calibri" w:cs="Calibri" w:eastAsia="Calibri" w:hAnsi="Calibri"/>
@@ -17116,7 +16798,7 @@
                 <w:szCs w:val="22"/>
                 <w:rtl w:val="0"/>
               </w:rPr>
-              <w:t xml:space="preserve">1.5</w:t>
+              <w:t xml:space="preserve">   0.5</w:t>
             </w:r>
           </w:p>
         </w:tc>
@@ -17171,7 +16853,7 @@
                 <w:szCs w:val="22"/>
                 <w:rtl w:val="0"/>
               </w:rPr>
-              <w:t xml:space="preserve">3.3.43</w:t>
+              <w:t xml:space="preserve">3.2.45</w:t>
             </w:r>
           </w:p>
         </w:tc>
@@ -17208,7 +16890,7 @@
                 <w:szCs w:val="22"/>
                 <w:rtl w:val="0"/>
               </w:rPr>
-              <w:t xml:space="preserve">UC-87 Record Daily Attendance</w:t>
+              <w:t xml:space="preserve">UC-89 Close Monthly Attendance Sheet</w:t>
             </w:r>
           </w:p>
         </w:tc>
@@ -17246,7 +16928,7 @@
                 <w:szCs w:val="22"/>
                 <w:rtl w:val="0"/>
               </w:rPr>
-              <w:t xml:space="preserve">2.0</w:t>
+              <w:t xml:space="preserve">1.0</w:t>
             </w:r>
           </w:p>
         </w:tc>
@@ -17301,7 +16983,7 @@
                 <w:szCs w:val="22"/>
                 <w:rtl w:val="0"/>
               </w:rPr>
-              <w:t xml:space="preserve">3.3.44</w:t>
+              <w:t xml:space="preserve">3.2.46</w:t>
             </w:r>
           </w:p>
         </w:tc>
@@ -17338,7 +17020,7 @@
                 <w:szCs w:val="22"/>
                 <w:rtl w:val="0"/>
               </w:rPr>
-              <w:t xml:space="preserve">UC-88 View Attendance Records</w:t>
+              <w:t xml:space="preserve">UC-90 View Personal Work Records</w:t>
             </w:r>
           </w:p>
         </w:tc>
@@ -17361,7 +17043,7 @@
           <w:p>
             <w:pPr>
               <w:spacing w:after="160" w:line="252.00000000000003" w:lineRule="auto"/>
-              <w:ind w:left="0" w:firstLine="0"/>
+              <w:ind w:left="180" w:firstLine="0"/>
               <w:jc w:val="left"/>
               <w:rPr>
                 <w:rFonts w:ascii="Calibri" w:cs="Calibri" w:eastAsia="Calibri" w:hAnsi="Calibri"/>
@@ -17376,7 +17058,7 @@
                 <w:szCs w:val="22"/>
                 <w:rtl w:val="0"/>
               </w:rPr>
-              <w:t xml:space="preserve">   0.5</w:t>
+              <w:t xml:space="preserve">0.5</w:t>
             </w:r>
           </w:p>
         </w:tc>
@@ -17431,7 +17113,7 @@
                 <w:szCs w:val="22"/>
                 <w:rtl w:val="0"/>
               </w:rPr>
-              <w:t xml:space="preserve">3.3.45</w:t>
+              <w:t xml:space="preserve">3.2.47</w:t>
             </w:r>
           </w:p>
         </w:tc>
@@ -17468,7 +17150,7 @@
                 <w:szCs w:val="22"/>
                 <w:rtl w:val="0"/>
               </w:rPr>
-              <w:t xml:space="preserve">UC-89 Close Monthly Attendance Sheet</w:t>
+              <w:t xml:space="preserve">UC-126 Update Order Service Status </w:t>
             </w:r>
           </w:p>
         </w:tc>
@@ -17492,21 +17174,20 @@
             <w:pPr>
               <w:spacing w:after="160" w:line="252.00000000000003" w:lineRule="auto"/>
               <w:ind w:left="180" w:firstLine="0"/>
-              <w:jc w:val="left"/>
-              <w:rPr>
-                <w:rFonts w:ascii="Calibri" w:cs="Calibri" w:eastAsia="Calibri" w:hAnsi="Calibri"/>
-                <w:sz w:val="22"/>
-                <w:szCs w:val="22"/>
-              </w:rPr>
-            </w:pPr>
-            <w:r>
-              <w:rPr>
-                <w:rFonts w:ascii="Calibri" w:cs="Calibri" w:eastAsia="Calibri" w:hAnsi="Calibri"/>
-                <w:sz w:val="22"/>
-                <w:szCs w:val="22"/>
-                <w:rtl w:val="0"/>
-              </w:rPr>
-              <w:t xml:space="preserve">1.0</w:t>
+              <w:rPr>
+                <w:rFonts w:ascii="Calibri" w:cs="Calibri" w:eastAsia="Calibri" w:hAnsi="Calibri"/>
+                <w:sz w:val="22"/>
+                <w:szCs w:val="22"/>
+              </w:rPr>
+            </w:pPr>
+            <w:r>
+              <w:rPr>
+                <w:rFonts w:ascii="Calibri" w:cs="Calibri" w:eastAsia="Calibri" w:hAnsi="Calibri"/>
+                <w:sz w:val="22"/>
+                <w:szCs w:val="22"/>
+                <w:rtl w:val="0"/>
+              </w:rPr>
+              <w:t xml:space="preserve">0.5</w:t>
             </w:r>
           </w:p>
         </w:tc>
@@ -17561,7 +17242,7 @@
                 <w:szCs w:val="22"/>
                 <w:rtl w:val="0"/>
               </w:rPr>
-              <w:t xml:space="preserve">3.3.46</w:t>
+              <w:t xml:space="preserve">3.2.48</w:t>
             </w:r>
           </w:p>
         </w:tc>
@@ -17598,7 +17279,7 @@
                 <w:szCs w:val="22"/>
                 <w:rtl w:val="0"/>
               </w:rPr>
-              <w:t xml:space="preserve">UC-90 View Personal Work Records</w:t>
+              <w:t xml:space="preserve">UC-127 Update Tax Invoice Request Status</w:t>
             </w:r>
           </w:p>
         </w:tc>
@@ -17622,7 +17303,6 @@
             <w:pPr>
               <w:spacing w:after="160" w:line="252.00000000000003" w:lineRule="auto"/>
               <w:ind w:left="180" w:firstLine="0"/>
-              <w:jc w:val="left"/>
               <w:rPr>
                 <w:rFonts w:ascii="Calibri" w:cs="Calibri" w:eastAsia="Calibri" w:hAnsi="Calibri"/>
                 <w:sz w:val="22"/>
@@ -17725,7 +17405,7 @@
                 <w:szCs w:val="22"/>
                 <w:rtl w:val="0"/>
               </w:rPr>
-              <w:t xml:space="preserve"> Workforce Management + Business Performance Management (24 UCs) + SDS + Testing + User Guide + Software Release (</w:t>
+              <w:t xml:space="preserve"> Workforce Management + Business Performance Management (35 UCs) + SDS + Testing + User Guide + Software Release (</w:t>
             </w:r>
             <w:r>
               <w:rPr>
@@ -23273,7 +22953,6 @@
             <w:pPr>
               <w:spacing w:after="0" w:line="240" w:lineRule="auto"/>
               <w:rPr>
-                <w:rFonts w:ascii="Calibri" w:cs="Calibri" w:eastAsia="Calibri" w:hAnsi="Calibri"/>
                 <w:b w:val="1"/>
                 <w:bCs w:val="1"/>
                 <w:sz w:val="20"/>
@@ -23282,7 +22961,6 @@
             </w:pPr>
             <w:r>
               <w:rPr>
-                <w:rFonts w:ascii="Calibri" w:cs="Calibri" w:eastAsia="Calibri" w:hAnsi="Calibri"/>
                 <w:b w:val="1"/>
                 <w:bCs w:val="1"/>
                 <w:sz w:val="20"/>
@@ -23308,7 +22986,6 @@
             <w:pPr>
               <w:spacing w:after="0" w:line="240" w:lineRule="auto"/>
               <w:rPr>
-                <w:rFonts w:ascii="Calibri" w:cs="Calibri" w:eastAsia="Calibri" w:hAnsi="Calibri"/>
                 <w:b w:val="1"/>
                 <w:bCs w:val="1"/>
                 <w:sz w:val="20"/>
@@ -23317,7 +22994,6 @@
             </w:pPr>
             <w:r>
               <w:rPr>
-                <w:rFonts w:ascii="Calibri" w:cs="Calibri" w:eastAsia="Calibri" w:hAnsi="Calibri"/>
                 <w:b w:val="1"/>
                 <w:bCs w:val="1"/>
                 <w:sz w:val="20"/>
@@ -23350,7 +23026,6 @@
             <w:pPr>
               <w:spacing w:after="0" w:line="240" w:lineRule="auto"/>
               <w:rPr>
-                <w:rFonts w:ascii="Calibri" w:cs="Calibri" w:eastAsia="Calibri" w:hAnsi="Calibri"/>
                 <w:color w:val="1a1a1a"/>
                 <w:sz w:val="20"/>
                 <w:szCs w:val="20"/>
@@ -23358,7 +23033,6 @@
             </w:pPr>
             <w:r>
               <w:rPr>
-                <w:rFonts w:ascii="Calibri" w:cs="Calibri" w:eastAsia="Calibri" w:hAnsi="Calibri"/>
                 <w:color w:val="1a1a1a"/>
                 <w:sz w:val="20"/>
                 <w:szCs w:val="20"/>
@@ -23421,7 +23095,6 @@
             <w:pPr>
               <w:spacing w:after="0" w:line="240" w:lineRule="auto"/>
               <w:rPr>
-                <w:rFonts w:ascii="Calibri" w:cs="Calibri" w:eastAsia="Calibri" w:hAnsi="Calibri"/>
                 <w:color w:val="1a1a1a"/>
                 <w:sz w:val="20"/>
                 <w:szCs w:val="20"/>
@@ -23429,7 +23102,6 @@
             </w:pPr>
             <w:r>
               <w:rPr>
-                <w:rFonts w:ascii="Calibri" w:cs="Calibri" w:eastAsia="Calibri" w:hAnsi="Calibri"/>
                 <w:color w:val="1a1a1a"/>
                 <w:sz w:val="20"/>
                 <w:szCs w:val="20"/>
@@ -23492,7 +23164,6 @@
             <w:pPr>
               <w:spacing w:after="0" w:line="240" w:lineRule="auto"/>
               <w:rPr>
-                <w:rFonts w:ascii="Calibri" w:cs="Calibri" w:eastAsia="Calibri" w:hAnsi="Calibri"/>
                 <w:color w:val="1a1a1a"/>
                 <w:sz w:val="20"/>
                 <w:szCs w:val="20"/>
@@ -23500,7 +23171,6 @@
             </w:pPr>
             <w:r>
               <w:rPr>
-                <w:rFonts w:ascii="Calibri" w:cs="Calibri" w:eastAsia="Calibri" w:hAnsi="Calibri"/>
                 <w:color w:val="1a1a1a"/>
                 <w:sz w:val="20"/>
                 <w:szCs w:val="20"/>
@@ -23563,7 +23233,6 @@
             <w:pPr>
               <w:spacing w:after="0" w:line="240" w:lineRule="auto"/>
               <w:rPr>
-                <w:rFonts w:ascii="Calibri" w:cs="Calibri" w:eastAsia="Calibri" w:hAnsi="Calibri"/>
                 <w:color w:val="1a1a1a"/>
                 <w:sz w:val="20"/>
                 <w:szCs w:val="20"/>
@@ -23571,7 +23240,6 @@
             </w:pPr>
             <w:r>
               <w:rPr>
-                <w:rFonts w:ascii="Calibri" w:cs="Calibri" w:eastAsia="Calibri" w:hAnsi="Calibri"/>
                 <w:color w:val="1a1a1a"/>
                 <w:sz w:val="20"/>
                 <w:szCs w:val="20"/>
@@ -23634,7 +23302,6 @@
             <w:pPr>
               <w:spacing w:after="0" w:line="240" w:lineRule="auto"/>
               <w:rPr>
-                <w:rFonts w:ascii="Calibri" w:cs="Calibri" w:eastAsia="Calibri" w:hAnsi="Calibri"/>
                 <w:color w:val="1a1a1a"/>
                 <w:sz w:val="20"/>
                 <w:szCs w:val="20"/>
@@ -23642,51 +23309,12 @@
             </w:pPr>
             <w:r>
               <w:rPr>
-                <w:rFonts w:ascii="Calibri" w:cs="Calibri" w:eastAsia="Calibri" w:hAnsi="Calibri"/>
                 <w:color w:val="1a1a1a"/>
                 <w:sz w:val="20"/>
                 <w:szCs w:val="20"/>
                 <w:rtl w:val="0"/>
               </w:rPr>
-              <w:t xml:space="preserve">Buffer (meetings, reviews, </w:t>
-            </w:r>
-            <w:r>
-              <w:rPr>
-                <w:color w:val="1a1a1a"/>
-                <w:sz w:val="20"/>
-                <w:szCs w:val="20"/>
-                <w:rtl w:val="0"/>
-              </w:rPr>
-              <w:t xml:space="preserve">unplanned, </w:t>
-            </w:r>
-            <w:r>
-              <w:rPr>
-                <w:rFonts w:ascii="Calibri" w:cs="Calibri" w:eastAsia="Calibri" w:hAnsi="Calibri"/>
-                <w:color w:val="1a1a1a"/>
-                <w:sz w:val="20"/>
-                <w:szCs w:val="20"/>
-                <w:rtl w:val="0"/>
-              </w:rPr>
-              <w:t xml:space="preserve"> </w:t>
-            </w:r>
-            <w:r>
-              <w:rPr>
-                <w:color w:val="1a1a1a"/>
-                <w:sz w:val="20"/>
-                <w:szCs w:val="20"/>
-                <w:rtl w:val="0"/>
-              </w:rPr>
-              <w:t xml:space="preserve">weekends</w:t>
-            </w:r>
-            <w:r>
-              <w:rPr>
-                <w:rFonts w:ascii="Calibri" w:cs="Calibri" w:eastAsia="Calibri" w:hAnsi="Calibri"/>
-                <w:color w:val="1a1a1a"/>
-                <w:sz w:val="20"/>
-                <w:szCs w:val="20"/>
-                <w:rtl w:val="0"/>
-              </w:rPr>
-              <w:t xml:space="preserve">)</w:t>
+              <w:t xml:space="preserve">Buffer (meetings, reviews, unplanned,  weekends)</w:t>
             </w:r>
           </w:p>
         </w:tc>
@@ -23743,7 +23371,6 @@
             <w:pPr>
               <w:spacing w:after="0" w:line="240" w:lineRule="auto"/>
               <w:rPr>
-                <w:rFonts w:ascii="Calibri" w:cs="Calibri" w:eastAsia="Calibri" w:hAnsi="Calibri"/>
                 <w:color w:val="1a1a1a"/>
                 <w:sz w:val="20"/>
                 <w:szCs w:val="20"/>
@@ -23751,7 +23378,6 @@
             </w:pPr>
             <w:r>
               <w:rPr>
-                <w:rFonts w:ascii="Calibri" w:cs="Calibri" w:eastAsia="Calibri" w:hAnsi="Calibri"/>
                 <w:color w:val="1a1a1a"/>
                 <w:sz w:val="20"/>
                 <w:szCs w:val="20"/>
@@ -23859,12 +23485,14 @@
               <w:ind w:left="107" w:firstLine="0"/>
               <w:jc w:val="center"/>
               <w:rPr>
+                <w:rFonts w:ascii="Calibri" w:cs="Calibri" w:eastAsia="Calibri" w:hAnsi="Calibri"/>
                 <w:b w:val="1"/>
                 <w:bCs w:val="1"/>
               </w:rPr>
             </w:pPr>
             <w:r>
               <w:rPr>
+                <w:rFonts w:ascii="Calibri" w:cs="Calibri" w:eastAsia="Calibri" w:hAnsi="Calibri"/>
                 <w:b w:val="1"/>
                 <w:bCs w:val="1"/>
                 <w:rtl w:val="0"/>
@@ -23911,6 +23539,7 @@
               <w:spacing w:line="254" w:lineRule="auto"/>
               <w:ind w:firstLine="9"/>
               <w:rPr>
+                <w:rFonts w:ascii="Calibri" w:cs="Calibri" w:eastAsia="Calibri" w:hAnsi="Calibri"/>
                 <w:b w:val="1"/>
                 <w:bCs w:val="1"/>
               </w:rPr>
@@ -24166,7 +23795,7 @@
                 <w:szCs w:val="22"/>
                 <w:rtl w:val="0"/>
               </w:rPr>
-              <w:t xml:space="preserve"> Based on Cost &amp; Time Estimation </w:t>
+              <w:t xml:space="preserve">Based on Cost &amp; Time Estimation </w:t>
             </w:r>
           </w:p>
         </w:tc>
@@ -28032,12 +27661,12 @@
           <wp:inline distB="114300" distT="114300" distL="114300" distR="114300">
             <wp:extent cx="5746440" cy="2387600"/>
             <wp:effectExtent b="0" l="0" r="0" t="0"/>
-            <wp:docPr id="10" name="image2.png"/>
+            <wp:docPr id="10" name="image1.png"/>
             <a:graphic>
               <a:graphicData uri="http://schemas.openxmlformats.org/drawingml/2006/picture">
                 <pic:pic>
                   <pic:nvPicPr>
-                    <pic:cNvPr id="0" name="image2.png"/>
+                    <pic:cNvPr id="0" name="image1.png"/>
                     <pic:cNvPicPr preferRelativeResize="0"/>
                   </pic:nvPicPr>
                   <pic:blipFill>
@@ -28136,7 +27765,7 @@
           <w:p>
             <w:pPr>
               <w:rPr>
-                <w:rFonts w:ascii="Arial" w:cs="Arial" w:eastAsia="Arial" w:hAnsi="Arial"/>
+                <w:rFonts w:ascii="Calibri" w:cs="Calibri" w:eastAsia="Calibri" w:hAnsi="Calibri"/>
                 <w:b w:val="1"/>
                 <w:bCs w:val="1"/>
                 <w:sz w:val="22"/>
@@ -28145,7 +27774,7 @@
             </w:pPr>
             <w:r>
               <w:rPr>
-                <w:rFonts w:ascii="Arial" w:cs="Arial" w:eastAsia="Arial" w:hAnsi="Arial"/>
+                <w:rFonts w:ascii="Calibri" w:cs="Calibri" w:eastAsia="Calibri" w:hAnsi="Calibri"/>
                 <w:b w:val="1"/>
                 <w:bCs w:val="1"/>
                 <w:sz w:val="22"/>
